--- a/docs/курс.docx
+++ b/docs/курс.docx
@@ -988,7 +988,7 @@
           </mc:Choice>
           <mc:Fallback>
             <w:pict>
-              <v:shape w14:anchorId="570F3FA8" id="Graphic 1" o:spid="_x0000_s1026" style="position:absolute;margin-left:365.85pt;margin-top:19.45pt;width:102pt;height:.1pt;z-index:-15728640;visibility:visible;mso-wrap-style:square;mso-wrap-distance-left:0;mso-wrap-distance-top:0;mso-wrap-distance-right:0;mso-wrap-distance-bottom:0;mso-position-horizontal:absolute;mso-position-horizontal-relative:page;mso-position-vertical:absolute;mso-position-vertical-relative:text;v-text-anchor:top" coordsize="1295400,1270" o:gfxdata="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" path="m,l1295400,e" filled="f" strokeweight=".17183mm">
+              <v:shape w14:anchorId="51838D5B" id="Graphic 1" o:spid="_x0000_s1026" style="position:absolute;margin-left:365.85pt;margin-top:19.45pt;width:102pt;height:.1pt;z-index:-15728640;visibility:visible;mso-wrap-style:square;mso-wrap-distance-left:0;mso-wrap-distance-top:0;mso-wrap-distance-right:0;mso-wrap-distance-bottom:0;mso-position-horizontal:absolute;mso-position-horizontal-relative:page;mso-position-vertical:absolute;mso-position-vertical-relative:text;v-text-anchor:top" coordsize="1295400,1270" o:gfxdata="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" path="m,l1295400,e" filled="f" strokeweight=".17183mm">
                 <v:path arrowok="t"/>
                 <w10:wrap type="topAndBottom" anchorx="page"/>
               </v:shape>
@@ -4232,7 +4232,6 @@
           <w:docPartUnique/>
         </w:docPartObj>
       </w:sdtPr>
-      <w:sdtEndPr/>
       <w:sdtContent>
         <w:p>
           <w:pPr>
@@ -7450,18 +7449,8 @@
           <w:spacing w:val="-5"/>
           <w:sz w:val="26"/>
         </w:rPr>
-        <w:t>№18</w:t>
-      </w:r>
-    </w:p>
-    <w:p>
-      <w:pPr>
-        <w:pStyle w:val="a3"/>
-        <w:spacing w:before="7"/>
-        <w:ind w:left="557" w:firstLine="720"/>
-        <w:rPr>
-          <w:sz w:val="6"/>
-        </w:rPr>
-      </w:pPr>
+        <w:t>№30</w:t>
+      </w:r>
     </w:p>
     <w:tbl>
       <w:tblPr>
@@ -7628,7 +7617,7 @@
           </w:tcPr>
           <w:p>
             <w:r>
-              <w:t>Не предусмотрено</w:t>
+              <w:t>Зуммер</w:t>
             </w:r>
           </w:p>
         </w:tc>
@@ -7792,7 +7781,6 @@
         </w:tabs>
         <w:spacing w:line="360" w:lineRule="auto"/>
         <w:ind w:right="715"/>
-        <w:jc w:val="both"/>
         <w:rPr>
           <w:sz w:val="28"/>
         </w:rPr>
@@ -7817,7 +7805,6 @@
         </w:tabs>
         <w:spacing w:before="1" w:line="360" w:lineRule="auto"/>
         <w:ind w:right="710"/>
-        <w:jc w:val="both"/>
         <w:rPr>
           <w:sz w:val="28"/>
         </w:rPr>
@@ -7842,7 +7829,6 @@
         </w:tabs>
         <w:spacing w:line="360" w:lineRule="auto"/>
         <w:ind w:right="713"/>
-        <w:jc w:val="both"/>
         <w:rPr>
           <w:sz w:val="28"/>
         </w:rPr>
@@ -7851,19 +7837,7 @@
         <w:rPr>
           <w:sz w:val="28"/>
         </w:rPr>
-        <w:t>выдавать три контрольных запроса: десять последних показаний; минимум, среднее и максимум по каждому датчику; список всех</w:t>
-      </w:r>
-      <w:r>
-        <w:rPr>
-          <w:sz w:val="28"/>
-        </w:rPr>
-        <w:t xml:space="preserve"> </w:t>
-      </w:r>
-      <w:r>
-        <w:rPr>
-          <w:sz w:val="28"/>
-        </w:rPr>
-        <w:t>событий.</w:t>
+        <w:t>выдавать три контрольных запроса: десять последних показаний; минимум, среднее и максимум по каждому датчику; список всех событий.</w:t>
       </w:r>
     </w:p>
     <w:p>
@@ -8035,10 +8009,7 @@
         <w:jc w:val="both"/>
       </w:pPr>
       <w:r>
-        <w:t xml:space="preserve">Система состоит из трёх датчиков, микроконтроллера Arduino Uno, исполнительного устройства и программной цепочки обработки данных (рисунок 1). </w:t>
-      </w:r>
-      <w:r>
-        <w:t>Датчики подключены к входам платы; плата управляет зуммером и светодиодом-индикатором и передаёт по последовательному порту (UART) текстовые строки. Строки сохраняются в журнале data/log.txt, откуда Node-RED загружает их в базу данных SQLite.</w:t>
+        <w:t>Система состоит из трёх датчиков, микроконтроллера Arduino Uno, исполнительного устройства и программной цепочки обработки данных (рисунок 1). Датчики подключены к входам платы; плата управляет исполнительное устройство не преду%отреноом и светодиодом-индикатором и передаёт по последовательному порту (UART) текстовые строки. Строки сохраняются в журнале data/log.txt, откуда Node-RED загружает их в базу данных SQLite.</w:t>
       </w:r>
     </w:p>
     <w:p>
@@ -8050,7 +8021,6 @@
           <w:sz w:val="20"/>
         </w:rPr>
       </w:pPr>
-      <w:bookmarkStart w:id="4" w:name="_GoBack"/>
       <w:r>
         <w:rPr>
           <w:noProof/>
@@ -8093,7 +8063,6 @@
           </wp:inline>
         </w:drawing>
       </w:r>
-      <w:bookmarkEnd w:id="4"/>
     </w:p>
     <w:p>
       <w:pPr>
@@ -8288,8 +8257,8 @@
         <w:ind w:left="4273" w:hanging="488"/>
         <w:jc w:val="both"/>
       </w:pPr>
-      <w:bookmarkStart w:id="5" w:name="_bookmark4"/>
-      <w:bookmarkEnd w:id="5"/>
+      <w:bookmarkStart w:id="4" w:name="_bookmark4"/>
+      <w:bookmarkEnd w:id="4"/>
       <w:r>
         <w:t>Алгоритм</w:t>
       </w:r>
@@ -8345,41 +8314,32 @@
       <w:pPr>
         <w:pStyle w:val="a3"/>
         <w:spacing w:before="2"/>
+        <w:jc w:val="center"/>
         <w:rPr>
           <w:sz w:val="18"/>
         </w:rPr>
       </w:pPr>
       <w:r>
         <w:rPr>
-          <w:noProof/>
           <w:sz w:val="18"/>
-          <w:lang w:eastAsia="ru-RU"/>
         </w:rPr>
         <w:drawing>
-          <wp:anchor distT="0" distB="0" distL="0" distR="0" simplePos="0" relativeHeight="487589376" behindDoc="1" locked="0" layoutInCell="1" allowOverlap="1">
-            <wp:simplePos x="0" y="0"/>
-            <wp:positionH relativeFrom="page">
-              <wp:posOffset>2296347</wp:posOffset>
-            </wp:positionH>
-            <wp:positionV relativeFrom="paragraph">
-              <wp:posOffset>148400</wp:posOffset>
-            </wp:positionV>
-            <wp:extent cx="3562304" cy="5445252"/>
+          <wp:inline distT="0" distB="0" distL="0" distR="0" wp14:anchorId="3A0812AC" wp14:editId="23AA700E">
+            <wp:extent cx="3965945" cy="6048068"/>
             <wp:effectExtent l="0" t="0" r="0" b="0"/>
-            <wp:wrapTopAndBottom/>
-            <wp:docPr id="5" name="Image 5" descr="algo.png  algo.png"/>
+            <wp:docPr id="4" name="Рисунок 4"/>
             <wp:cNvGraphicFramePr>
-              <a:graphicFrameLocks xmlns:a="http://schemas.openxmlformats.org/drawingml/2006/main"/>
+              <a:graphicFrameLocks xmlns:a="http://schemas.openxmlformats.org/drawingml/2006/main" noChangeAspect="1"/>
             </wp:cNvGraphicFramePr>
             <a:graphic xmlns:a="http://schemas.openxmlformats.org/drawingml/2006/main">
               <a:graphicData uri="http://schemas.openxmlformats.org/drawingml/2006/picture">
                 <pic:pic xmlns:pic="http://schemas.openxmlformats.org/drawingml/2006/picture">
                   <pic:nvPicPr>
-                    <pic:cNvPr id="5" name="Image 5" descr="algo.png  algo.png"/>
+                    <pic:cNvPr id="1" name=""/>
                     <pic:cNvPicPr/>
                   </pic:nvPicPr>
                   <pic:blipFill>
-                    <a:blip r:embed="rId11" cstate="print"/>
+                    <a:blip r:embed="rId11"/>
                     <a:stretch>
                       <a:fillRect/>
                     </a:stretch>
@@ -8387,7 +8347,7 @@
                   <pic:spPr>
                     <a:xfrm>
                       <a:off x="0" y="0"/>
-                      <a:ext cx="3562304" cy="5445252"/>
+                      <a:ext cx="3986387" cy="6079242"/>
                     </a:xfrm>
                     <a:prstGeom prst="rect">
                       <a:avLst/>
@@ -8396,7 +8356,7 @@
                 </pic:pic>
               </a:graphicData>
             </a:graphic>
-          </wp:anchor>
+          </wp:inline>
         </w:drawing>
       </w:r>
     </w:p>
@@ -8526,8 +8486,8 @@
         <w:ind w:left="4471" w:hanging="491"/>
         <w:jc w:val="both"/>
       </w:pPr>
-      <w:bookmarkStart w:id="6" w:name="_bookmark5"/>
-      <w:bookmarkEnd w:id="6"/>
+      <w:bookmarkStart w:id="5" w:name="_bookmark5"/>
+      <w:bookmarkEnd w:id="5"/>
       <w:r>
         <w:lastRenderedPageBreak/>
         <w:t>Протокол</w:t>
@@ -8979,8 +8939,8 @@
         <w:ind w:left="4194" w:hanging="279"/>
         <w:jc w:val="left"/>
       </w:pPr>
-      <w:bookmarkStart w:id="7" w:name="_bookmark6"/>
-      <w:bookmarkEnd w:id="7"/>
+      <w:bookmarkStart w:id="6" w:name="_bookmark6"/>
+      <w:bookmarkEnd w:id="6"/>
       <w:r>
         <w:lastRenderedPageBreak/>
         <w:t>Разработка</w:t>
@@ -9021,8 +8981,8 @@
         <w:ind w:left="3907" w:hanging="491"/>
         <w:jc w:val="both"/>
       </w:pPr>
-      <w:bookmarkStart w:id="8" w:name="_bookmark7"/>
-      <w:bookmarkEnd w:id="8"/>
+      <w:bookmarkStart w:id="7" w:name="_bookmark7"/>
+      <w:bookmarkEnd w:id="7"/>
       <w:r>
         <w:t>Выбор</w:t>
       </w:r>
@@ -9637,8 +9597,8 @@
         <w:ind w:left="3596" w:hanging="488"/>
         <w:jc w:val="both"/>
       </w:pPr>
-      <w:bookmarkStart w:id="9" w:name="_bookmark8"/>
-      <w:bookmarkEnd w:id="9"/>
+      <w:bookmarkStart w:id="8" w:name="_bookmark8"/>
+      <w:bookmarkEnd w:id="8"/>
       <w:r>
         <w:t>Расчёт</w:t>
       </w:r>
@@ -10170,10 +10130,7 @@
           </w:tcPr>
           <w:p>
             <w:r>
-              <w:t xml:space="preserve">оценка, </w:t>
-            </w:r>
-            <w:r>
-              <w:t>зависит от MQ-2</w:t>
+              <w:t>оценка, зависит от MQ-2</w:t>
             </w:r>
           </w:p>
         </w:tc>
@@ -10422,8 +10379,8 @@
         <w:ind w:left="3957" w:hanging="491"/>
         <w:jc w:val="both"/>
       </w:pPr>
-      <w:bookmarkStart w:id="10" w:name="_bookmark9"/>
-      <w:bookmarkEnd w:id="10"/>
+      <w:bookmarkStart w:id="9" w:name="_bookmark9"/>
+      <w:bookmarkEnd w:id="9"/>
       <w:r>
         <w:lastRenderedPageBreak/>
         <w:t>Принципиальная</w:t>
@@ -10606,8 +10563,8 @@
         <w:ind w:left="5138" w:hanging="491"/>
         <w:jc w:val="both"/>
       </w:pPr>
-      <w:bookmarkStart w:id="11" w:name="_bookmark10"/>
-      <w:bookmarkEnd w:id="11"/>
+      <w:bookmarkStart w:id="10" w:name="_bookmark10"/>
+      <w:bookmarkEnd w:id="10"/>
       <w:r>
         <w:t>Модель</w:t>
       </w:r>
@@ -10674,8 +10631,8 @@
         <w:ind w:left="4674" w:hanging="279"/>
         <w:jc w:val="left"/>
       </w:pPr>
-      <w:bookmarkStart w:id="12" w:name="_bookmark11"/>
-      <w:bookmarkEnd w:id="12"/>
+      <w:bookmarkStart w:id="11" w:name="_bookmark11"/>
+      <w:bookmarkEnd w:id="11"/>
       <w:r>
         <w:lastRenderedPageBreak/>
         <w:t>Разработка</w:t>
@@ -10969,10 +10926,7 @@
           </w:tcPr>
           <w:p>
             <w:r>
-              <w:t xml:space="preserve">чтение </w:t>
-            </w:r>
-            <w:r>
-              <w:t>MQ-2 через analogRead(A0), преобразование в условный процент 0–100%</w:t>
+              <w:t>чтение MQ-2 через analogRead(A0), преобразование в условный процент 0–100%</w:t>
             </w:r>
           </w:p>
         </w:tc>
@@ -11047,10 +11001,7 @@
           </w:tcPr>
           <w:p>
             <w:r>
-              <w:t>включение и выключение</w:t>
-            </w:r>
-            <w:r>
-              <w:t xml:space="preserve"> зелёного светодиода</w:t>
+              <w:t>включение и выключение зелёного светодиода</w:t>
             </w:r>
           </w:p>
         </w:tc>
@@ -11203,8 +11154,8 @@
         <w:ind w:left="4170" w:hanging="279"/>
         <w:jc w:val="left"/>
       </w:pPr>
-      <w:bookmarkStart w:id="13" w:name="_bookmark12"/>
-      <w:bookmarkEnd w:id="13"/>
+      <w:bookmarkStart w:id="12" w:name="_bookmark12"/>
+      <w:bookmarkEnd w:id="12"/>
       <w:r>
         <w:lastRenderedPageBreak/>
         <w:t>Проектирование</w:t>
@@ -11245,8 +11196,8 @@
         <w:ind w:left="5195" w:hanging="491"/>
         <w:jc w:val="both"/>
       </w:pPr>
-      <w:bookmarkStart w:id="14" w:name="_bookmark13"/>
-      <w:bookmarkEnd w:id="14"/>
+      <w:bookmarkStart w:id="13" w:name="_bookmark13"/>
+      <w:bookmarkEnd w:id="13"/>
       <w:r>
         <w:t>Модель</w:t>
       </w:r>
@@ -11777,8 +11728,8 @@
         <w:ind w:left="5092" w:hanging="491"/>
         <w:jc w:val="both"/>
       </w:pPr>
-      <w:bookmarkStart w:id="15" w:name="_bookmark14"/>
-      <w:bookmarkEnd w:id="15"/>
+      <w:bookmarkStart w:id="14" w:name="_bookmark14"/>
+      <w:bookmarkEnd w:id="14"/>
       <w:r>
         <w:t>Описание</w:t>
       </w:r>
@@ -13600,8 +13551,8 @@
         <w:ind w:left="4766" w:hanging="491"/>
         <w:jc w:val="both"/>
       </w:pPr>
-      <w:bookmarkStart w:id="16" w:name="_bookmark15"/>
-      <w:bookmarkEnd w:id="16"/>
+      <w:bookmarkStart w:id="15" w:name="_bookmark15"/>
+      <w:bookmarkEnd w:id="15"/>
       <w:r>
         <w:t>Контрольные</w:t>
       </w:r>
@@ -13834,8 +13785,8 @@
         <w:ind w:left="3464" w:hanging="279"/>
         <w:jc w:val="left"/>
       </w:pPr>
-      <w:bookmarkStart w:id="17" w:name="_bookmark16"/>
-      <w:bookmarkEnd w:id="17"/>
+      <w:bookmarkStart w:id="16" w:name="_bookmark16"/>
+      <w:bookmarkEnd w:id="16"/>
       <w:r>
         <w:lastRenderedPageBreak/>
         <w:t>Загрузка</w:t>
@@ -13906,8 +13857,8 @@
         <w:ind w:left="5274" w:hanging="488"/>
         <w:jc w:val="both"/>
       </w:pPr>
-      <w:bookmarkStart w:id="18" w:name="_bookmark17"/>
-      <w:bookmarkEnd w:id="18"/>
+      <w:bookmarkStart w:id="17" w:name="_bookmark17"/>
+      <w:bookmarkEnd w:id="17"/>
       <w:r>
         <w:t>Состав</w:t>
       </w:r>
@@ -15504,8 +15455,8 @@
         <w:ind w:left="4496" w:hanging="488"/>
         <w:jc w:val="both"/>
       </w:pPr>
-      <w:bookmarkStart w:id="19" w:name="_bookmark18"/>
-      <w:bookmarkEnd w:id="19"/>
+      <w:bookmarkStart w:id="18" w:name="_bookmark18"/>
+      <w:bookmarkEnd w:id="18"/>
       <w:r>
         <w:lastRenderedPageBreak/>
         <w:t>Функция</w:t>
@@ -15703,8 +15654,8 @@
         <w:ind w:left="5762" w:hanging="491"/>
         <w:jc w:val="both"/>
       </w:pPr>
-      <w:bookmarkStart w:id="20" w:name="_bookmark19"/>
-      <w:bookmarkEnd w:id="20"/>
+      <w:bookmarkStart w:id="19" w:name="_bookmark19"/>
+      <w:bookmarkEnd w:id="19"/>
       <w:r>
         <w:rPr>
           <w:spacing w:val="-2"/>
@@ -16086,8 +16037,8 @@
         <w:ind w:left="4323" w:hanging="279"/>
         <w:jc w:val="left"/>
       </w:pPr>
-      <w:bookmarkStart w:id="21" w:name="_bookmark20"/>
-      <w:bookmarkEnd w:id="21"/>
+      <w:bookmarkStart w:id="20" w:name="_bookmark20"/>
+      <w:bookmarkEnd w:id="20"/>
       <w:r>
         <w:lastRenderedPageBreak/>
         <w:t>Тестирование</w:t>
@@ -16128,8 +16079,8 @@
         <w:ind w:left="4936" w:hanging="488"/>
         <w:jc w:val="both"/>
       </w:pPr>
-      <w:bookmarkStart w:id="22" w:name="_bookmark21"/>
-      <w:bookmarkEnd w:id="22"/>
+      <w:bookmarkStart w:id="21" w:name="_bookmark21"/>
+      <w:bookmarkEnd w:id="21"/>
       <w:r>
         <w:t>Штатный</w:t>
       </w:r>
@@ -19500,10 +19451,7 @@
           </w:tcPr>
           <w:p>
             <w:r>
-              <w:t xml:space="preserve">задымлённость </w:t>
-            </w:r>
-            <w:r>
-              <w:t>&gt; 40%</w:t>
+              <w:t>задымлённость &gt; 40%</w:t>
             </w:r>
           </w:p>
         </w:tc>
@@ -19597,8 +19545,8 @@
         <w:ind w:left="4021" w:hanging="488"/>
         <w:jc w:val="left"/>
       </w:pPr>
-      <w:bookmarkStart w:id="23" w:name="_bookmark22"/>
-      <w:bookmarkEnd w:id="23"/>
+      <w:bookmarkStart w:id="22" w:name="_bookmark22"/>
+      <w:bookmarkEnd w:id="22"/>
       <w:r>
         <w:t>Сценарий</w:t>
       </w:r>
@@ -19702,8 +19650,8 @@
         <w:ind w:left="4922" w:hanging="491"/>
         <w:jc w:val="both"/>
       </w:pPr>
-      <w:bookmarkStart w:id="24" w:name="_bookmark23"/>
-      <w:bookmarkEnd w:id="24"/>
+      <w:bookmarkStart w:id="23" w:name="_bookmark23"/>
+      <w:bookmarkEnd w:id="23"/>
       <w:r>
         <w:lastRenderedPageBreak/>
         <w:t>Повторная</w:t>
@@ -19923,8 +19871,8 @@
         <w:ind w:left="4921" w:hanging="488"/>
         <w:jc w:val="both"/>
       </w:pPr>
-      <w:bookmarkStart w:id="25" w:name="_bookmark24"/>
-      <w:bookmarkEnd w:id="25"/>
+      <w:bookmarkStart w:id="24" w:name="_bookmark24"/>
+      <w:bookmarkEnd w:id="24"/>
       <w:r>
         <w:t>Сводка</w:t>
       </w:r>
@@ -21363,8 +21311,8 @@
         <w:ind w:left="4664" w:hanging="279"/>
         <w:jc w:val="left"/>
       </w:pPr>
-      <w:bookmarkStart w:id="26" w:name="_bookmark25"/>
-      <w:bookmarkEnd w:id="26"/>
+      <w:bookmarkStart w:id="25" w:name="_bookmark25"/>
+      <w:bookmarkEnd w:id="25"/>
       <w:r>
         <w:lastRenderedPageBreak/>
         <w:t>Расчёт</w:t>
@@ -22755,8 +22703,8 @@
         <w:ind w:left="4448" w:hanging="279"/>
         <w:jc w:val="left"/>
       </w:pPr>
-      <w:bookmarkStart w:id="27" w:name="_bookmark26"/>
-      <w:bookmarkEnd w:id="27"/>
+      <w:bookmarkStart w:id="26" w:name="_bookmark26"/>
+      <w:bookmarkEnd w:id="26"/>
       <w:r>
         <w:lastRenderedPageBreak/>
         <w:t>Управление</w:t>
@@ -24460,8 +24408,8 @@
         <w:ind w:left="1195" w:right="622"/>
         <w:jc w:val="center"/>
       </w:pPr>
-      <w:bookmarkStart w:id="28" w:name="_bookmark27"/>
-      <w:bookmarkEnd w:id="28"/>
+      <w:bookmarkStart w:id="27" w:name="_bookmark27"/>
+      <w:bookmarkEnd w:id="27"/>
       <w:r>
         <w:rPr>
           <w:spacing w:val="-2"/>
@@ -24811,8 +24759,8 @@
         <w:ind w:left="1189" w:right="622"/>
         <w:jc w:val="center"/>
       </w:pPr>
-      <w:bookmarkStart w:id="29" w:name="_bookmark28"/>
-      <w:bookmarkEnd w:id="29"/>
+      <w:bookmarkStart w:id="28" w:name="_bookmark28"/>
+      <w:bookmarkEnd w:id="28"/>
       <w:r>
         <w:lastRenderedPageBreak/>
         <w:t>Список</w:t>
@@ -25855,8 +25803,8 @@
         <w:ind w:right="622"/>
         <w:jc w:val="center"/>
       </w:pPr>
-      <w:bookmarkStart w:id="30" w:name="_bookmark29"/>
-      <w:bookmarkEnd w:id="30"/>
+      <w:bookmarkStart w:id="29" w:name="_bookmark29"/>
+      <w:bookmarkEnd w:id="29"/>
       <w:r>
         <w:lastRenderedPageBreak/>
         <w:t>Список</w:t>
@@ -27586,8 +27534,8 @@
         <w:ind w:right="622"/>
         <w:jc w:val="center"/>
       </w:pPr>
-      <w:bookmarkStart w:id="31" w:name="_bookmark30"/>
-      <w:bookmarkEnd w:id="31"/>
+      <w:bookmarkStart w:id="30" w:name="_bookmark30"/>
+      <w:bookmarkEnd w:id="30"/>
       <w:r>
         <w:lastRenderedPageBreak/>
         <w:t>Приложение</w:t>
@@ -27711,9 +27659,6 @@
     <w:p>
       <w:pPr>
         <w:jc w:val="center"/>
-        <w:rPr>
-          <w:sz w:val="26"/>
-        </w:rPr>
         <w:sectPr>
           <w:pgSz w:w="11910" w:h="16840"/>
           <w:pgMar w:top="1040" w:right="141" w:bottom="820" w:left="425" w:header="0" w:footer="591" w:gutter="0"/>
@@ -27721,2489 +27666,75 @@
         </w:sectPr>
       </w:pPr>
     </w:p>
-    <w:tbl>
-      <w:tblPr>
-        <w:tblStyle w:val="TableNormal"/>
-        <w:tblW w:w="0" w:type="auto"/>
-        <w:tblInd w:w="146" w:type="dxa"/>
-        <w:tblBorders>
-          <w:top w:val="single" w:sz="12" w:space="0" w:color="000000"/>
-          <w:left w:val="single" w:sz="12" w:space="0" w:color="000000"/>
-          <w:bottom w:val="single" w:sz="12" w:space="0" w:color="000000"/>
-          <w:right w:val="single" w:sz="12" w:space="0" w:color="000000"/>
-          <w:insideH w:val="single" w:sz="12" w:space="0" w:color="000000"/>
-          <w:insideV w:val="single" w:sz="12" w:space="0" w:color="000000"/>
-        </w:tblBorders>
-        <w:tblLayout w:type="fixed"/>
-        <w:tblLook w:val="01E0" w:firstRow="1" w:lastRow="1" w:firstColumn="1" w:lastColumn="1" w:noHBand="0" w:noVBand="0"/>
-      </w:tblPr>
-      <w:tblGrid>
-        <w:gridCol w:w="288"/>
-        <w:gridCol w:w="396"/>
-        <w:gridCol w:w="406"/>
-        <w:gridCol w:w="564"/>
-        <w:gridCol w:w="1298"/>
-        <w:gridCol w:w="854"/>
-        <w:gridCol w:w="566"/>
-        <w:gridCol w:w="3969"/>
-        <w:gridCol w:w="285"/>
-        <w:gridCol w:w="285"/>
-        <w:gridCol w:w="283"/>
-        <w:gridCol w:w="969"/>
-        <w:gridCol w:w="1003"/>
-      </w:tblGrid>
-      <w:tr>
-        <w:trPr>
-          <w:trHeight w:hRule="exact" w:val="7936"/>
-        </w:trPr>
-        <w:tc>
-          <w:tcPr>
-            <w:tcW w:w="684" w:type="dxa"/>
-            <w:gridSpan w:val="2"/>
-            <w:tcBorders>
-              <w:top w:val="nil"/>
-              <w:left w:val="nil"/>
-              <w:right w:val="single" w:sz="18" w:space="0" w:color="000000"/>
-            </w:tcBorders>
-          </w:tcPr>
-          <w:p>
-            <w:pPr>
-              <w:pStyle w:val="TableParagraph"/>
-              <w:spacing w:before="0"/>
-            </w:pPr>
-          </w:p>
-        </w:tc>
-        <w:tc>
-          <w:tcPr>
-            <w:tcW w:w="10482" w:type="dxa"/>
-            <w:gridSpan w:val="11"/>
-            <w:vMerge w:val="restart"/>
-            <w:tcBorders>
-              <w:top w:val="single" w:sz="18" w:space="0" w:color="000000"/>
-              <w:left w:val="single" w:sz="18" w:space="0" w:color="000000"/>
-              <w:right w:val="single" w:sz="18" w:space="0" w:color="000000"/>
-            </w:tcBorders>
-          </w:tcPr>
-          <w:p>
-            <w:pPr>
-              <w:pStyle w:val="TableParagraph"/>
-              <w:spacing w:before="0"/>
-              <w:rPr>
-                <w:sz w:val="20"/>
-              </w:rPr>
-            </w:pPr>
-          </w:p>
-          <w:p>
-            <w:pPr>
-              <w:pStyle w:val="TableParagraph"/>
-              <w:spacing w:before="0"/>
-              <w:rPr>
-                <w:sz w:val="20"/>
-              </w:rPr>
-            </w:pPr>
-          </w:p>
-          <w:p>
-            <w:pPr>
-              <w:pStyle w:val="TableParagraph"/>
-              <w:spacing w:before="0"/>
-              <w:rPr>
-                <w:sz w:val="20"/>
-              </w:rPr>
-            </w:pPr>
-          </w:p>
-          <w:p>
-            <w:pPr>
-              <w:pStyle w:val="TableParagraph"/>
-              <w:spacing w:before="0"/>
-              <w:rPr>
-                <w:sz w:val="20"/>
-              </w:rPr>
-            </w:pPr>
-          </w:p>
-          <w:p>
-            <w:pPr>
-              <w:pStyle w:val="TableParagraph"/>
-              <w:spacing w:before="0"/>
-              <w:rPr>
-                <w:sz w:val="20"/>
-              </w:rPr>
-            </w:pPr>
-          </w:p>
-          <w:p>
-            <w:pPr>
-              <w:pStyle w:val="TableParagraph"/>
-              <w:spacing w:before="0"/>
-              <w:rPr>
-                <w:sz w:val="20"/>
-              </w:rPr>
-            </w:pPr>
-          </w:p>
-          <w:p>
-            <w:pPr>
-              <w:pStyle w:val="TableParagraph"/>
-              <w:spacing w:before="0"/>
-              <w:rPr>
-                <w:sz w:val="20"/>
-              </w:rPr>
-            </w:pPr>
-          </w:p>
-          <w:p>
-            <w:pPr>
-              <w:pStyle w:val="TableParagraph"/>
-              <w:spacing w:before="0"/>
-              <w:rPr>
-                <w:sz w:val="20"/>
-              </w:rPr>
-            </w:pPr>
-          </w:p>
-          <w:p>
-            <w:pPr>
-              <w:pStyle w:val="TableParagraph"/>
-              <w:spacing w:before="0"/>
-              <w:rPr>
-                <w:sz w:val="20"/>
-              </w:rPr>
-            </w:pPr>
-          </w:p>
-          <w:p>
-            <w:pPr>
-              <w:pStyle w:val="TableParagraph"/>
-              <w:spacing w:before="0"/>
-              <w:rPr>
-                <w:sz w:val="20"/>
-              </w:rPr>
-            </w:pPr>
-          </w:p>
-          <w:p>
-            <w:pPr>
-              <w:pStyle w:val="TableParagraph"/>
-              <w:spacing w:before="0"/>
-              <w:rPr>
-                <w:sz w:val="20"/>
-              </w:rPr>
-            </w:pPr>
-          </w:p>
-          <w:p>
-            <w:pPr>
-              <w:pStyle w:val="TableParagraph"/>
-              <w:spacing w:before="0"/>
-              <w:rPr>
-                <w:sz w:val="20"/>
-              </w:rPr>
-            </w:pPr>
-          </w:p>
-          <w:p>
-            <w:pPr>
-              <w:pStyle w:val="TableParagraph"/>
-              <w:spacing w:before="95"/>
-              <w:rPr>
-                <w:sz w:val="20"/>
-              </w:rPr>
-            </w:pPr>
-          </w:p>
-          <w:p>
-            <w:pPr>
-              <w:pStyle w:val="TableParagraph"/>
-              <w:spacing w:before="0"/>
-              <w:ind w:left="39"/>
-              <w:rPr>
-                <w:sz w:val="20"/>
-              </w:rPr>
-            </w:pPr>
-            <w:r>
-              <w:rPr>
-                <w:noProof/>
-                <w:sz w:val="20"/>
-                <w:lang w:eastAsia="ru-RU"/>
-              </w:rPr>
-              <w:drawing>
-                <wp:inline distT="0" distB="0" distL="0" distR="0">
-                  <wp:extent cx="6369299" cy="4752594"/>
-                  <wp:effectExtent l="0" t="0" r="0" b="0"/>
-                  <wp:docPr id="9" name="Image 9"/>
-                  <wp:cNvGraphicFramePr>
-                    <a:graphicFrameLocks xmlns:a="http://schemas.openxmlformats.org/drawingml/2006/main"/>
-                  </wp:cNvGraphicFramePr>
-                  <a:graphic xmlns:a="http://schemas.openxmlformats.org/drawingml/2006/main">
-                    <a:graphicData uri="http://schemas.openxmlformats.org/drawingml/2006/picture">
-                      <pic:pic xmlns:pic="http://schemas.openxmlformats.org/drawingml/2006/picture">
-                        <pic:nvPicPr>
-                          <pic:cNvPr id="9" name="Image 9"/>
-                          <pic:cNvPicPr/>
-                        </pic:nvPicPr>
-                        <pic:blipFill>
-                          <a:blip r:embed="rId24" cstate="print"/>
-                          <a:stretch>
-                            <a:fillRect/>
-                          </a:stretch>
-                        </pic:blipFill>
-                        <pic:spPr>
-                          <a:xfrm>
-                            <a:off x="0" y="0"/>
-                            <a:ext cx="6369299" cy="4752594"/>
-                          </a:xfrm>
-                          <a:prstGeom prst="rect">
-                            <a:avLst/>
-                          </a:prstGeom>
-                        </pic:spPr>
-                      </pic:pic>
-                    </a:graphicData>
-                  </a:graphic>
-                </wp:inline>
-              </w:drawing>
-            </w:r>
-          </w:p>
-        </w:tc>
-      </w:tr>
-      <w:tr>
-        <w:trPr>
-          <w:trHeight w:hRule="exact" w:val="2011"/>
-        </w:trPr>
-        <w:tc>
-          <w:tcPr>
-            <w:tcW w:w="288" w:type="dxa"/>
-            <w:textDirection w:val="btLr"/>
-          </w:tcPr>
-          <w:p>
-            <w:pPr>
-              <w:pStyle w:val="TableParagraph"/>
-              <w:spacing w:before="4" w:line="234" w:lineRule="exact"/>
-              <w:ind w:left="424"/>
-              <w:rPr>
-                <w:rFonts w:ascii="Arial Narrow" w:hAnsi="Arial Narrow"/>
-                <w:i/>
-                <w:sz w:val="21"/>
-              </w:rPr>
-            </w:pPr>
-            <w:r>
-              <w:rPr>
-                <w:rFonts w:ascii="Arial Narrow" w:hAnsi="Arial Narrow"/>
-                <w:i/>
-                <w:spacing w:val="-53"/>
-                <w:sz w:val="21"/>
-              </w:rPr>
-              <w:t>Подп.идата</w:t>
-            </w:r>
-          </w:p>
-        </w:tc>
-        <w:tc>
-          <w:tcPr>
-            <w:tcW w:w="396" w:type="dxa"/>
-            <w:tcBorders>
-              <w:right w:val="single" w:sz="18" w:space="0" w:color="000000"/>
-            </w:tcBorders>
-          </w:tcPr>
-          <w:p>
-            <w:pPr>
-              <w:pStyle w:val="TableParagraph"/>
-              <w:spacing w:before="0"/>
-            </w:pPr>
-          </w:p>
-        </w:tc>
-        <w:tc>
-          <w:tcPr>
-            <w:tcW w:w="10482" w:type="dxa"/>
-            <w:gridSpan w:val="11"/>
-            <w:vMerge/>
-            <w:tcBorders>
-              <w:top w:val="nil"/>
-              <w:left w:val="single" w:sz="18" w:space="0" w:color="000000"/>
-              <w:right w:val="single" w:sz="18" w:space="0" w:color="000000"/>
-            </w:tcBorders>
-          </w:tcPr>
-          <w:p>
-            <w:pPr>
-              <w:rPr>
-                <w:sz w:val="2"/>
-                <w:szCs w:val="2"/>
-              </w:rPr>
-            </w:pPr>
-          </w:p>
-        </w:tc>
-      </w:tr>
-      <w:tr>
-        <w:trPr>
-          <w:trHeight w:hRule="exact" w:val="1437"/>
-        </w:trPr>
-        <w:tc>
-          <w:tcPr>
-            <w:tcW w:w="288" w:type="dxa"/>
-            <w:textDirection w:val="btLr"/>
-          </w:tcPr>
-          <w:p>
-            <w:pPr>
-              <w:pStyle w:val="TableParagraph"/>
-              <w:spacing w:before="4" w:line="234" w:lineRule="exact"/>
-              <w:ind w:left="139"/>
-              <w:rPr>
-                <w:rFonts w:ascii="Arial Narrow" w:hAnsi="Arial Narrow"/>
-                <w:i/>
-                <w:sz w:val="21"/>
-              </w:rPr>
-            </w:pPr>
-            <w:r>
-              <w:rPr>
-                <w:rFonts w:ascii="Arial Narrow" w:hAnsi="Arial Narrow"/>
-                <w:i/>
-                <w:spacing w:val="-43"/>
-                <w:w w:val="90"/>
-                <w:sz w:val="21"/>
-              </w:rPr>
-              <w:t>Инв.№</w:t>
-            </w:r>
-            <w:r>
-              <w:rPr>
-                <w:rFonts w:ascii="Arial Narrow" w:hAnsi="Arial Narrow"/>
-                <w:i/>
-                <w:spacing w:val="-18"/>
-                <w:sz w:val="21"/>
-              </w:rPr>
-              <w:t xml:space="preserve"> </w:t>
-            </w:r>
-            <w:r>
-              <w:rPr>
-                <w:rFonts w:ascii="Arial Narrow" w:hAnsi="Arial Narrow"/>
-                <w:i/>
-                <w:spacing w:val="-60"/>
-                <w:sz w:val="21"/>
-              </w:rPr>
-              <w:t>дубл</w:t>
-            </w:r>
-          </w:p>
-        </w:tc>
-        <w:tc>
-          <w:tcPr>
-            <w:tcW w:w="396" w:type="dxa"/>
-            <w:tcBorders>
-              <w:right w:val="single" w:sz="18" w:space="0" w:color="000000"/>
-            </w:tcBorders>
-          </w:tcPr>
-          <w:p>
-            <w:pPr>
-              <w:pStyle w:val="TableParagraph"/>
-              <w:spacing w:before="0"/>
-            </w:pPr>
-          </w:p>
-        </w:tc>
-        <w:tc>
-          <w:tcPr>
-            <w:tcW w:w="10482" w:type="dxa"/>
-            <w:gridSpan w:val="11"/>
-            <w:vMerge/>
-            <w:tcBorders>
-              <w:top w:val="nil"/>
-              <w:left w:val="single" w:sz="18" w:space="0" w:color="000000"/>
-              <w:right w:val="single" w:sz="18" w:space="0" w:color="000000"/>
-            </w:tcBorders>
-          </w:tcPr>
-          <w:p>
-            <w:pPr>
-              <w:rPr>
-                <w:sz w:val="2"/>
-                <w:szCs w:val="2"/>
-              </w:rPr>
-            </w:pPr>
-          </w:p>
-        </w:tc>
-      </w:tr>
-      <w:tr>
-        <w:trPr>
-          <w:trHeight w:hRule="exact" w:val="1435"/>
-        </w:trPr>
-        <w:tc>
-          <w:tcPr>
-            <w:tcW w:w="288" w:type="dxa"/>
-            <w:textDirection w:val="btLr"/>
-          </w:tcPr>
-          <w:p>
-            <w:pPr>
-              <w:pStyle w:val="TableParagraph"/>
-              <w:spacing w:before="4" w:line="234" w:lineRule="exact"/>
-              <w:ind w:left="124"/>
-              <w:rPr>
-                <w:rFonts w:ascii="Arial Narrow" w:hAnsi="Arial Narrow"/>
-                <w:i/>
-                <w:sz w:val="21"/>
-              </w:rPr>
-            </w:pPr>
-            <w:r>
-              <w:rPr>
-                <w:rFonts w:ascii="Arial Narrow" w:hAnsi="Arial Narrow"/>
-                <w:i/>
-                <w:spacing w:val="-53"/>
-                <w:sz w:val="21"/>
-              </w:rPr>
-              <w:t>Взам.Инв.№</w:t>
-            </w:r>
-          </w:p>
-        </w:tc>
-        <w:tc>
-          <w:tcPr>
-            <w:tcW w:w="396" w:type="dxa"/>
-            <w:tcBorders>
-              <w:right w:val="single" w:sz="18" w:space="0" w:color="000000"/>
-            </w:tcBorders>
-          </w:tcPr>
-          <w:p>
-            <w:pPr>
-              <w:pStyle w:val="TableParagraph"/>
-              <w:spacing w:before="0"/>
-            </w:pPr>
-          </w:p>
-        </w:tc>
-        <w:tc>
-          <w:tcPr>
-            <w:tcW w:w="10482" w:type="dxa"/>
-            <w:gridSpan w:val="11"/>
-            <w:vMerge/>
-            <w:tcBorders>
-              <w:top w:val="nil"/>
-              <w:left w:val="single" w:sz="18" w:space="0" w:color="000000"/>
-              <w:right w:val="single" w:sz="18" w:space="0" w:color="000000"/>
-            </w:tcBorders>
-          </w:tcPr>
-          <w:p>
-            <w:pPr>
-              <w:rPr>
-                <w:sz w:val="2"/>
-                <w:szCs w:val="2"/>
-              </w:rPr>
-            </w:pPr>
-          </w:p>
-        </w:tc>
-      </w:tr>
-      <w:tr>
-        <w:trPr>
-          <w:trHeight w:hRule="exact" w:val="1192"/>
-        </w:trPr>
-        <w:tc>
-          <w:tcPr>
-            <w:tcW w:w="288" w:type="dxa"/>
-            <w:vMerge w:val="restart"/>
-            <w:textDirection w:val="btLr"/>
-          </w:tcPr>
-          <w:p>
-            <w:pPr>
-              <w:pStyle w:val="TableParagraph"/>
-              <w:spacing w:before="4" w:line="234" w:lineRule="exact"/>
-              <w:ind w:left="441"/>
-              <w:rPr>
-                <w:rFonts w:ascii="Arial Narrow" w:hAnsi="Arial Narrow"/>
-                <w:i/>
-                <w:sz w:val="21"/>
-              </w:rPr>
-            </w:pPr>
-            <w:r>
-              <w:rPr>
-                <w:rFonts w:ascii="Arial Narrow" w:hAnsi="Arial Narrow"/>
-                <w:i/>
-                <w:spacing w:val="-53"/>
-                <w:sz w:val="21"/>
-              </w:rPr>
-              <w:t>Подп.идата</w:t>
-            </w:r>
-          </w:p>
-        </w:tc>
-        <w:tc>
-          <w:tcPr>
-            <w:tcW w:w="396" w:type="dxa"/>
-            <w:vMerge w:val="restart"/>
-            <w:tcBorders>
-              <w:right w:val="single" w:sz="18" w:space="0" w:color="000000"/>
-            </w:tcBorders>
-          </w:tcPr>
-          <w:p>
-            <w:pPr>
-              <w:pStyle w:val="TableParagraph"/>
-              <w:spacing w:before="0"/>
-            </w:pPr>
-          </w:p>
-        </w:tc>
-        <w:tc>
-          <w:tcPr>
-            <w:tcW w:w="10482" w:type="dxa"/>
-            <w:gridSpan w:val="11"/>
-            <w:vMerge/>
-            <w:tcBorders>
-              <w:top w:val="nil"/>
-              <w:left w:val="single" w:sz="18" w:space="0" w:color="000000"/>
-              <w:right w:val="single" w:sz="18" w:space="0" w:color="000000"/>
-            </w:tcBorders>
-          </w:tcPr>
-          <w:p>
-            <w:pPr>
-              <w:rPr>
-                <w:sz w:val="2"/>
-                <w:szCs w:val="2"/>
-              </w:rPr>
-            </w:pPr>
-          </w:p>
-        </w:tc>
-      </w:tr>
-      <w:tr>
-        <w:trPr>
-          <w:trHeight w:hRule="exact" w:val="273"/>
-        </w:trPr>
-        <w:tc>
-          <w:tcPr>
-            <w:tcW w:w="288" w:type="dxa"/>
-            <w:vMerge/>
-            <w:tcBorders>
-              <w:top w:val="nil"/>
-            </w:tcBorders>
-            <w:textDirection w:val="btLr"/>
-          </w:tcPr>
-          <w:p>
-            <w:pPr>
-              <w:rPr>
-                <w:sz w:val="2"/>
-                <w:szCs w:val="2"/>
-              </w:rPr>
-            </w:pPr>
-          </w:p>
-        </w:tc>
-        <w:tc>
-          <w:tcPr>
-            <w:tcW w:w="396" w:type="dxa"/>
-            <w:vMerge/>
-            <w:tcBorders>
-              <w:top w:val="nil"/>
-              <w:right w:val="single" w:sz="18" w:space="0" w:color="000000"/>
-            </w:tcBorders>
-          </w:tcPr>
-          <w:p>
-            <w:pPr>
-              <w:rPr>
-                <w:sz w:val="2"/>
-                <w:szCs w:val="2"/>
-              </w:rPr>
-            </w:pPr>
-          </w:p>
-        </w:tc>
-        <w:tc>
-          <w:tcPr>
-            <w:tcW w:w="406" w:type="dxa"/>
-            <w:tcBorders>
-              <w:left w:val="single" w:sz="18" w:space="0" w:color="000000"/>
-              <w:bottom w:val="single" w:sz="4" w:space="0" w:color="000000"/>
-            </w:tcBorders>
-          </w:tcPr>
-          <w:p>
-            <w:pPr>
-              <w:pStyle w:val="TableParagraph"/>
-              <w:spacing w:before="0"/>
-              <w:rPr>
-                <w:sz w:val="18"/>
-              </w:rPr>
-            </w:pPr>
-          </w:p>
-        </w:tc>
-        <w:tc>
-          <w:tcPr>
-            <w:tcW w:w="564" w:type="dxa"/>
-            <w:tcBorders>
-              <w:bottom w:val="single" w:sz="4" w:space="0" w:color="000000"/>
-            </w:tcBorders>
-          </w:tcPr>
-          <w:p>
-            <w:pPr>
-              <w:pStyle w:val="TableParagraph"/>
-              <w:spacing w:before="0"/>
-              <w:rPr>
-                <w:sz w:val="18"/>
-              </w:rPr>
-            </w:pPr>
-          </w:p>
-        </w:tc>
-        <w:tc>
-          <w:tcPr>
-            <w:tcW w:w="1298" w:type="dxa"/>
-            <w:tcBorders>
-              <w:bottom w:val="single" w:sz="4" w:space="0" w:color="000000"/>
-            </w:tcBorders>
-          </w:tcPr>
-          <w:p>
-            <w:pPr>
-              <w:pStyle w:val="TableParagraph"/>
-              <w:spacing w:before="0"/>
-              <w:rPr>
-                <w:sz w:val="18"/>
-              </w:rPr>
-            </w:pPr>
-          </w:p>
-        </w:tc>
-        <w:tc>
-          <w:tcPr>
-            <w:tcW w:w="854" w:type="dxa"/>
-            <w:tcBorders>
-              <w:bottom w:val="single" w:sz="4" w:space="0" w:color="000000"/>
-            </w:tcBorders>
-          </w:tcPr>
-          <w:p>
-            <w:pPr>
-              <w:pStyle w:val="TableParagraph"/>
-              <w:spacing w:before="0"/>
-              <w:rPr>
-                <w:sz w:val="18"/>
-              </w:rPr>
-            </w:pPr>
-          </w:p>
-        </w:tc>
-        <w:tc>
-          <w:tcPr>
-            <w:tcW w:w="566" w:type="dxa"/>
-            <w:tcBorders>
-              <w:bottom w:val="single" w:sz="4" w:space="0" w:color="000000"/>
-            </w:tcBorders>
-          </w:tcPr>
-          <w:p>
-            <w:pPr>
-              <w:pStyle w:val="TableParagraph"/>
-              <w:spacing w:before="0"/>
-              <w:rPr>
-                <w:sz w:val="18"/>
-              </w:rPr>
-            </w:pPr>
-          </w:p>
-        </w:tc>
-        <w:tc>
-          <w:tcPr>
-            <w:tcW w:w="6794" w:type="dxa"/>
-            <w:gridSpan w:val="6"/>
-            <w:vMerge w:val="restart"/>
-            <w:tcBorders>
-              <w:right w:val="single" w:sz="18" w:space="0" w:color="000000"/>
-            </w:tcBorders>
-          </w:tcPr>
-          <w:p>
-            <w:pPr>
-              <w:pStyle w:val="TableParagraph"/>
-              <w:spacing w:before="160"/>
-              <w:ind w:left="18"/>
-              <w:jc w:val="center"/>
-              <w:rPr>
-                <w:rFonts w:ascii="Arial Narrow" w:hAnsi="Arial Narrow"/>
-                <w:i/>
-                <w:sz w:val="42"/>
-              </w:rPr>
-            </w:pPr>
-            <w:r>
-              <w:rPr>
-                <w:rFonts w:ascii="Arial Narrow" w:hAnsi="Arial Narrow"/>
-                <w:i/>
-                <w:spacing w:val="-2"/>
-                <w:sz w:val="42"/>
-              </w:rPr>
-              <w:t>КП.5415.30.ЭЗ</w:t>
-            </w:r>
-          </w:p>
-        </w:tc>
-      </w:tr>
-      <w:tr>
-        <w:trPr>
-          <w:trHeight w:hRule="exact" w:val="295"/>
-        </w:trPr>
-        <w:tc>
-          <w:tcPr>
-            <w:tcW w:w="288" w:type="dxa"/>
-            <w:vMerge/>
-            <w:tcBorders>
-              <w:top w:val="nil"/>
-            </w:tcBorders>
-            <w:textDirection w:val="btLr"/>
-          </w:tcPr>
-          <w:p>
-            <w:pPr>
-              <w:rPr>
-                <w:sz w:val="2"/>
-                <w:szCs w:val="2"/>
-              </w:rPr>
-            </w:pPr>
-          </w:p>
-        </w:tc>
-        <w:tc>
-          <w:tcPr>
-            <w:tcW w:w="396" w:type="dxa"/>
-            <w:vMerge/>
-            <w:tcBorders>
-              <w:top w:val="nil"/>
-              <w:right w:val="single" w:sz="18" w:space="0" w:color="000000"/>
-            </w:tcBorders>
-          </w:tcPr>
-          <w:p>
-            <w:pPr>
-              <w:rPr>
-                <w:sz w:val="2"/>
-                <w:szCs w:val="2"/>
-              </w:rPr>
-            </w:pPr>
-          </w:p>
-        </w:tc>
-        <w:tc>
-          <w:tcPr>
-            <w:tcW w:w="406" w:type="dxa"/>
-            <w:tcBorders>
-              <w:top w:val="single" w:sz="4" w:space="0" w:color="000000"/>
-              <w:left w:val="single" w:sz="18" w:space="0" w:color="000000"/>
-            </w:tcBorders>
-          </w:tcPr>
-          <w:p>
-            <w:pPr>
-              <w:pStyle w:val="TableParagraph"/>
-              <w:spacing w:before="0"/>
-              <w:rPr>
-                <w:sz w:val="20"/>
-              </w:rPr>
-            </w:pPr>
-          </w:p>
-        </w:tc>
-        <w:tc>
-          <w:tcPr>
-            <w:tcW w:w="564" w:type="dxa"/>
-            <w:tcBorders>
-              <w:top w:val="single" w:sz="4" w:space="0" w:color="000000"/>
-            </w:tcBorders>
-          </w:tcPr>
-          <w:p>
-            <w:pPr>
-              <w:pStyle w:val="TableParagraph"/>
-              <w:spacing w:before="0"/>
-              <w:rPr>
-                <w:sz w:val="20"/>
-              </w:rPr>
-            </w:pPr>
-          </w:p>
-        </w:tc>
-        <w:tc>
-          <w:tcPr>
-            <w:tcW w:w="1298" w:type="dxa"/>
-            <w:tcBorders>
-              <w:top w:val="single" w:sz="4" w:space="0" w:color="000000"/>
-            </w:tcBorders>
-          </w:tcPr>
-          <w:p>
-            <w:pPr>
-              <w:pStyle w:val="TableParagraph"/>
-              <w:spacing w:before="0"/>
-              <w:rPr>
-                <w:sz w:val="20"/>
-              </w:rPr>
-            </w:pPr>
-          </w:p>
-        </w:tc>
-        <w:tc>
-          <w:tcPr>
-            <w:tcW w:w="854" w:type="dxa"/>
-            <w:tcBorders>
-              <w:top w:val="single" w:sz="4" w:space="0" w:color="000000"/>
-            </w:tcBorders>
-          </w:tcPr>
-          <w:p>
-            <w:pPr>
-              <w:pStyle w:val="TableParagraph"/>
-              <w:spacing w:before="0"/>
-              <w:rPr>
-                <w:sz w:val="20"/>
-              </w:rPr>
-            </w:pPr>
-          </w:p>
-        </w:tc>
-        <w:tc>
-          <w:tcPr>
-            <w:tcW w:w="566" w:type="dxa"/>
-            <w:tcBorders>
-              <w:top w:val="single" w:sz="4" w:space="0" w:color="000000"/>
-            </w:tcBorders>
-          </w:tcPr>
-          <w:p>
-            <w:pPr>
-              <w:pStyle w:val="TableParagraph"/>
-              <w:spacing w:before="0"/>
-              <w:rPr>
-                <w:sz w:val="20"/>
-              </w:rPr>
-            </w:pPr>
-          </w:p>
-        </w:tc>
-        <w:tc>
-          <w:tcPr>
-            <w:tcW w:w="6794" w:type="dxa"/>
-            <w:gridSpan w:val="6"/>
-            <w:vMerge/>
-            <w:tcBorders>
-              <w:top w:val="nil"/>
-              <w:right w:val="single" w:sz="18" w:space="0" w:color="000000"/>
-            </w:tcBorders>
-          </w:tcPr>
-          <w:p>
-            <w:pPr>
-              <w:rPr>
-                <w:sz w:val="2"/>
-                <w:szCs w:val="2"/>
-              </w:rPr>
-            </w:pPr>
-          </w:p>
-        </w:tc>
-      </w:tr>
-      <w:tr>
-        <w:trPr>
-          <w:trHeight w:hRule="exact" w:val="268"/>
-        </w:trPr>
-        <w:tc>
-          <w:tcPr>
-            <w:tcW w:w="288" w:type="dxa"/>
-            <w:vMerge/>
-            <w:tcBorders>
-              <w:top w:val="nil"/>
-            </w:tcBorders>
-            <w:textDirection w:val="btLr"/>
-          </w:tcPr>
-          <w:p>
-            <w:pPr>
-              <w:rPr>
-                <w:sz w:val="2"/>
-                <w:szCs w:val="2"/>
-              </w:rPr>
-            </w:pPr>
-          </w:p>
-        </w:tc>
-        <w:tc>
-          <w:tcPr>
-            <w:tcW w:w="396" w:type="dxa"/>
-            <w:vMerge/>
-            <w:tcBorders>
-              <w:top w:val="nil"/>
-              <w:right w:val="single" w:sz="18" w:space="0" w:color="000000"/>
-            </w:tcBorders>
-          </w:tcPr>
-          <w:p>
-            <w:pPr>
-              <w:rPr>
-                <w:sz w:val="2"/>
-                <w:szCs w:val="2"/>
-              </w:rPr>
-            </w:pPr>
-          </w:p>
-        </w:tc>
-        <w:tc>
-          <w:tcPr>
-            <w:tcW w:w="406" w:type="dxa"/>
-            <w:tcBorders>
-              <w:left w:val="single" w:sz="18" w:space="0" w:color="000000"/>
-            </w:tcBorders>
-          </w:tcPr>
-          <w:p>
-            <w:pPr>
-              <w:pStyle w:val="TableParagraph"/>
-              <w:spacing w:before="0" w:line="219" w:lineRule="exact"/>
-              <w:ind w:left="11"/>
-              <w:rPr>
-                <w:rFonts w:ascii="Arial Narrow" w:hAnsi="Arial Narrow"/>
-                <w:i/>
-                <w:sz w:val="21"/>
-              </w:rPr>
-            </w:pPr>
-            <w:r>
-              <w:rPr>
-                <w:rFonts w:ascii="Arial Narrow" w:hAnsi="Arial Narrow"/>
-                <w:i/>
-                <w:spacing w:val="-7"/>
-                <w:sz w:val="21"/>
-              </w:rPr>
-              <w:t>Изм.</w:t>
-            </w:r>
-          </w:p>
-        </w:tc>
-        <w:tc>
-          <w:tcPr>
-            <w:tcW w:w="564" w:type="dxa"/>
-          </w:tcPr>
-          <w:p>
-            <w:pPr>
-              <w:pStyle w:val="TableParagraph"/>
-              <w:spacing w:before="0" w:line="219" w:lineRule="exact"/>
-              <w:ind w:left="59"/>
-              <w:rPr>
-                <w:rFonts w:ascii="Arial Narrow" w:hAnsi="Arial Narrow"/>
-                <w:i/>
-                <w:sz w:val="21"/>
-              </w:rPr>
-            </w:pPr>
-            <w:r>
-              <w:rPr>
-                <w:rFonts w:ascii="Arial Narrow" w:hAnsi="Arial Narrow"/>
-                <w:i/>
-                <w:spacing w:val="-4"/>
-                <w:sz w:val="21"/>
-              </w:rPr>
-              <w:t>Лист</w:t>
-            </w:r>
-          </w:p>
-        </w:tc>
-        <w:tc>
-          <w:tcPr>
-            <w:tcW w:w="1298" w:type="dxa"/>
-          </w:tcPr>
-          <w:p>
-            <w:pPr>
-              <w:pStyle w:val="TableParagraph"/>
-              <w:spacing w:before="0" w:line="219" w:lineRule="exact"/>
-              <w:ind w:left="241"/>
-              <w:rPr>
-                <w:rFonts w:ascii="Arial Narrow" w:hAnsi="Arial Narrow"/>
-                <w:i/>
-                <w:sz w:val="21"/>
-              </w:rPr>
-            </w:pPr>
-            <w:r>
-              <w:rPr>
-                <w:rFonts w:ascii="Arial Narrow" w:hAnsi="Arial Narrow"/>
-                <w:i/>
-                <w:sz w:val="21"/>
-              </w:rPr>
-              <w:t>№</w:t>
-            </w:r>
-            <w:r>
-              <w:rPr>
-                <w:rFonts w:ascii="Arial Narrow" w:hAnsi="Arial Narrow"/>
-                <w:i/>
-                <w:spacing w:val="7"/>
-                <w:sz w:val="21"/>
-              </w:rPr>
-              <w:t xml:space="preserve"> </w:t>
-            </w:r>
-            <w:r>
-              <w:rPr>
-                <w:rFonts w:ascii="Arial Narrow" w:hAnsi="Arial Narrow"/>
-                <w:i/>
-                <w:spacing w:val="-2"/>
-                <w:sz w:val="21"/>
-              </w:rPr>
-              <w:t>докум.</w:t>
-            </w:r>
-          </w:p>
-        </w:tc>
-        <w:tc>
-          <w:tcPr>
-            <w:tcW w:w="854" w:type="dxa"/>
-          </w:tcPr>
-          <w:p>
-            <w:pPr>
-              <w:pStyle w:val="TableParagraph"/>
-              <w:spacing w:before="0" w:line="219" w:lineRule="exact"/>
-              <w:ind w:left="193"/>
-              <w:rPr>
-                <w:rFonts w:ascii="Arial Narrow" w:hAnsi="Arial Narrow"/>
-                <w:i/>
-                <w:sz w:val="21"/>
-              </w:rPr>
-            </w:pPr>
-            <w:r>
-              <w:rPr>
-                <w:rFonts w:ascii="Arial Narrow" w:hAnsi="Arial Narrow"/>
-                <w:i/>
-                <w:spacing w:val="-2"/>
-                <w:sz w:val="21"/>
-              </w:rPr>
-              <w:t>Подп.</w:t>
-            </w:r>
-          </w:p>
-        </w:tc>
-        <w:tc>
-          <w:tcPr>
-            <w:tcW w:w="566" w:type="dxa"/>
-          </w:tcPr>
-          <w:p>
-            <w:pPr>
-              <w:pStyle w:val="TableParagraph"/>
-              <w:spacing w:before="0" w:line="219" w:lineRule="exact"/>
-              <w:ind w:left="21" w:right="21"/>
-              <w:jc w:val="center"/>
-              <w:rPr>
-                <w:rFonts w:ascii="Arial Narrow" w:hAnsi="Arial Narrow"/>
-                <w:i/>
-                <w:sz w:val="21"/>
-              </w:rPr>
-            </w:pPr>
-            <w:r>
-              <w:rPr>
-                <w:rFonts w:ascii="Arial Narrow" w:hAnsi="Arial Narrow"/>
-                <w:i/>
-                <w:spacing w:val="-4"/>
-                <w:sz w:val="21"/>
-              </w:rPr>
-              <w:t>Дата</w:t>
-            </w:r>
-          </w:p>
-        </w:tc>
-        <w:tc>
-          <w:tcPr>
-            <w:tcW w:w="6794" w:type="dxa"/>
-            <w:gridSpan w:val="6"/>
-            <w:vMerge/>
-            <w:tcBorders>
-              <w:top w:val="nil"/>
-              <w:right w:val="single" w:sz="18" w:space="0" w:color="000000"/>
-            </w:tcBorders>
-          </w:tcPr>
-          <w:p>
-            <w:pPr>
-              <w:rPr>
-                <w:sz w:val="2"/>
-                <w:szCs w:val="2"/>
-              </w:rPr>
-            </w:pPr>
-          </w:p>
-        </w:tc>
-      </w:tr>
-      <w:tr>
-        <w:trPr>
-          <w:trHeight w:hRule="exact" w:val="292"/>
-        </w:trPr>
-        <w:tc>
-          <w:tcPr>
-            <w:tcW w:w="288" w:type="dxa"/>
-            <w:vMerge w:val="restart"/>
-            <w:textDirection w:val="btLr"/>
-          </w:tcPr>
-          <w:p>
-            <w:pPr>
-              <w:pStyle w:val="TableParagraph"/>
-              <w:spacing w:before="4" w:line="234" w:lineRule="exact"/>
-              <w:ind w:left="136"/>
-              <w:rPr>
-                <w:rFonts w:ascii="Arial Narrow" w:hAnsi="Arial Narrow"/>
-                <w:sz w:val="20"/>
-              </w:rPr>
-            </w:pPr>
-            <w:r>
-              <w:rPr>
-                <w:rFonts w:ascii="Arial Narrow" w:hAnsi="Arial Narrow"/>
-                <w:i/>
-                <w:spacing w:val="-43"/>
-                <w:w w:val="90"/>
-                <w:sz w:val="21"/>
-              </w:rPr>
-              <w:t>Инв.№</w:t>
-            </w:r>
-            <w:r>
-              <w:rPr>
-                <w:rFonts w:ascii="Arial Narrow" w:hAnsi="Arial Narrow"/>
-                <w:i/>
-                <w:spacing w:val="-18"/>
-                <w:sz w:val="21"/>
-              </w:rPr>
-              <w:t xml:space="preserve"> </w:t>
-            </w:r>
-            <w:r>
-              <w:rPr>
-                <w:rFonts w:ascii="Arial Narrow" w:hAnsi="Arial Narrow"/>
-                <w:i/>
-                <w:spacing w:val="-61"/>
-                <w:sz w:val="21"/>
-              </w:rPr>
-              <w:t>подл</w:t>
-            </w:r>
-            <w:r>
-              <w:rPr>
-                <w:rFonts w:ascii="Arial Narrow" w:hAnsi="Arial Narrow"/>
-                <w:spacing w:val="-61"/>
-                <w:sz w:val="20"/>
-              </w:rPr>
-              <w:t>.</w:t>
-            </w:r>
-          </w:p>
-        </w:tc>
-        <w:tc>
-          <w:tcPr>
-            <w:tcW w:w="396" w:type="dxa"/>
-            <w:vMerge w:val="restart"/>
-            <w:tcBorders>
-              <w:right w:val="single" w:sz="18" w:space="0" w:color="000000"/>
-            </w:tcBorders>
-          </w:tcPr>
-          <w:p>
-            <w:pPr>
-              <w:pStyle w:val="TableParagraph"/>
-              <w:spacing w:before="0"/>
-            </w:pPr>
-          </w:p>
-        </w:tc>
-        <w:tc>
-          <w:tcPr>
-            <w:tcW w:w="970" w:type="dxa"/>
-            <w:gridSpan w:val="2"/>
-            <w:tcBorders>
-              <w:left w:val="single" w:sz="18" w:space="0" w:color="000000"/>
-              <w:bottom w:val="single" w:sz="4" w:space="0" w:color="000000"/>
-            </w:tcBorders>
-          </w:tcPr>
-          <w:p>
-            <w:pPr>
-              <w:pStyle w:val="TableParagraph"/>
-              <w:spacing w:before="30" w:line="222" w:lineRule="exact"/>
-              <w:ind w:left="39"/>
-              <w:rPr>
-                <w:rFonts w:ascii="Arial Narrow" w:hAnsi="Arial Narrow"/>
-                <w:i/>
-                <w:sz w:val="21"/>
-              </w:rPr>
-            </w:pPr>
-            <w:r>
-              <w:rPr>
-                <w:rFonts w:ascii="Arial Narrow" w:hAnsi="Arial Narrow"/>
-                <w:i/>
-                <w:spacing w:val="-2"/>
-                <w:sz w:val="21"/>
-              </w:rPr>
-              <w:t>Разраб</w:t>
-            </w:r>
-          </w:p>
-        </w:tc>
-        <w:tc>
-          <w:tcPr>
-            <w:tcW w:w="1298" w:type="dxa"/>
-            <w:tcBorders>
-              <w:bottom w:val="single" w:sz="4" w:space="0" w:color="000000"/>
-            </w:tcBorders>
-          </w:tcPr>
-          <w:p>
-            <w:pPr>
-              <w:pStyle w:val="TableParagraph"/>
-              <w:spacing w:before="30" w:line="222" w:lineRule="exact"/>
-              <w:ind w:left="32"/>
-              <w:rPr>
-                <w:rFonts w:ascii="Arial Narrow" w:hAnsi="Arial Narrow"/>
-                <w:i/>
-                <w:sz w:val="21"/>
-              </w:rPr>
-            </w:pPr>
-            <w:r>
-              <w:rPr>
-                <w:rFonts w:ascii="Arial Narrow" w:hAnsi="Arial Narrow"/>
-                <w:i/>
-                <w:sz w:val="21"/>
-              </w:rPr>
-              <w:t>Иванов</w:t>
-            </w:r>
-            <w:r>
-              <w:rPr>
-                <w:rFonts w:ascii="Arial Narrow" w:hAnsi="Arial Narrow"/>
-                <w:i/>
-                <w:spacing w:val="15"/>
-                <w:sz w:val="21"/>
-              </w:rPr>
-              <w:t xml:space="preserve"> </w:t>
-            </w:r>
-            <w:r>
-              <w:rPr>
-                <w:rFonts w:ascii="Arial Narrow" w:hAnsi="Arial Narrow"/>
-                <w:i/>
-                <w:sz w:val="21"/>
-              </w:rPr>
-              <w:t>И</w:t>
-            </w:r>
-            <w:r>
-              <w:rPr>
-                <w:rFonts w:ascii="Arial Narrow" w:hAnsi="Arial Narrow"/>
-                <w:i/>
-                <w:spacing w:val="-12"/>
-                <w:sz w:val="21"/>
-              </w:rPr>
-              <w:t xml:space="preserve"> </w:t>
-            </w:r>
-            <w:r>
-              <w:rPr>
-                <w:rFonts w:ascii="Arial Narrow" w:hAnsi="Arial Narrow"/>
-                <w:i/>
-                <w:spacing w:val="-10"/>
-                <w:sz w:val="21"/>
-              </w:rPr>
-              <w:t>И</w:t>
-            </w:r>
-          </w:p>
-        </w:tc>
-        <w:tc>
-          <w:tcPr>
-            <w:tcW w:w="854" w:type="dxa"/>
-            <w:tcBorders>
-              <w:bottom w:val="single" w:sz="4" w:space="0" w:color="000000"/>
-            </w:tcBorders>
-          </w:tcPr>
-          <w:p>
-            <w:pPr>
-              <w:pStyle w:val="TableParagraph"/>
-              <w:spacing w:before="0"/>
-              <w:rPr>
-                <w:sz w:val="20"/>
-              </w:rPr>
-            </w:pPr>
-          </w:p>
-        </w:tc>
-        <w:tc>
-          <w:tcPr>
-            <w:tcW w:w="566" w:type="dxa"/>
-            <w:tcBorders>
-              <w:bottom w:val="single" w:sz="4" w:space="0" w:color="000000"/>
-            </w:tcBorders>
-          </w:tcPr>
-          <w:p>
-            <w:pPr>
-              <w:pStyle w:val="TableParagraph"/>
-              <w:spacing w:before="75" w:line="177" w:lineRule="exact"/>
-              <w:ind w:left="21"/>
-              <w:jc w:val="center"/>
-              <w:rPr>
-                <w:rFonts w:ascii="Arial Narrow"/>
-                <w:i/>
-                <w:sz w:val="17"/>
-              </w:rPr>
-            </w:pPr>
-            <w:r>
-              <w:rPr>
-                <w:rFonts w:ascii="Arial Narrow"/>
-                <w:i/>
-                <w:spacing w:val="-12"/>
-                <w:w w:val="80"/>
-                <w:sz w:val="17"/>
-              </w:rPr>
-              <w:t>01</w:t>
-            </w:r>
-            <w:r>
-              <w:rPr>
-                <w:rFonts w:ascii="Arial Narrow"/>
-                <w:i/>
-                <w:spacing w:val="-10"/>
-                <w:sz w:val="17"/>
-              </w:rPr>
-              <w:t xml:space="preserve"> </w:t>
-            </w:r>
-            <w:r>
-              <w:rPr>
-                <w:rFonts w:ascii="Arial Narrow"/>
-                <w:i/>
-                <w:spacing w:val="-12"/>
-                <w:w w:val="80"/>
-                <w:sz w:val="17"/>
-              </w:rPr>
-              <w:t>.10.</w:t>
-            </w:r>
-            <w:r>
-              <w:rPr>
-                <w:rFonts w:ascii="Arial Narrow"/>
-                <w:i/>
-                <w:spacing w:val="-9"/>
-                <w:sz w:val="17"/>
-              </w:rPr>
-              <w:t xml:space="preserve"> </w:t>
-            </w:r>
-            <w:r>
-              <w:rPr>
-                <w:rFonts w:ascii="Arial Narrow"/>
-                <w:i/>
-                <w:spacing w:val="-12"/>
-                <w:w w:val="80"/>
-                <w:sz w:val="17"/>
-              </w:rPr>
-              <w:t>26</w:t>
-            </w:r>
-          </w:p>
-        </w:tc>
-        <w:tc>
-          <w:tcPr>
-            <w:tcW w:w="3969" w:type="dxa"/>
-            <w:vMerge w:val="restart"/>
-            <w:tcBorders>
-              <w:bottom w:val="single" w:sz="18" w:space="0" w:color="000000"/>
-            </w:tcBorders>
-          </w:tcPr>
-          <w:p>
-            <w:pPr>
-              <w:pStyle w:val="TableParagraph"/>
-              <w:spacing w:before="308" w:line="220" w:lineRule="auto"/>
-              <w:ind w:left="1045" w:right="493" w:hanging="552"/>
-              <w:rPr>
-                <w:rFonts w:ascii="Arial Narrow" w:hAnsi="Arial Narrow"/>
-                <w:i/>
-                <w:sz w:val="38"/>
-              </w:rPr>
-            </w:pPr>
-            <w:r>
-              <w:rPr>
-                <w:rFonts w:ascii="Arial Narrow" w:hAnsi="Arial Narrow"/>
-                <w:i/>
-                <w:sz w:val="38"/>
-              </w:rPr>
-              <w:t>Модуль</w:t>
-            </w:r>
-            <w:r>
-              <w:rPr>
-                <w:rFonts w:ascii="Arial Narrow" w:hAnsi="Arial Narrow"/>
-                <w:i/>
-                <w:spacing w:val="26"/>
-                <w:sz w:val="38"/>
-              </w:rPr>
-              <w:t xml:space="preserve"> </w:t>
-            </w:r>
-            <w:r>
-              <w:rPr>
-                <w:rFonts w:ascii="Arial Narrow" w:hAnsi="Arial Narrow"/>
-                <w:i/>
-                <w:sz w:val="38"/>
-              </w:rPr>
-              <w:t xml:space="preserve">управления </w:t>
-            </w:r>
-            <w:r>
-              <w:rPr>
-                <w:rFonts w:ascii="Arial Narrow" w:hAnsi="Arial Narrow"/>
-                <w:i/>
-                <w:spacing w:val="-2"/>
-                <w:sz w:val="38"/>
-              </w:rPr>
-              <w:t>Автомойкой</w:t>
-            </w:r>
-          </w:p>
-        </w:tc>
-        <w:tc>
-          <w:tcPr>
-            <w:tcW w:w="853" w:type="dxa"/>
-            <w:gridSpan w:val="3"/>
-          </w:tcPr>
-          <w:p>
-            <w:pPr>
-              <w:pStyle w:val="TableParagraph"/>
-              <w:spacing w:before="16" w:line="227" w:lineRule="exact"/>
-              <w:ind w:left="227"/>
-              <w:rPr>
-                <w:rFonts w:ascii="Arial Narrow" w:hAnsi="Arial Narrow"/>
-                <w:i/>
-                <w:sz w:val="21"/>
-              </w:rPr>
-            </w:pPr>
-            <w:r>
-              <w:rPr>
-                <w:rFonts w:ascii="Arial Narrow" w:hAnsi="Arial Narrow"/>
-                <w:i/>
-                <w:spacing w:val="-4"/>
-                <w:sz w:val="21"/>
-              </w:rPr>
-              <w:t>Лит.</w:t>
-            </w:r>
-          </w:p>
-        </w:tc>
-        <w:tc>
-          <w:tcPr>
-            <w:tcW w:w="969" w:type="dxa"/>
-          </w:tcPr>
-          <w:p>
-            <w:pPr>
-              <w:pStyle w:val="TableParagraph"/>
-              <w:spacing w:before="16" w:line="227" w:lineRule="exact"/>
-              <w:ind w:right="2"/>
-              <w:jc w:val="center"/>
-              <w:rPr>
-                <w:rFonts w:ascii="Arial Narrow" w:hAnsi="Arial Narrow"/>
-                <w:i/>
-                <w:sz w:val="21"/>
-              </w:rPr>
-            </w:pPr>
-            <w:r>
-              <w:rPr>
-                <w:rFonts w:ascii="Arial Narrow" w:hAnsi="Arial Narrow"/>
-                <w:i/>
-                <w:spacing w:val="-4"/>
-                <w:sz w:val="21"/>
-              </w:rPr>
-              <w:t>Лист</w:t>
-            </w:r>
-          </w:p>
-        </w:tc>
-        <w:tc>
-          <w:tcPr>
-            <w:tcW w:w="1003" w:type="dxa"/>
-            <w:tcBorders>
-              <w:right w:val="single" w:sz="18" w:space="0" w:color="000000"/>
-            </w:tcBorders>
-          </w:tcPr>
-          <w:p>
-            <w:pPr>
-              <w:pStyle w:val="TableParagraph"/>
-              <w:spacing w:before="16" w:line="227" w:lineRule="exact"/>
-              <w:ind w:left="18" w:right="2"/>
-              <w:jc w:val="center"/>
-              <w:rPr>
-                <w:rFonts w:ascii="Arial Narrow" w:hAnsi="Arial Narrow"/>
-                <w:i/>
-                <w:sz w:val="21"/>
-              </w:rPr>
-            </w:pPr>
-            <w:r>
-              <w:rPr>
-                <w:rFonts w:ascii="Arial Narrow" w:hAnsi="Arial Narrow"/>
-                <w:i/>
-                <w:spacing w:val="-2"/>
-                <w:sz w:val="21"/>
-              </w:rPr>
-              <w:t>Листов</w:t>
-            </w:r>
-          </w:p>
-        </w:tc>
-      </w:tr>
-      <w:tr>
-        <w:trPr>
-          <w:trHeight w:hRule="exact" w:val="285"/>
-        </w:trPr>
-        <w:tc>
-          <w:tcPr>
-            <w:tcW w:w="288" w:type="dxa"/>
-            <w:vMerge/>
-            <w:tcBorders>
-              <w:top w:val="nil"/>
-            </w:tcBorders>
-            <w:textDirection w:val="btLr"/>
-          </w:tcPr>
-          <w:p>
-            <w:pPr>
-              <w:rPr>
-                <w:sz w:val="2"/>
-                <w:szCs w:val="2"/>
-              </w:rPr>
-            </w:pPr>
-          </w:p>
-        </w:tc>
-        <w:tc>
-          <w:tcPr>
-            <w:tcW w:w="396" w:type="dxa"/>
-            <w:vMerge/>
-            <w:tcBorders>
-              <w:top w:val="nil"/>
-              <w:right w:val="single" w:sz="18" w:space="0" w:color="000000"/>
-            </w:tcBorders>
-          </w:tcPr>
-          <w:p>
-            <w:pPr>
-              <w:rPr>
-                <w:sz w:val="2"/>
-                <w:szCs w:val="2"/>
-              </w:rPr>
-            </w:pPr>
-          </w:p>
-        </w:tc>
-        <w:tc>
-          <w:tcPr>
-            <w:tcW w:w="970" w:type="dxa"/>
-            <w:gridSpan w:val="2"/>
-            <w:tcBorders>
-              <w:top w:val="single" w:sz="4" w:space="0" w:color="000000"/>
-              <w:left w:val="single" w:sz="18" w:space="0" w:color="000000"/>
-              <w:bottom w:val="single" w:sz="4" w:space="0" w:color="000000"/>
-            </w:tcBorders>
-          </w:tcPr>
-          <w:p>
-            <w:pPr>
-              <w:pStyle w:val="TableParagraph"/>
-              <w:spacing w:before="31" w:line="225" w:lineRule="exact"/>
-              <w:ind w:left="39"/>
-              <w:rPr>
-                <w:rFonts w:ascii="Arial Narrow" w:hAnsi="Arial Narrow"/>
-                <w:i/>
-                <w:sz w:val="21"/>
-              </w:rPr>
-            </w:pPr>
-            <w:r>
-              <w:rPr>
-                <w:rFonts w:ascii="Arial Narrow" w:hAnsi="Arial Narrow"/>
-                <w:i/>
-                <w:spacing w:val="-2"/>
-                <w:sz w:val="21"/>
-              </w:rPr>
-              <w:t>Пров.</w:t>
-            </w:r>
-          </w:p>
-        </w:tc>
-        <w:tc>
-          <w:tcPr>
-            <w:tcW w:w="1298" w:type="dxa"/>
-            <w:tcBorders>
-              <w:top w:val="single" w:sz="4" w:space="0" w:color="000000"/>
-              <w:bottom w:val="single" w:sz="4" w:space="0" w:color="000000"/>
-            </w:tcBorders>
-          </w:tcPr>
-          <w:p>
-            <w:pPr>
-              <w:pStyle w:val="TableParagraph"/>
-              <w:spacing w:before="31" w:line="225" w:lineRule="exact"/>
-              <w:ind w:left="33"/>
-              <w:rPr>
-                <w:rFonts w:ascii="Arial Narrow" w:hAnsi="Arial Narrow"/>
-                <w:i/>
-                <w:sz w:val="21"/>
-              </w:rPr>
-            </w:pPr>
-            <w:r>
-              <w:rPr>
-                <w:rFonts w:ascii="Arial Narrow" w:hAnsi="Arial Narrow"/>
-                <w:i/>
-                <w:sz w:val="21"/>
-              </w:rPr>
-              <w:t>Борисов</w:t>
-            </w:r>
-            <w:r>
-              <w:rPr>
-                <w:rFonts w:ascii="Arial Narrow" w:hAnsi="Arial Narrow"/>
-                <w:i/>
-                <w:spacing w:val="27"/>
-                <w:sz w:val="21"/>
-              </w:rPr>
-              <w:t xml:space="preserve"> </w:t>
-            </w:r>
-            <w:r>
-              <w:rPr>
-                <w:rFonts w:ascii="Arial Narrow" w:hAnsi="Arial Narrow"/>
-                <w:i/>
-                <w:spacing w:val="-5"/>
-                <w:sz w:val="21"/>
-              </w:rPr>
-              <w:t>Е.Н</w:t>
-            </w:r>
-          </w:p>
-        </w:tc>
-        <w:tc>
-          <w:tcPr>
-            <w:tcW w:w="854" w:type="dxa"/>
-            <w:tcBorders>
-              <w:top w:val="single" w:sz="4" w:space="0" w:color="000000"/>
-              <w:bottom w:val="single" w:sz="4" w:space="0" w:color="000000"/>
-            </w:tcBorders>
-          </w:tcPr>
-          <w:p>
-            <w:pPr>
-              <w:pStyle w:val="TableParagraph"/>
-              <w:spacing w:before="0"/>
-              <w:rPr>
-                <w:sz w:val="20"/>
-              </w:rPr>
-            </w:pPr>
-          </w:p>
-        </w:tc>
-        <w:tc>
-          <w:tcPr>
-            <w:tcW w:w="566" w:type="dxa"/>
-            <w:tcBorders>
-              <w:top w:val="single" w:sz="4" w:space="0" w:color="000000"/>
-              <w:bottom w:val="single" w:sz="4" w:space="0" w:color="000000"/>
-            </w:tcBorders>
-          </w:tcPr>
-          <w:p>
-            <w:pPr>
-              <w:pStyle w:val="TableParagraph"/>
-              <w:spacing w:before="78" w:line="177" w:lineRule="exact"/>
-              <w:ind w:left="21"/>
-              <w:jc w:val="center"/>
-              <w:rPr>
-                <w:rFonts w:ascii="Arial Narrow"/>
-                <w:i/>
-                <w:sz w:val="17"/>
-              </w:rPr>
-            </w:pPr>
-            <w:r>
-              <w:rPr>
-                <w:rFonts w:ascii="Arial Narrow"/>
-                <w:i/>
-                <w:spacing w:val="-12"/>
-                <w:w w:val="80"/>
-                <w:sz w:val="17"/>
-              </w:rPr>
-              <w:t>01</w:t>
-            </w:r>
-            <w:r>
-              <w:rPr>
-                <w:rFonts w:ascii="Arial Narrow"/>
-                <w:i/>
-                <w:spacing w:val="-10"/>
-                <w:sz w:val="17"/>
-              </w:rPr>
-              <w:t xml:space="preserve"> </w:t>
-            </w:r>
-            <w:r>
-              <w:rPr>
-                <w:rFonts w:ascii="Arial Narrow"/>
-                <w:i/>
-                <w:spacing w:val="-12"/>
-                <w:w w:val="80"/>
-                <w:sz w:val="17"/>
-              </w:rPr>
-              <w:t>.10.</w:t>
-            </w:r>
-            <w:r>
-              <w:rPr>
-                <w:rFonts w:ascii="Arial Narrow"/>
-                <w:i/>
-                <w:spacing w:val="-9"/>
-                <w:sz w:val="17"/>
-              </w:rPr>
-              <w:t xml:space="preserve"> </w:t>
-            </w:r>
-            <w:r>
-              <w:rPr>
-                <w:rFonts w:ascii="Arial Narrow"/>
-                <w:i/>
-                <w:spacing w:val="-12"/>
-                <w:w w:val="80"/>
-                <w:sz w:val="17"/>
-              </w:rPr>
-              <w:t>26</w:t>
-            </w:r>
-          </w:p>
-        </w:tc>
-        <w:tc>
-          <w:tcPr>
-            <w:tcW w:w="3969" w:type="dxa"/>
-            <w:vMerge/>
-            <w:tcBorders>
-              <w:top w:val="nil"/>
-              <w:bottom w:val="single" w:sz="18" w:space="0" w:color="000000"/>
-            </w:tcBorders>
-          </w:tcPr>
-          <w:p>
-            <w:pPr>
-              <w:rPr>
-                <w:sz w:val="2"/>
-                <w:szCs w:val="2"/>
-              </w:rPr>
-            </w:pPr>
-          </w:p>
-        </w:tc>
-        <w:tc>
-          <w:tcPr>
-            <w:tcW w:w="285" w:type="dxa"/>
-          </w:tcPr>
-          <w:p>
-            <w:pPr>
-              <w:pStyle w:val="TableParagraph"/>
-              <w:spacing w:before="0" w:line="233" w:lineRule="exact"/>
-              <w:ind w:left="92"/>
-              <w:rPr>
-                <w:rFonts w:ascii="Arial Narrow" w:hAnsi="Arial Narrow"/>
-                <w:i/>
-                <w:sz w:val="21"/>
-              </w:rPr>
-            </w:pPr>
-            <w:r>
-              <w:rPr>
-                <w:rFonts w:ascii="Arial Narrow" w:hAnsi="Arial Narrow"/>
-                <w:i/>
-                <w:spacing w:val="-10"/>
-                <w:w w:val="110"/>
-                <w:sz w:val="21"/>
-              </w:rPr>
-              <w:t>у</w:t>
-            </w:r>
-          </w:p>
-        </w:tc>
-        <w:tc>
-          <w:tcPr>
-            <w:tcW w:w="285" w:type="dxa"/>
-          </w:tcPr>
-          <w:p>
-            <w:pPr>
-              <w:pStyle w:val="TableParagraph"/>
-              <w:spacing w:before="0"/>
-              <w:rPr>
-                <w:sz w:val="18"/>
-              </w:rPr>
-            </w:pPr>
-          </w:p>
-        </w:tc>
-        <w:tc>
-          <w:tcPr>
-            <w:tcW w:w="283" w:type="dxa"/>
-          </w:tcPr>
-          <w:p>
-            <w:pPr>
-              <w:pStyle w:val="TableParagraph"/>
-              <w:spacing w:before="0"/>
-              <w:rPr>
-                <w:sz w:val="18"/>
-              </w:rPr>
-            </w:pPr>
-          </w:p>
-        </w:tc>
-        <w:tc>
-          <w:tcPr>
-            <w:tcW w:w="969" w:type="dxa"/>
-          </w:tcPr>
-          <w:p>
-            <w:pPr>
-              <w:pStyle w:val="TableParagraph"/>
-              <w:spacing w:before="6" w:line="229" w:lineRule="exact"/>
-              <w:ind w:left="1" w:right="2"/>
-              <w:jc w:val="center"/>
-              <w:rPr>
-                <w:rFonts w:ascii="Arial Narrow"/>
-                <w:i/>
-                <w:sz w:val="21"/>
-              </w:rPr>
-            </w:pPr>
-            <w:r>
-              <w:rPr>
-                <w:rFonts w:ascii="Arial Narrow"/>
-                <w:i/>
-                <w:spacing w:val="-10"/>
-                <w:w w:val="80"/>
-                <w:sz w:val="21"/>
-              </w:rPr>
-              <w:t>1</w:t>
-            </w:r>
-          </w:p>
-        </w:tc>
-        <w:tc>
-          <w:tcPr>
-            <w:tcW w:w="1003" w:type="dxa"/>
-            <w:tcBorders>
-              <w:right w:val="single" w:sz="18" w:space="0" w:color="000000"/>
-            </w:tcBorders>
-          </w:tcPr>
-          <w:p>
-            <w:pPr>
-              <w:pStyle w:val="TableParagraph"/>
-              <w:spacing w:before="6" w:line="229" w:lineRule="exact"/>
-              <w:ind w:left="18"/>
-              <w:jc w:val="center"/>
-              <w:rPr>
-                <w:rFonts w:ascii="Arial Narrow"/>
-                <w:i/>
-                <w:sz w:val="21"/>
-              </w:rPr>
-            </w:pPr>
-            <w:r>
-              <w:rPr>
-                <w:rFonts w:ascii="Arial Narrow"/>
-                <w:i/>
-                <w:spacing w:val="-10"/>
-                <w:sz w:val="21"/>
-              </w:rPr>
-              <w:t>2</w:t>
-            </w:r>
-          </w:p>
-        </w:tc>
-      </w:tr>
-      <w:tr>
-        <w:trPr>
-          <w:trHeight w:hRule="exact" w:val="278"/>
-        </w:trPr>
-        <w:tc>
-          <w:tcPr>
-            <w:tcW w:w="288" w:type="dxa"/>
-            <w:vMerge/>
-            <w:tcBorders>
-              <w:top w:val="nil"/>
-            </w:tcBorders>
-            <w:textDirection w:val="btLr"/>
-          </w:tcPr>
-          <w:p>
-            <w:pPr>
-              <w:rPr>
-                <w:sz w:val="2"/>
-                <w:szCs w:val="2"/>
-              </w:rPr>
-            </w:pPr>
-          </w:p>
-        </w:tc>
-        <w:tc>
-          <w:tcPr>
-            <w:tcW w:w="396" w:type="dxa"/>
-            <w:vMerge/>
-            <w:tcBorders>
-              <w:top w:val="nil"/>
-              <w:right w:val="single" w:sz="18" w:space="0" w:color="000000"/>
-            </w:tcBorders>
-          </w:tcPr>
-          <w:p>
-            <w:pPr>
-              <w:rPr>
-                <w:sz w:val="2"/>
-                <w:szCs w:val="2"/>
-              </w:rPr>
-            </w:pPr>
-          </w:p>
-        </w:tc>
-        <w:tc>
-          <w:tcPr>
-            <w:tcW w:w="970" w:type="dxa"/>
-            <w:gridSpan w:val="2"/>
-            <w:tcBorders>
-              <w:top w:val="single" w:sz="4" w:space="0" w:color="000000"/>
-              <w:left w:val="single" w:sz="18" w:space="0" w:color="000000"/>
-              <w:bottom w:val="single" w:sz="4" w:space="0" w:color="000000"/>
-            </w:tcBorders>
-          </w:tcPr>
-          <w:p>
-            <w:pPr>
-              <w:pStyle w:val="TableParagraph"/>
-              <w:spacing w:before="0"/>
-              <w:rPr>
-                <w:sz w:val="18"/>
-              </w:rPr>
-            </w:pPr>
-          </w:p>
-        </w:tc>
-        <w:tc>
-          <w:tcPr>
-            <w:tcW w:w="1298" w:type="dxa"/>
-            <w:tcBorders>
-              <w:top w:val="single" w:sz="4" w:space="0" w:color="000000"/>
-              <w:bottom w:val="single" w:sz="4" w:space="0" w:color="000000"/>
-            </w:tcBorders>
-          </w:tcPr>
-          <w:p>
-            <w:pPr>
-              <w:pStyle w:val="TableParagraph"/>
-              <w:spacing w:before="0"/>
-              <w:rPr>
-                <w:sz w:val="18"/>
-              </w:rPr>
-            </w:pPr>
-          </w:p>
-        </w:tc>
-        <w:tc>
-          <w:tcPr>
-            <w:tcW w:w="854" w:type="dxa"/>
-            <w:tcBorders>
-              <w:top w:val="single" w:sz="4" w:space="0" w:color="000000"/>
-              <w:bottom w:val="single" w:sz="4" w:space="0" w:color="000000"/>
-            </w:tcBorders>
-          </w:tcPr>
-          <w:p>
-            <w:pPr>
-              <w:pStyle w:val="TableParagraph"/>
-              <w:spacing w:before="0"/>
-              <w:rPr>
-                <w:sz w:val="18"/>
-              </w:rPr>
-            </w:pPr>
-          </w:p>
-        </w:tc>
-        <w:tc>
-          <w:tcPr>
-            <w:tcW w:w="566" w:type="dxa"/>
-            <w:tcBorders>
-              <w:top w:val="single" w:sz="4" w:space="0" w:color="000000"/>
-              <w:bottom w:val="single" w:sz="4" w:space="0" w:color="000000"/>
-            </w:tcBorders>
-          </w:tcPr>
-          <w:p>
-            <w:pPr>
-              <w:pStyle w:val="TableParagraph"/>
-              <w:spacing w:before="0"/>
-              <w:rPr>
-                <w:sz w:val="18"/>
-              </w:rPr>
-            </w:pPr>
-          </w:p>
-        </w:tc>
-        <w:tc>
-          <w:tcPr>
-            <w:tcW w:w="3969" w:type="dxa"/>
-            <w:vMerge/>
-            <w:tcBorders>
-              <w:top w:val="nil"/>
-              <w:bottom w:val="single" w:sz="18" w:space="0" w:color="000000"/>
-            </w:tcBorders>
-          </w:tcPr>
-          <w:p>
-            <w:pPr>
-              <w:rPr>
-                <w:sz w:val="2"/>
-                <w:szCs w:val="2"/>
-              </w:rPr>
-            </w:pPr>
-          </w:p>
-        </w:tc>
-        <w:tc>
-          <w:tcPr>
-            <w:tcW w:w="2825" w:type="dxa"/>
-            <w:gridSpan w:val="5"/>
-            <w:vMerge w:val="restart"/>
-            <w:tcBorders>
-              <w:bottom w:val="single" w:sz="18" w:space="0" w:color="000000"/>
-              <w:right w:val="single" w:sz="18" w:space="0" w:color="000000"/>
-            </w:tcBorders>
-          </w:tcPr>
-          <w:p>
-            <w:pPr>
-              <w:pStyle w:val="TableParagraph"/>
-              <w:spacing w:before="185"/>
-              <w:ind w:left="568"/>
-              <w:rPr>
-                <w:rFonts w:ascii="Arial Narrow" w:hAnsi="Arial Narrow"/>
-                <w:i/>
-                <w:sz w:val="38"/>
-              </w:rPr>
-            </w:pPr>
-            <w:r>
-              <w:rPr>
-                <w:rFonts w:ascii="Arial Narrow" w:hAnsi="Arial Narrow"/>
-                <w:i/>
-                <w:w w:val="90"/>
-                <w:sz w:val="38"/>
-              </w:rPr>
-              <w:t>СПб</w:t>
-            </w:r>
-            <w:r>
-              <w:rPr>
-                <w:rFonts w:ascii="Arial Narrow" w:hAnsi="Arial Narrow"/>
-                <w:i/>
-                <w:spacing w:val="38"/>
-                <w:sz w:val="38"/>
-              </w:rPr>
-              <w:t xml:space="preserve"> </w:t>
-            </w:r>
-            <w:r>
-              <w:rPr>
-                <w:rFonts w:ascii="Arial Narrow" w:hAnsi="Arial Narrow"/>
-                <w:i/>
-                <w:spacing w:val="-2"/>
-                <w:sz w:val="38"/>
-              </w:rPr>
-              <w:t>ГБПОУ</w:t>
-            </w:r>
-          </w:p>
-        </w:tc>
-      </w:tr>
-      <w:tr>
-        <w:trPr>
-          <w:trHeight w:hRule="exact" w:val="283"/>
-        </w:trPr>
-        <w:tc>
-          <w:tcPr>
-            <w:tcW w:w="288" w:type="dxa"/>
-            <w:vMerge/>
-            <w:tcBorders>
-              <w:top w:val="nil"/>
-            </w:tcBorders>
-            <w:textDirection w:val="btLr"/>
-          </w:tcPr>
-          <w:p>
-            <w:pPr>
-              <w:rPr>
-                <w:sz w:val="2"/>
-                <w:szCs w:val="2"/>
-              </w:rPr>
-            </w:pPr>
-          </w:p>
-        </w:tc>
-        <w:tc>
-          <w:tcPr>
-            <w:tcW w:w="396" w:type="dxa"/>
-            <w:vMerge/>
-            <w:tcBorders>
-              <w:top w:val="nil"/>
-              <w:right w:val="single" w:sz="18" w:space="0" w:color="000000"/>
-            </w:tcBorders>
-          </w:tcPr>
-          <w:p>
-            <w:pPr>
-              <w:rPr>
-                <w:sz w:val="2"/>
-                <w:szCs w:val="2"/>
-              </w:rPr>
-            </w:pPr>
-          </w:p>
-        </w:tc>
-        <w:tc>
-          <w:tcPr>
-            <w:tcW w:w="970" w:type="dxa"/>
-            <w:gridSpan w:val="2"/>
-            <w:tcBorders>
-              <w:top w:val="single" w:sz="4" w:space="0" w:color="000000"/>
-              <w:left w:val="single" w:sz="18" w:space="0" w:color="000000"/>
-              <w:bottom w:val="single" w:sz="4" w:space="0" w:color="000000"/>
-            </w:tcBorders>
-          </w:tcPr>
-          <w:p>
-            <w:pPr>
-              <w:pStyle w:val="TableParagraph"/>
-              <w:spacing w:before="36" w:line="217" w:lineRule="exact"/>
-              <w:ind w:left="39"/>
-              <w:rPr>
-                <w:rFonts w:ascii="Arial Narrow" w:hAnsi="Arial Narrow"/>
-                <w:i/>
-                <w:sz w:val="21"/>
-              </w:rPr>
-            </w:pPr>
-            <w:r>
-              <w:rPr>
-                <w:rFonts w:ascii="Arial Narrow" w:hAnsi="Arial Narrow"/>
-                <w:i/>
-                <w:sz w:val="21"/>
-              </w:rPr>
-              <w:t>Н.</w:t>
-            </w:r>
-            <w:r>
-              <w:rPr>
-                <w:rFonts w:ascii="Arial Narrow" w:hAnsi="Arial Narrow"/>
-                <w:i/>
-                <w:spacing w:val="7"/>
-                <w:sz w:val="21"/>
-              </w:rPr>
-              <w:t xml:space="preserve"> </w:t>
-            </w:r>
-            <w:r>
-              <w:rPr>
-                <w:rFonts w:ascii="Arial Narrow" w:hAnsi="Arial Narrow"/>
-                <w:i/>
-                <w:spacing w:val="-2"/>
-                <w:sz w:val="21"/>
-              </w:rPr>
-              <w:t>контр</w:t>
-            </w:r>
-          </w:p>
-        </w:tc>
-        <w:tc>
-          <w:tcPr>
-            <w:tcW w:w="1298" w:type="dxa"/>
-            <w:tcBorders>
-              <w:top w:val="single" w:sz="4" w:space="0" w:color="000000"/>
-              <w:bottom w:val="single" w:sz="4" w:space="0" w:color="000000"/>
-            </w:tcBorders>
-          </w:tcPr>
-          <w:p>
-            <w:pPr>
-              <w:pStyle w:val="TableParagraph"/>
-              <w:spacing w:before="36" w:line="217" w:lineRule="exact"/>
-              <w:ind w:left="32"/>
-              <w:rPr>
-                <w:rFonts w:ascii="Arial Narrow" w:hAnsi="Arial Narrow"/>
-                <w:i/>
-                <w:sz w:val="21"/>
-              </w:rPr>
-            </w:pPr>
-            <w:r>
-              <w:rPr>
-                <w:rFonts w:ascii="Arial Narrow" w:hAnsi="Arial Narrow"/>
-                <w:i/>
-                <w:sz w:val="21"/>
-              </w:rPr>
-              <w:t>Парадина</w:t>
-            </w:r>
-            <w:r>
-              <w:rPr>
-                <w:rFonts w:ascii="Arial Narrow" w:hAnsi="Arial Narrow"/>
-                <w:i/>
-                <w:spacing w:val="14"/>
-                <w:sz w:val="21"/>
-              </w:rPr>
-              <w:t xml:space="preserve"> </w:t>
-            </w:r>
-            <w:r>
-              <w:rPr>
-                <w:rFonts w:ascii="Arial Narrow" w:hAnsi="Arial Narrow"/>
-                <w:i/>
-                <w:spacing w:val="-5"/>
-                <w:sz w:val="21"/>
-              </w:rPr>
-              <w:t>Г.А</w:t>
-            </w:r>
-          </w:p>
-        </w:tc>
-        <w:tc>
-          <w:tcPr>
-            <w:tcW w:w="854" w:type="dxa"/>
-            <w:tcBorders>
-              <w:top w:val="single" w:sz="4" w:space="0" w:color="000000"/>
-              <w:bottom w:val="single" w:sz="4" w:space="0" w:color="000000"/>
-            </w:tcBorders>
-          </w:tcPr>
-          <w:p>
-            <w:pPr>
-              <w:pStyle w:val="TableParagraph"/>
-              <w:spacing w:before="0"/>
-              <w:rPr>
-                <w:sz w:val="20"/>
-              </w:rPr>
-            </w:pPr>
-          </w:p>
-        </w:tc>
-        <w:tc>
-          <w:tcPr>
-            <w:tcW w:w="566" w:type="dxa"/>
-            <w:tcBorders>
-              <w:top w:val="single" w:sz="4" w:space="0" w:color="000000"/>
-              <w:bottom w:val="single" w:sz="4" w:space="0" w:color="000000"/>
-            </w:tcBorders>
-          </w:tcPr>
-          <w:p>
-            <w:pPr>
-              <w:pStyle w:val="TableParagraph"/>
-              <w:spacing w:before="80" w:line="173" w:lineRule="exact"/>
-              <w:ind w:left="56"/>
-              <w:rPr>
-                <w:rFonts w:ascii="Arial Narrow"/>
-                <w:i/>
-                <w:sz w:val="17"/>
-              </w:rPr>
-            </w:pPr>
-            <w:r>
-              <w:rPr>
-                <w:rFonts w:ascii="Arial Narrow"/>
-                <w:i/>
-                <w:spacing w:val="-12"/>
-                <w:w w:val="80"/>
-                <w:sz w:val="17"/>
-              </w:rPr>
-              <w:t>05.</w:t>
-            </w:r>
-            <w:r>
-              <w:rPr>
-                <w:rFonts w:ascii="Arial Narrow"/>
-                <w:i/>
-                <w:spacing w:val="-14"/>
-                <w:w w:val="80"/>
-                <w:sz w:val="17"/>
-              </w:rPr>
-              <w:t xml:space="preserve"> </w:t>
-            </w:r>
-            <w:r>
-              <w:rPr>
-                <w:rFonts w:ascii="Arial Narrow"/>
-                <w:i/>
-                <w:spacing w:val="-12"/>
-                <w:w w:val="80"/>
-                <w:sz w:val="17"/>
-              </w:rPr>
-              <w:t>11..</w:t>
-            </w:r>
-            <w:r>
-              <w:rPr>
-                <w:rFonts w:ascii="Arial Narrow"/>
-                <w:i/>
-                <w:spacing w:val="-9"/>
-                <w:sz w:val="17"/>
-              </w:rPr>
-              <w:t xml:space="preserve"> </w:t>
-            </w:r>
-            <w:r>
-              <w:rPr>
-                <w:rFonts w:ascii="Arial Narrow"/>
-                <w:i/>
-                <w:spacing w:val="-12"/>
-                <w:w w:val="80"/>
-                <w:sz w:val="17"/>
-              </w:rPr>
-              <w:t>26</w:t>
-            </w:r>
-          </w:p>
-        </w:tc>
-        <w:tc>
-          <w:tcPr>
-            <w:tcW w:w="3969" w:type="dxa"/>
-            <w:vMerge/>
-            <w:tcBorders>
-              <w:top w:val="nil"/>
-              <w:bottom w:val="single" w:sz="18" w:space="0" w:color="000000"/>
-            </w:tcBorders>
-          </w:tcPr>
-          <w:p>
-            <w:pPr>
-              <w:rPr>
-                <w:sz w:val="2"/>
-                <w:szCs w:val="2"/>
-              </w:rPr>
-            </w:pPr>
-          </w:p>
-        </w:tc>
-        <w:tc>
-          <w:tcPr>
-            <w:tcW w:w="2825" w:type="dxa"/>
-            <w:gridSpan w:val="5"/>
-            <w:vMerge/>
-            <w:tcBorders>
-              <w:top w:val="nil"/>
-              <w:bottom w:val="single" w:sz="18" w:space="0" w:color="000000"/>
-              <w:right w:val="single" w:sz="18" w:space="0" w:color="000000"/>
-            </w:tcBorders>
-          </w:tcPr>
-          <w:p>
-            <w:pPr>
-              <w:rPr>
-                <w:sz w:val="2"/>
-                <w:szCs w:val="2"/>
-              </w:rPr>
-            </w:pPr>
-          </w:p>
-        </w:tc>
-      </w:tr>
-      <w:tr>
-        <w:trPr>
-          <w:trHeight w:hRule="exact" w:val="278"/>
-        </w:trPr>
-        <w:tc>
-          <w:tcPr>
-            <w:tcW w:w="288" w:type="dxa"/>
-            <w:vMerge/>
-            <w:tcBorders>
-              <w:top w:val="nil"/>
-            </w:tcBorders>
-            <w:textDirection w:val="btLr"/>
-          </w:tcPr>
-          <w:p>
-            <w:pPr>
-              <w:rPr>
-                <w:sz w:val="2"/>
-                <w:szCs w:val="2"/>
-              </w:rPr>
-            </w:pPr>
-          </w:p>
-        </w:tc>
-        <w:tc>
-          <w:tcPr>
-            <w:tcW w:w="396" w:type="dxa"/>
-            <w:vMerge/>
-            <w:tcBorders>
-              <w:top w:val="nil"/>
-              <w:right w:val="single" w:sz="18" w:space="0" w:color="000000"/>
-            </w:tcBorders>
-          </w:tcPr>
-          <w:p>
-            <w:pPr>
-              <w:rPr>
-                <w:sz w:val="2"/>
-                <w:szCs w:val="2"/>
-              </w:rPr>
-            </w:pPr>
-          </w:p>
-        </w:tc>
-        <w:tc>
-          <w:tcPr>
-            <w:tcW w:w="970" w:type="dxa"/>
-            <w:gridSpan w:val="2"/>
-            <w:tcBorders>
-              <w:top w:val="single" w:sz="4" w:space="0" w:color="000000"/>
-              <w:left w:val="single" w:sz="18" w:space="0" w:color="000000"/>
-              <w:bottom w:val="single" w:sz="18" w:space="0" w:color="000000"/>
-            </w:tcBorders>
-          </w:tcPr>
-          <w:p>
-            <w:pPr>
-              <w:pStyle w:val="TableParagraph"/>
-              <w:spacing w:before="36" w:line="195" w:lineRule="exact"/>
-              <w:ind w:left="39"/>
-              <w:rPr>
-                <w:rFonts w:ascii="Arial Narrow" w:hAnsi="Arial Narrow"/>
-                <w:i/>
-                <w:sz w:val="21"/>
-              </w:rPr>
-            </w:pPr>
-            <w:r>
-              <w:rPr>
-                <w:rFonts w:ascii="Arial Narrow" w:hAnsi="Arial Narrow"/>
-                <w:i/>
-                <w:spacing w:val="-4"/>
-                <w:sz w:val="21"/>
-              </w:rPr>
-              <w:t>Утв.</w:t>
-            </w:r>
-          </w:p>
-        </w:tc>
-        <w:tc>
-          <w:tcPr>
-            <w:tcW w:w="1298" w:type="dxa"/>
-            <w:tcBorders>
-              <w:top w:val="single" w:sz="4" w:space="0" w:color="000000"/>
-              <w:bottom w:val="single" w:sz="18" w:space="0" w:color="000000"/>
-            </w:tcBorders>
-          </w:tcPr>
-          <w:p>
-            <w:pPr>
-              <w:pStyle w:val="TableParagraph"/>
-              <w:spacing w:before="24" w:line="207" w:lineRule="exact"/>
-              <w:ind w:left="64"/>
-              <w:rPr>
-                <w:rFonts w:ascii="Arial Narrow" w:hAnsi="Arial Narrow"/>
-                <w:i/>
-                <w:sz w:val="21"/>
-              </w:rPr>
-            </w:pPr>
-            <w:r>
-              <w:rPr>
-                <w:rFonts w:ascii="Arial Narrow" w:hAnsi="Arial Narrow"/>
-                <w:i/>
-                <w:sz w:val="21"/>
-              </w:rPr>
-              <w:t>Бычков</w:t>
-            </w:r>
-            <w:r>
-              <w:rPr>
-                <w:rFonts w:ascii="Arial Narrow" w:hAnsi="Arial Narrow"/>
-                <w:i/>
-                <w:spacing w:val="31"/>
-                <w:sz w:val="21"/>
-              </w:rPr>
-              <w:t xml:space="preserve"> </w:t>
-            </w:r>
-            <w:r>
-              <w:rPr>
-                <w:rFonts w:ascii="Arial Narrow" w:hAnsi="Arial Narrow"/>
-                <w:i/>
-                <w:spacing w:val="-5"/>
-                <w:sz w:val="21"/>
-              </w:rPr>
-              <w:t>А</w:t>
-            </w:r>
-            <w:r>
-              <w:rPr>
-                <w:rFonts w:ascii="Aptos Serif" w:hAnsi="Aptos Serif"/>
-                <w:i/>
-                <w:spacing w:val="-5"/>
-                <w:sz w:val="20"/>
-              </w:rPr>
-              <w:t>.</w:t>
-            </w:r>
-            <w:r>
-              <w:rPr>
-                <w:rFonts w:ascii="Arial Narrow" w:hAnsi="Arial Narrow"/>
-                <w:i/>
-                <w:spacing w:val="-5"/>
-                <w:sz w:val="21"/>
-              </w:rPr>
-              <w:t>Ю</w:t>
-            </w:r>
-          </w:p>
-        </w:tc>
-        <w:tc>
-          <w:tcPr>
-            <w:tcW w:w="854" w:type="dxa"/>
-            <w:tcBorders>
-              <w:top w:val="single" w:sz="4" w:space="0" w:color="000000"/>
-              <w:bottom w:val="single" w:sz="18" w:space="0" w:color="000000"/>
-            </w:tcBorders>
-          </w:tcPr>
-          <w:p>
-            <w:pPr>
-              <w:pStyle w:val="TableParagraph"/>
-              <w:spacing w:before="0"/>
-              <w:rPr>
-                <w:sz w:val="18"/>
-              </w:rPr>
-            </w:pPr>
-          </w:p>
-        </w:tc>
-        <w:tc>
-          <w:tcPr>
-            <w:tcW w:w="566" w:type="dxa"/>
-            <w:tcBorders>
-              <w:top w:val="single" w:sz="4" w:space="0" w:color="000000"/>
-              <w:bottom w:val="single" w:sz="18" w:space="0" w:color="000000"/>
-            </w:tcBorders>
-          </w:tcPr>
-          <w:p>
-            <w:pPr>
-              <w:pStyle w:val="TableParagraph"/>
-              <w:spacing w:before="83" w:line="148" w:lineRule="exact"/>
-              <w:ind w:left="56"/>
-              <w:rPr>
-                <w:rFonts w:ascii="Arial Narrow"/>
-                <w:i/>
-                <w:sz w:val="17"/>
-              </w:rPr>
-            </w:pPr>
-            <w:r>
-              <w:rPr>
-                <w:rFonts w:ascii="Arial Narrow"/>
-                <w:i/>
-                <w:spacing w:val="-12"/>
-                <w:w w:val="80"/>
-                <w:sz w:val="17"/>
-              </w:rPr>
-              <w:t>05.</w:t>
-            </w:r>
-            <w:r>
-              <w:rPr>
-                <w:rFonts w:ascii="Arial Narrow"/>
-                <w:i/>
-                <w:spacing w:val="-14"/>
-                <w:w w:val="80"/>
-                <w:sz w:val="17"/>
-              </w:rPr>
-              <w:t xml:space="preserve"> </w:t>
-            </w:r>
-            <w:r>
-              <w:rPr>
-                <w:rFonts w:ascii="Arial Narrow"/>
-                <w:i/>
-                <w:spacing w:val="-12"/>
-                <w:w w:val="80"/>
-                <w:sz w:val="17"/>
-              </w:rPr>
-              <w:t>11..</w:t>
-            </w:r>
-            <w:r>
-              <w:rPr>
-                <w:rFonts w:ascii="Arial Narrow"/>
-                <w:i/>
-                <w:spacing w:val="-9"/>
-                <w:sz w:val="17"/>
-              </w:rPr>
-              <w:t xml:space="preserve"> </w:t>
-            </w:r>
-            <w:r>
-              <w:rPr>
-                <w:rFonts w:ascii="Arial Narrow"/>
-                <w:i/>
-                <w:spacing w:val="-12"/>
-                <w:w w:val="80"/>
-                <w:sz w:val="17"/>
-              </w:rPr>
-              <w:t>26</w:t>
-            </w:r>
-          </w:p>
-        </w:tc>
-        <w:tc>
-          <w:tcPr>
-            <w:tcW w:w="3969" w:type="dxa"/>
-            <w:vMerge/>
-            <w:tcBorders>
-              <w:top w:val="nil"/>
-              <w:bottom w:val="single" w:sz="18" w:space="0" w:color="000000"/>
-            </w:tcBorders>
-          </w:tcPr>
-          <w:p>
-            <w:pPr>
-              <w:rPr>
-                <w:sz w:val="2"/>
-                <w:szCs w:val="2"/>
-              </w:rPr>
-            </w:pPr>
-          </w:p>
-        </w:tc>
-        <w:tc>
-          <w:tcPr>
-            <w:tcW w:w="2825" w:type="dxa"/>
-            <w:gridSpan w:val="5"/>
-            <w:vMerge/>
-            <w:tcBorders>
-              <w:top w:val="nil"/>
-              <w:bottom w:val="single" w:sz="18" w:space="0" w:color="000000"/>
-              <w:right w:val="single" w:sz="18" w:space="0" w:color="000000"/>
-            </w:tcBorders>
-          </w:tcPr>
-          <w:p>
-            <w:pPr>
-              <w:rPr>
-                <w:sz w:val="2"/>
-                <w:szCs w:val="2"/>
-              </w:rPr>
-            </w:pPr>
-          </w:p>
-        </w:tc>
-      </w:tr>
-    </w:tbl>
-    <w:p>
-      <w:pPr>
-        <w:rPr>
-          <w:sz w:val="2"/>
-          <w:szCs w:val="2"/>
+    <w:p>
+      <w:pPr>
+        <w:spacing w:before="4"/>
+        <w:rPr>
+          <w:sz w:val="17"/>
+        </w:rPr>
+        <w:sectPr>
+          <w:pgSz w:w="11910" w:h="16840"/>
+          <w:pgMar w:top="260" w:right="141" w:bottom="0" w:left="425" w:header="720" w:footer="720" w:gutter="0"/>
+          <w:cols w:space="720"/>
+        </w:sectPr>
+      </w:pPr>
+      <w:r>
+        <w:rPr>
+          <w:noProof/>
+          <w:sz w:val="17"/>
+          <w:lang w:eastAsia="ru-RU"/>
+        </w:rPr>
+        <w:lastRenderedPageBreak/>
+        <w:drawing>
+          <wp:anchor distT="0" distB="0" distL="0" distR="0" simplePos="0" relativeHeight="251659776" behindDoc="1" locked="0" layoutInCell="1" allowOverlap="1" wp14:anchorId="701D11DF" wp14:editId="264394EC">
+            <wp:simplePos x="0" y="0"/>
+            <wp:positionH relativeFrom="page">
+              <wp:posOffset>288002</wp:posOffset>
+            </wp:positionH>
+            <wp:positionV relativeFrom="page">
+              <wp:posOffset>173091</wp:posOffset>
+            </wp:positionV>
+            <wp:extent cx="7113652" cy="10356638"/>
+            <wp:effectExtent l="0" t="0" r="0" b="0"/>
+            <wp:wrapNone/>
+            <wp:docPr id="14" name="Image 1"/>
+            <wp:cNvGraphicFramePr>
+              <a:graphicFrameLocks xmlns:a="http://schemas.openxmlformats.org/drawingml/2006/main"/>
+            </wp:cNvGraphicFramePr>
+            <a:graphic xmlns:a="http://schemas.openxmlformats.org/drawingml/2006/main">
+              <a:graphicData uri="http://schemas.openxmlformats.org/drawingml/2006/picture">
+                <pic:pic xmlns:pic="http://schemas.openxmlformats.org/drawingml/2006/picture">
+                  <pic:nvPicPr>
+                    <pic:cNvPr id="1" name="Image 1"/>
+                    <pic:cNvPicPr/>
+                  </pic:nvPicPr>
+                  <pic:blipFill>
+                    <a:blip r:embed="rId24" cstate="print"/>
+                    <a:stretch>
+                      <a:fillRect/>
+                    </a:stretch>
+                  </pic:blipFill>
+                  <pic:spPr>
+                    <a:xfrm>
+                      <a:off x="0" y="0"/>
+                      <a:ext cx="7113652" cy="10356638"/>
+                    </a:xfrm>
+                    <a:prstGeom prst="rect">
+                      <a:avLst/>
+                    </a:prstGeom>
+                  </pic:spPr>
+                </pic:pic>
+              </a:graphicData>
+            </a:graphic>
+          </wp:anchor>
+        </w:drawing>
+      </w:r>
+    </w:p>
+    <w:p>
+      <w:pPr>
+        <w:spacing w:before="4"/>
+        <w:rPr>
+          <w:sz w:val="17"/>
         </w:rPr>
         <w:sectPr>
           <w:footerReference w:type="default" r:id="rId25"/>
@@ -30212,6533 +27743,64 @@
           <w:cols w:space="720"/>
         </w:sectPr>
       </w:pPr>
-    </w:p>
-    <w:tbl>
-      <w:tblPr>
-        <w:tblStyle w:val="TableNormal"/>
-        <w:tblW w:w="0" w:type="auto"/>
-        <w:tblInd w:w="51" w:type="dxa"/>
-        <w:tblBorders>
-          <w:top w:val="single" w:sz="18" w:space="0" w:color="000000"/>
-          <w:left w:val="single" w:sz="18" w:space="0" w:color="000000"/>
-          <w:bottom w:val="single" w:sz="18" w:space="0" w:color="000000"/>
-          <w:right w:val="single" w:sz="18" w:space="0" w:color="000000"/>
-          <w:insideH w:val="single" w:sz="18" w:space="0" w:color="000000"/>
-          <w:insideV w:val="single" w:sz="18" w:space="0" w:color="000000"/>
-        </w:tblBorders>
-        <w:tblLayout w:type="fixed"/>
-        <w:tblLook w:val="01E0" w:firstRow="1" w:lastRow="1" w:firstColumn="1" w:lastColumn="1" w:noHBand="0" w:noVBand="0"/>
-      </w:tblPr>
-      <w:tblGrid>
-        <w:gridCol w:w="283"/>
-        <w:gridCol w:w="396"/>
-        <w:gridCol w:w="398"/>
-        <w:gridCol w:w="566"/>
-        <w:gridCol w:w="175"/>
-        <w:gridCol w:w="1128"/>
-        <w:gridCol w:w="852"/>
-        <w:gridCol w:w="566"/>
-        <w:gridCol w:w="794"/>
-        <w:gridCol w:w="2894"/>
-        <w:gridCol w:w="110"/>
-        <w:gridCol w:w="170"/>
-        <w:gridCol w:w="285"/>
-        <w:gridCol w:w="280"/>
-        <w:gridCol w:w="282"/>
-        <w:gridCol w:w="851"/>
-        <w:gridCol w:w="1129"/>
-      </w:tblGrid>
-      <w:tr>
-        <w:trPr>
-          <w:trHeight w:hRule="exact" w:val="873"/>
-        </w:trPr>
-        <w:tc>
-          <w:tcPr>
-            <w:tcW w:w="283" w:type="dxa"/>
-            <w:vMerge w:val="restart"/>
-            <w:textDirection w:val="btLr"/>
-          </w:tcPr>
-          <w:p>
-            <w:pPr>
-              <w:pStyle w:val="TableParagraph"/>
-              <w:spacing w:before="0" w:line="218" w:lineRule="exact"/>
-              <w:ind w:left="1091"/>
-              <w:rPr>
-                <w:rFonts w:ascii="Arial Narrow" w:hAnsi="Arial Narrow"/>
-                <w:i/>
-                <w:sz w:val="21"/>
-              </w:rPr>
-            </w:pPr>
-            <w:r>
-              <w:rPr>
-                <w:rFonts w:ascii="Arial Narrow" w:hAnsi="Arial Narrow"/>
-                <w:i/>
-                <w:spacing w:val="-63"/>
-                <w:sz w:val="21"/>
-              </w:rPr>
-              <w:lastRenderedPageBreak/>
-              <w:t>Перв.примен</w:t>
-            </w:r>
-          </w:p>
-        </w:tc>
-        <w:tc>
-          <w:tcPr>
-            <w:tcW w:w="396" w:type="dxa"/>
-            <w:vMerge w:val="restart"/>
-          </w:tcPr>
-          <w:p>
-            <w:pPr>
-              <w:pStyle w:val="TableParagraph"/>
-              <w:spacing w:before="0"/>
-            </w:pPr>
-          </w:p>
-        </w:tc>
-        <w:tc>
-          <w:tcPr>
-            <w:tcW w:w="1139" w:type="dxa"/>
-            <w:gridSpan w:val="3"/>
-          </w:tcPr>
-          <w:p>
-            <w:pPr>
-              <w:pStyle w:val="TableParagraph"/>
-              <w:spacing w:before="4" w:line="268" w:lineRule="exact"/>
-              <w:ind w:left="48" w:right="-15" w:hanging="2"/>
-              <w:jc w:val="center"/>
-              <w:rPr>
-                <w:rFonts w:ascii="Arial Narrow" w:hAnsi="Arial Narrow"/>
-                <w:i/>
-                <w:sz w:val="25"/>
-              </w:rPr>
-            </w:pPr>
-            <w:r>
-              <w:rPr>
-                <w:rFonts w:ascii="Arial Narrow" w:hAnsi="Arial Narrow"/>
-                <w:i/>
-                <w:spacing w:val="-65"/>
-                <w:sz w:val="25"/>
-              </w:rPr>
-              <w:t>Поз.</w:t>
-            </w:r>
-            <w:r>
-              <w:rPr>
-                <w:rFonts w:ascii="Arial Narrow" w:hAnsi="Arial Narrow"/>
-                <w:i/>
-                <w:spacing w:val="80"/>
-                <w:w w:val="150"/>
-                <w:sz w:val="25"/>
-              </w:rPr>
-              <w:t xml:space="preserve">    </w:t>
-            </w:r>
-            <w:r>
-              <w:rPr>
-                <w:rFonts w:ascii="Arial Narrow" w:hAnsi="Arial Narrow"/>
-                <w:i/>
-                <w:spacing w:val="-72"/>
-                <w:sz w:val="25"/>
-              </w:rPr>
-              <w:t>обозначе-</w:t>
-            </w:r>
-            <w:r>
-              <w:rPr>
-                <w:rFonts w:ascii="Arial Narrow" w:hAnsi="Arial Narrow"/>
-                <w:i/>
-                <w:spacing w:val="80"/>
-                <w:w w:val="150"/>
-                <w:sz w:val="25"/>
-              </w:rPr>
-              <w:t xml:space="preserve">    </w:t>
-            </w:r>
-            <w:r>
-              <w:rPr>
-                <w:rFonts w:ascii="Arial Narrow" w:hAnsi="Arial Narrow"/>
-                <w:i/>
-                <w:spacing w:val="-58"/>
-                <w:sz w:val="25"/>
-              </w:rPr>
-              <w:t>ние</w:t>
-            </w:r>
-          </w:p>
-        </w:tc>
-        <w:tc>
-          <w:tcPr>
-            <w:tcW w:w="6234" w:type="dxa"/>
-            <w:gridSpan w:val="5"/>
-          </w:tcPr>
-          <w:p>
-            <w:pPr>
-              <w:pStyle w:val="TableParagraph"/>
-              <w:spacing w:before="257"/>
-              <w:ind w:left="173" w:right="169"/>
-              <w:jc w:val="center"/>
-              <w:rPr>
-                <w:rFonts w:ascii="Arial Narrow" w:hAnsi="Arial Narrow"/>
-                <w:i/>
-                <w:sz w:val="25"/>
-              </w:rPr>
-            </w:pPr>
-            <w:r>
-              <w:rPr>
-                <w:rFonts w:ascii="Arial Narrow" w:hAnsi="Arial Narrow"/>
-                <w:i/>
-                <w:spacing w:val="-2"/>
-                <w:sz w:val="25"/>
-              </w:rPr>
-              <w:t>Наименование</w:t>
-            </w:r>
-          </w:p>
-        </w:tc>
-        <w:tc>
-          <w:tcPr>
-            <w:tcW w:w="565" w:type="dxa"/>
-            <w:gridSpan w:val="3"/>
-          </w:tcPr>
-          <w:p>
-            <w:pPr>
-              <w:pStyle w:val="TableParagraph"/>
-              <w:spacing w:before="257"/>
-              <w:ind w:left="53" w:right="-15"/>
-              <w:rPr>
-                <w:rFonts w:ascii="Arial Narrow" w:hAnsi="Arial Narrow"/>
-                <w:i/>
-                <w:sz w:val="25"/>
-              </w:rPr>
-            </w:pPr>
-            <w:r>
-              <w:rPr>
-                <w:rFonts w:ascii="Arial Narrow" w:hAnsi="Arial Narrow"/>
-                <w:i/>
-                <w:spacing w:val="-65"/>
-                <w:sz w:val="25"/>
-              </w:rPr>
-              <w:t>Кол.</w:t>
-            </w:r>
-          </w:p>
-        </w:tc>
-        <w:tc>
-          <w:tcPr>
-            <w:tcW w:w="2542" w:type="dxa"/>
-            <w:gridSpan w:val="4"/>
-          </w:tcPr>
-          <w:p>
-            <w:pPr>
-              <w:pStyle w:val="TableParagraph"/>
-              <w:spacing w:before="257"/>
-              <w:ind w:left="663"/>
-              <w:rPr>
-                <w:rFonts w:ascii="Arial Narrow" w:hAnsi="Arial Narrow"/>
-                <w:i/>
-                <w:sz w:val="25"/>
-              </w:rPr>
-            </w:pPr>
-            <w:r>
-              <w:rPr>
-                <w:rFonts w:ascii="Arial Narrow" w:hAnsi="Arial Narrow"/>
-                <w:i/>
-                <w:spacing w:val="-2"/>
-                <w:sz w:val="25"/>
-              </w:rPr>
-              <w:t>Примечание</w:t>
-            </w:r>
-          </w:p>
-        </w:tc>
-      </w:tr>
-      <w:tr>
-        <w:trPr>
-          <w:trHeight w:hRule="exact" w:val="439"/>
-        </w:trPr>
-        <w:tc>
-          <w:tcPr>
-            <w:tcW w:w="283" w:type="dxa"/>
-            <w:vMerge/>
-            <w:tcBorders>
-              <w:top w:val="nil"/>
-            </w:tcBorders>
-            <w:textDirection w:val="btLr"/>
-          </w:tcPr>
-          <w:p>
-            <w:pPr>
-              <w:rPr>
-                <w:sz w:val="2"/>
-                <w:szCs w:val="2"/>
-              </w:rPr>
-            </w:pPr>
-          </w:p>
-        </w:tc>
-        <w:tc>
-          <w:tcPr>
-            <w:tcW w:w="396" w:type="dxa"/>
-            <w:vMerge/>
-            <w:tcBorders>
-              <w:top w:val="nil"/>
-            </w:tcBorders>
-          </w:tcPr>
-          <w:p>
-            <w:pPr>
-              <w:rPr>
-                <w:sz w:val="2"/>
-                <w:szCs w:val="2"/>
-              </w:rPr>
-            </w:pPr>
-          </w:p>
-        </w:tc>
-        <w:tc>
-          <w:tcPr>
-            <w:tcW w:w="1139" w:type="dxa"/>
-            <w:gridSpan w:val="3"/>
-            <w:tcBorders>
-              <w:bottom w:val="single" w:sz="6" w:space="0" w:color="000000"/>
-            </w:tcBorders>
-          </w:tcPr>
-          <w:p>
-            <w:pPr>
-              <w:pStyle w:val="TableParagraph"/>
-              <w:spacing w:before="0"/>
-            </w:pPr>
-          </w:p>
-        </w:tc>
-        <w:tc>
-          <w:tcPr>
-            <w:tcW w:w="6234" w:type="dxa"/>
-            <w:gridSpan w:val="5"/>
-            <w:tcBorders>
-              <w:bottom w:val="single" w:sz="6" w:space="0" w:color="000000"/>
-            </w:tcBorders>
-          </w:tcPr>
-          <w:p>
-            <w:pPr>
-              <w:pStyle w:val="TableParagraph"/>
-              <w:spacing w:before="0"/>
-            </w:pPr>
-          </w:p>
-        </w:tc>
-        <w:tc>
-          <w:tcPr>
-            <w:tcW w:w="565" w:type="dxa"/>
-            <w:gridSpan w:val="3"/>
-            <w:tcBorders>
-              <w:bottom w:val="single" w:sz="6" w:space="0" w:color="000000"/>
-            </w:tcBorders>
-          </w:tcPr>
-          <w:p>
-            <w:pPr>
-              <w:pStyle w:val="TableParagraph"/>
-              <w:spacing w:before="0"/>
-            </w:pPr>
-          </w:p>
-        </w:tc>
-        <w:tc>
-          <w:tcPr>
-            <w:tcW w:w="2542" w:type="dxa"/>
-            <w:gridSpan w:val="4"/>
-            <w:tcBorders>
-              <w:bottom w:val="single" w:sz="6" w:space="0" w:color="000000"/>
-            </w:tcBorders>
-          </w:tcPr>
-          <w:p>
-            <w:pPr>
-              <w:pStyle w:val="TableParagraph"/>
-              <w:spacing w:before="0"/>
-            </w:pPr>
-          </w:p>
-        </w:tc>
-      </w:tr>
-      <w:tr>
-        <w:trPr>
-          <w:trHeight w:hRule="exact" w:val="453"/>
-        </w:trPr>
-        <w:tc>
-          <w:tcPr>
-            <w:tcW w:w="283" w:type="dxa"/>
-            <w:vMerge/>
-            <w:tcBorders>
-              <w:top w:val="nil"/>
-            </w:tcBorders>
-            <w:textDirection w:val="btLr"/>
-          </w:tcPr>
-          <w:p>
-            <w:pPr>
-              <w:rPr>
-                <w:sz w:val="2"/>
-                <w:szCs w:val="2"/>
-              </w:rPr>
-            </w:pPr>
-          </w:p>
-        </w:tc>
-        <w:tc>
-          <w:tcPr>
-            <w:tcW w:w="396" w:type="dxa"/>
-            <w:vMerge/>
-            <w:tcBorders>
-              <w:top w:val="nil"/>
-            </w:tcBorders>
-          </w:tcPr>
-          <w:p>
-            <w:pPr>
-              <w:rPr>
-                <w:sz w:val="2"/>
-                <w:szCs w:val="2"/>
-              </w:rPr>
-            </w:pPr>
-          </w:p>
-        </w:tc>
-        <w:tc>
-          <w:tcPr>
-            <w:tcW w:w="1139" w:type="dxa"/>
-            <w:gridSpan w:val="3"/>
-            <w:tcBorders>
-              <w:top w:val="single" w:sz="6" w:space="0" w:color="000000"/>
-              <w:bottom w:val="single" w:sz="6" w:space="0" w:color="000000"/>
-            </w:tcBorders>
-          </w:tcPr>
-          <w:p>
-            <w:pPr>
-              <w:pStyle w:val="TableParagraph"/>
-              <w:spacing w:before="0"/>
-            </w:pPr>
-          </w:p>
-        </w:tc>
-        <w:tc>
-          <w:tcPr>
-            <w:tcW w:w="6234" w:type="dxa"/>
-            <w:gridSpan w:val="5"/>
-            <w:tcBorders>
-              <w:top w:val="single" w:sz="6" w:space="0" w:color="000000"/>
-              <w:bottom w:val="single" w:sz="6" w:space="0" w:color="000000"/>
-            </w:tcBorders>
-          </w:tcPr>
-          <w:p>
-            <w:pPr>
-              <w:pStyle w:val="TableParagraph"/>
-              <w:spacing w:before="72"/>
-              <w:ind w:left="173"/>
-              <w:jc w:val="center"/>
-              <w:rPr>
-                <w:rFonts w:ascii="Arial Narrow" w:hAnsi="Arial Narrow"/>
-                <w:i/>
-                <w:sz w:val="25"/>
-              </w:rPr>
-            </w:pPr>
-            <w:r>
-              <w:rPr>
-                <w:rFonts w:ascii="Arial Narrow" w:hAnsi="Arial Narrow"/>
-                <w:i/>
-                <w:spacing w:val="-2"/>
-                <w:sz w:val="25"/>
-              </w:rPr>
-              <w:t>Диоды</w:t>
-            </w:r>
-          </w:p>
-        </w:tc>
-        <w:tc>
-          <w:tcPr>
-            <w:tcW w:w="565" w:type="dxa"/>
-            <w:gridSpan w:val="3"/>
-            <w:tcBorders>
-              <w:top w:val="single" w:sz="6" w:space="0" w:color="000000"/>
-              <w:bottom w:val="single" w:sz="6" w:space="0" w:color="000000"/>
-            </w:tcBorders>
-          </w:tcPr>
-          <w:p>
-            <w:pPr>
-              <w:pStyle w:val="TableParagraph"/>
-              <w:spacing w:before="0"/>
-            </w:pPr>
-          </w:p>
-        </w:tc>
-        <w:tc>
-          <w:tcPr>
-            <w:tcW w:w="2542" w:type="dxa"/>
-            <w:gridSpan w:val="4"/>
-            <w:tcBorders>
-              <w:top w:val="single" w:sz="6" w:space="0" w:color="000000"/>
-              <w:bottom w:val="single" w:sz="6" w:space="0" w:color="000000"/>
-            </w:tcBorders>
-          </w:tcPr>
-          <w:p>
-            <w:pPr>
-              <w:pStyle w:val="TableParagraph"/>
-              <w:spacing w:before="0"/>
-            </w:pPr>
-          </w:p>
-        </w:tc>
-      </w:tr>
-      <w:tr>
-        <w:trPr>
-          <w:trHeight w:hRule="exact" w:val="453"/>
-        </w:trPr>
-        <w:tc>
-          <w:tcPr>
-            <w:tcW w:w="283" w:type="dxa"/>
-            <w:vMerge/>
-            <w:tcBorders>
-              <w:top w:val="nil"/>
-            </w:tcBorders>
-            <w:textDirection w:val="btLr"/>
-          </w:tcPr>
-          <w:p>
-            <w:pPr>
-              <w:rPr>
-                <w:sz w:val="2"/>
-                <w:szCs w:val="2"/>
-              </w:rPr>
-            </w:pPr>
-          </w:p>
-        </w:tc>
-        <w:tc>
-          <w:tcPr>
-            <w:tcW w:w="396" w:type="dxa"/>
-            <w:vMerge/>
-            <w:tcBorders>
-              <w:top w:val="nil"/>
-            </w:tcBorders>
-          </w:tcPr>
-          <w:p>
-            <w:pPr>
-              <w:rPr>
-                <w:sz w:val="2"/>
-                <w:szCs w:val="2"/>
-              </w:rPr>
-            </w:pPr>
-          </w:p>
-        </w:tc>
-        <w:tc>
-          <w:tcPr>
-            <w:tcW w:w="1139" w:type="dxa"/>
-            <w:gridSpan w:val="3"/>
-            <w:tcBorders>
-              <w:top w:val="single" w:sz="6" w:space="0" w:color="000000"/>
-              <w:bottom w:val="single" w:sz="6" w:space="0" w:color="000000"/>
-            </w:tcBorders>
-          </w:tcPr>
-          <w:p>
-            <w:r>
-              <w:t>LED1</w:t>
-            </w:r>
-          </w:p>
-        </w:tc>
-        <w:tc>
-          <w:tcPr>
-            <w:tcW w:w="6234" w:type="dxa"/>
-            <w:gridSpan w:val="5"/>
-            <w:tcBorders>
-              <w:top w:val="single" w:sz="6" w:space="0" w:color="000000"/>
-              <w:bottom w:val="single" w:sz="6" w:space="0" w:color="000000"/>
-            </w:tcBorders>
-          </w:tcPr>
-          <w:p>
-            <w:pPr>
-              <w:rPr>
-                <w:lang w:val="en-US"/>
-              </w:rPr>
-            </w:pPr>
-            <w:r>
-              <w:t>Светодиод</w:t>
-            </w:r>
-            <w:r>
-              <w:rPr>
-                <w:lang w:val="en-US"/>
-              </w:rPr>
-              <w:t xml:space="preserve"> LED-TH-3mm </w:t>
-            </w:r>
-            <w:r>
-              <w:t>зелёный</w:t>
-            </w:r>
-          </w:p>
-        </w:tc>
-        <w:tc>
-          <w:tcPr>
-            <w:tcW w:w="565" w:type="dxa"/>
-            <w:gridSpan w:val="3"/>
-            <w:tcBorders>
-              <w:top w:val="single" w:sz="6" w:space="0" w:color="000000"/>
-              <w:bottom w:val="single" w:sz="6" w:space="0" w:color="000000"/>
-            </w:tcBorders>
-          </w:tcPr>
-          <w:p>
-            <w:pPr>
-              <w:pStyle w:val="TableParagraph"/>
-              <w:spacing w:before="72"/>
-              <w:ind w:left="7" w:right="3"/>
-              <w:jc w:val="center"/>
-              <w:rPr>
-                <w:rFonts w:ascii="Arial Narrow"/>
-                <w:i/>
-                <w:sz w:val="25"/>
-              </w:rPr>
-            </w:pPr>
-            <w:r>
-              <w:rPr>
-                <w:rFonts w:ascii="Arial Narrow"/>
-                <w:i/>
-                <w:spacing w:val="-10"/>
-                <w:w w:val="80"/>
-                <w:sz w:val="25"/>
-              </w:rPr>
-              <w:t>1</w:t>
-            </w:r>
-          </w:p>
-        </w:tc>
-        <w:tc>
-          <w:tcPr>
-            <w:tcW w:w="2542" w:type="dxa"/>
-            <w:gridSpan w:val="4"/>
-            <w:tcBorders>
-              <w:top w:val="single" w:sz="6" w:space="0" w:color="000000"/>
-              <w:bottom w:val="single" w:sz="6" w:space="0" w:color="000000"/>
-            </w:tcBorders>
-          </w:tcPr>
-          <w:p>
-            <w:pPr>
-              <w:pStyle w:val="TableParagraph"/>
-              <w:spacing w:before="0"/>
-            </w:pPr>
-          </w:p>
-        </w:tc>
-      </w:tr>
-      <w:tr>
-        <w:trPr>
-          <w:trHeight w:hRule="exact" w:val="456"/>
-        </w:trPr>
-        <w:tc>
-          <w:tcPr>
-            <w:tcW w:w="283" w:type="dxa"/>
-            <w:vMerge/>
-            <w:tcBorders>
-              <w:top w:val="nil"/>
-            </w:tcBorders>
-            <w:textDirection w:val="btLr"/>
-          </w:tcPr>
-          <w:p>
-            <w:pPr>
-              <w:rPr>
-                <w:sz w:val="2"/>
-                <w:szCs w:val="2"/>
-              </w:rPr>
-            </w:pPr>
-          </w:p>
-        </w:tc>
-        <w:tc>
-          <w:tcPr>
-            <w:tcW w:w="396" w:type="dxa"/>
-            <w:vMerge/>
-            <w:tcBorders>
-              <w:top w:val="nil"/>
-            </w:tcBorders>
-          </w:tcPr>
-          <w:p>
-            <w:pPr>
-              <w:rPr>
-                <w:sz w:val="2"/>
-                <w:szCs w:val="2"/>
-              </w:rPr>
-            </w:pPr>
-          </w:p>
-        </w:tc>
-        <w:tc>
-          <w:tcPr>
-            <w:tcW w:w="1139" w:type="dxa"/>
-            <w:gridSpan w:val="3"/>
-            <w:tcBorders>
-              <w:top w:val="single" w:sz="6" w:space="0" w:color="000000"/>
-              <w:bottom w:val="single" w:sz="6" w:space="0" w:color="000000"/>
-            </w:tcBorders>
-          </w:tcPr>
-          <w:p>
-            <w:pPr>
-              <w:pStyle w:val="TableParagraph"/>
-              <w:spacing w:before="72"/>
-              <w:ind w:left="313"/>
-              <w:rPr>
-                <w:rFonts w:ascii="Arial Narrow"/>
-                <w:i/>
-                <w:sz w:val="25"/>
-              </w:rPr>
-            </w:pPr>
-            <w:r>
-              <w:rPr>
-                <w:rFonts w:ascii="Arial Narrow"/>
-                <w:i/>
-                <w:spacing w:val="-4"/>
-                <w:sz w:val="25"/>
-              </w:rPr>
-              <w:t>LED2</w:t>
-            </w:r>
-          </w:p>
-        </w:tc>
-        <w:tc>
-          <w:tcPr>
-            <w:tcW w:w="6234" w:type="dxa"/>
-            <w:gridSpan w:val="5"/>
-            <w:tcBorders>
-              <w:top w:val="single" w:sz="6" w:space="0" w:color="000000"/>
-              <w:bottom w:val="single" w:sz="6" w:space="0" w:color="000000"/>
-            </w:tcBorders>
-          </w:tcPr>
-          <w:p>
-            <w:pPr>
-              <w:pStyle w:val="TableParagraph"/>
-              <w:spacing w:before="72"/>
-              <w:ind w:left="198"/>
-              <w:rPr>
-                <w:rFonts w:ascii="Arial Narrow" w:hAnsi="Arial Narrow"/>
-                <w:i/>
-                <w:sz w:val="25"/>
-              </w:rPr>
-            </w:pPr>
-            <w:r>
-              <w:rPr>
-                <w:rFonts w:ascii="Arial Narrow" w:hAnsi="Arial Narrow"/>
-                <w:i/>
-                <w:sz w:val="25"/>
-              </w:rPr>
-              <w:t>Светодиод</w:t>
-            </w:r>
-            <w:r>
-              <w:rPr>
-                <w:rFonts w:ascii="Arial Narrow" w:hAnsi="Arial Narrow"/>
-                <w:i/>
-                <w:spacing w:val="12"/>
-                <w:sz w:val="25"/>
-              </w:rPr>
-              <w:t xml:space="preserve"> </w:t>
-            </w:r>
-            <w:r>
-              <w:rPr>
-                <w:rFonts w:ascii="Arial Narrow" w:hAnsi="Arial Narrow"/>
-                <w:i/>
-                <w:sz w:val="25"/>
-              </w:rPr>
-              <w:t>LED-TH-3mm</w:t>
-            </w:r>
-            <w:r>
-              <w:rPr>
-                <w:rFonts w:ascii="Arial Narrow" w:hAnsi="Arial Narrow"/>
-                <w:i/>
-                <w:spacing w:val="10"/>
-                <w:sz w:val="25"/>
-              </w:rPr>
-              <w:t xml:space="preserve"> </w:t>
-            </w:r>
-            <w:r>
-              <w:rPr>
-                <w:rFonts w:ascii="Arial Narrow" w:hAnsi="Arial Narrow"/>
-                <w:i/>
-                <w:spacing w:val="-2"/>
-                <w:sz w:val="25"/>
-              </w:rPr>
-              <w:t>зеленый</w:t>
-            </w:r>
-          </w:p>
-        </w:tc>
-        <w:tc>
-          <w:tcPr>
-            <w:tcW w:w="565" w:type="dxa"/>
-            <w:gridSpan w:val="3"/>
-            <w:tcBorders>
-              <w:top w:val="single" w:sz="6" w:space="0" w:color="000000"/>
-              <w:bottom w:val="single" w:sz="6" w:space="0" w:color="000000"/>
-            </w:tcBorders>
-          </w:tcPr>
-          <w:p>
-            <w:pPr>
-              <w:pStyle w:val="TableParagraph"/>
-              <w:spacing w:before="72"/>
-              <w:ind w:left="7" w:right="1"/>
-              <w:jc w:val="center"/>
-              <w:rPr>
-                <w:rFonts w:ascii="Arial Narrow"/>
-                <w:i/>
-                <w:sz w:val="25"/>
-              </w:rPr>
-            </w:pPr>
-            <w:r>
-              <w:rPr>
-                <w:rFonts w:ascii="Arial Narrow"/>
-                <w:i/>
-                <w:spacing w:val="-10"/>
-                <w:w w:val="80"/>
-                <w:sz w:val="25"/>
-              </w:rPr>
-              <w:t>1</w:t>
-            </w:r>
-          </w:p>
-        </w:tc>
-        <w:tc>
-          <w:tcPr>
-            <w:tcW w:w="2542" w:type="dxa"/>
-            <w:gridSpan w:val="4"/>
-            <w:tcBorders>
-              <w:top w:val="single" w:sz="6" w:space="0" w:color="000000"/>
-              <w:bottom w:val="single" w:sz="6" w:space="0" w:color="000000"/>
-            </w:tcBorders>
-          </w:tcPr>
-          <w:p>
-            <w:pPr>
-              <w:pStyle w:val="TableParagraph"/>
-              <w:spacing w:before="0"/>
-            </w:pPr>
-          </w:p>
-        </w:tc>
-      </w:tr>
-      <w:tr>
-        <w:trPr>
-          <w:trHeight w:hRule="exact" w:val="453"/>
-        </w:trPr>
-        <w:tc>
-          <w:tcPr>
-            <w:tcW w:w="283" w:type="dxa"/>
-            <w:vMerge/>
-            <w:tcBorders>
-              <w:top w:val="nil"/>
-            </w:tcBorders>
-            <w:textDirection w:val="btLr"/>
-          </w:tcPr>
-          <w:p>
-            <w:pPr>
-              <w:rPr>
-                <w:sz w:val="2"/>
-                <w:szCs w:val="2"/>
-              </w:rPr>
-            </w:pPr>
-          </w:p>
-        </w:tc>
-        <w:tc>
-          <w:tcPr>
-            <w:tcW w:w="396" w:type="dxa"/>
-            <w:vMerge/>
-            <w:tcBorders>
-              <w:top w:val="nil"/>
-            </w:tcBorders>
-          </w:tcPr>
-          <w:p>
-            <w:pPr>
-              <w:rPr>
-                <w:sz w:val="2"/>
-                <w:szCs w:val="2"/>
-              </w:rPr>
-            </w:pPr>
-          </w:p>
-        </w:tc>
-        <w:tc>
-          <w:tcPr>
-            <w:tcW w:w="1139" w:type="dxa"/>
-            <w:gridSpan w:val="3"/>
-            <w:tcBorders>
-              <w:top w:val="single" w:sz="6" w:space="0" w:color="000000"/>
-              <w:bottom w:val="single" w:sz="6" w:space="0" w:color="000000"/>
-            </w:tcBorders>
-          </w:tcPr>
-          <w:p>
-            <w:pPr>
-              <w:pStyle w:val="TableParagraph"/>
-              <w:spacing w:before="0"/>
-            </w:pPr>
-          </w:p>
-        </w:tc>
-        <w:tc>
-          <w:tcPr>
-            <w:tcW w:w="6234" w:type="dxa"/>
-            <w:gridSpan w:val="5"/>
-            <w:tcBorders>
-              <w:top w:val="single" w:sz="6" w:space="0" w:color="000000"/>
-              <w:bottom w:val="single" w:sz="6" w:space="0" w:color="000000"/>
-            </w:tcBorders>
-          </w:tcPr>
-          <w:p>
-            <w:pPr>
-              <w:pStyle w:val="TableParagraph"/>
-              <w:spacing w:before="70"/>
-              <w:ind w:left="173" w:right="58"/>
-              <w:jc w:val="center"/>
-              <w:rPr>
-                <w:rFonts w:ascii="Arial Narrow" w:hAnsi="Arial Narrow"/>
-                <w:i/>
-                <w:sz w:val="25"/>
-              </w:rPr>
-            </w:pPr>
-            <w:r>
-              <w:rPr>
-                <w:rFonts w:ascii="Arial Narrow" w:hAnsi="Arial Narrow"/>
-                <w:i/>
-                <w:spacing w:val="-2"/>
-                <w:sz w:val="25"/>
-              </w:rPr>
-              <w:t>Резисторы</w:t>
-            </w:r>
-          </w:p>
-        </w:tc>
-        <w:tc>
-          <w:tcPr>
-            <w:tcW w:w="565" w:type="dxa"/>
-            <w:gridSpan w:val="3"/>
-            <w:tcBorders>
-              <w:top w:val="single" w:sz="6" w:space="0" w:color="000000"/>
-              <w:bottom w:val="single" w:sz="6" w:space="0" w:color="000000"/>
-            </w:tcBorders>
-          </w:tcPr>
-          <w:p>
-            <w:pPr>
-              <w:pStyle w:val="TableParagraph"/>
-              <w:spacing w:before="0"/>
-            </w:pPr>
-          </w:p>
-        </w:tc>
-        <w:tc>
-          <w:tcPr>
-            <w:tcW w:w="2542" w:type="dxa"/>
-            <w:gridSpan w:val="4"/>
-            <w:tcBorders>
-              <w:top w:val="single" w:sz="6" w:space="0" w:color="000000"/>
-              <w:bottom w:val="single" w:sz="6" w:space="0" w:color="000000"/>
-            </w:tcBorders>
-          </w:tcPr>
-          <w:p>
-            <w:pPr>
-              <w:pStyle w:val="TableParagraph"/>
-              <w:spacing w:before="0"/>
-            </w:pPr>
-          </w:p>
-        </w:tc>
-      </w:tr>
-      <w:tr>
-        <w:trPr>
-          <w:trHeight w:hRule="exact" w:val="273"/>
-        </w:trPr>
-        <w:tc>
-          <w:tcPr>
-            <w:tcW w:w="283" w:type="dxa"/>
-            <w:vMerge/>
-            <w:tcBorders>
-              <w:top w:val="nil"/>
-            </w:tcBorders>
-            <w:textDirection w:val="btLr"/>
-          </w:tcPr>
-          <w:p>
-            <w:pPr>
-              <w:rPr>
-                <w:sz w:val="2"/>
-                <w:szCs w:val="2"/>
-              </w:rPr>
-            </w:pPr>
-          </w:p>
-        </w:tc>
-        <w:tc>
-          <w:tcPr>
-            <w:tcW w:w="396" w:type="dxa"/>
-            <w:vMerge/>
-            <w:tcBorders>
-              <w:top w:val="nil"/>
-            </w:tcBorders>
-          </w:tcPr>
-          <w:p>
-            <w:pPr>
-              <w:rPr>
-                <w:sz w:val="2"/>
-                <w:szCs w:val="2"/>
-              </w:rPr>
-            </w:pPr>
-          </w:p>
-        </w:tc>
-        <w:tc>
-          <w:tcPr>
-            <w:tcW w:w="1139" w:type="dxa"/>
-            <w:gridSpan w:val="3"/>
-            <w:vMerge w:val="restart"/>
-            <w:tcBorders>
-              <w:top w:val="single" w:sz="6" w:space="0" w:color="000000"/>
-              <w:bottom w:val="single" w:sz="6" w:space="0" w:color="000000"/>
-            </w:tcBorders>
-          </w:tcPr>
-          <w:p>
-            <w:r>
-              <w:t>R2</w:t>
-            </w:r>
-          </w:p>
-        </w:tc>
-        <w:tc>
-          <w:tcPr>
-            <w:tcW w:w="6234" w:type="dxa"/>
-            <w:gridSpan w:val="5"/>
-            <w:vMerge w:val="restart"/>
-            <w:tcBorders>
-              <w:top w:val="single" w:sz="6" w:space="0" w:color="000000"/>
-              <w:bottom w:val="single" w:sz="6" w:space="0" w:color="000000"/>
-            </w:tcBorders>
-          </w:tcPr>
-          <w:p>
-            <w:r>
-              <w:t>Резистор 150 Ом</w:t>
-            </w:r>
-          </w:p>
-        </w:tc>
-        <w:tc>
-          <w:tcPr>
-            <w:tcW w:w="565" w:type="dxa"/>
-            <w:gridSpan w:val="3"/>
-            <w:vMerge w:val="restart"/>
-            <w:tcBorders>
-              <w:top w:val="single" w:sz="6" w:space="0" w:color="000000"/>
-              <w:bottom w:val="single" w:sz="6" w:space="0" w:color="000000"/>
-            </w:tcBorders>
-          </w:tcPr>
-          <w:p>
-            <w:pPr>
-              <w:pStyle w:val="TableParagraph"/>
-              <w:spacing w:before="70"/>
-              <w:ind w:left="7" w:right="2"/>
-              <w:jc w:val="center"/>
-              <w:rPr>
-                <w:rFonts w:ascii="Arial Narrow"/>
-                <w:i/>
-                <w:sz w:val="25"/>
-              </w:rPr>
-            </w:pPr>
-            <w:r>
-              <w:rPr>
-                <w:rFonts w:ascii="Arial Narrow"/>
-                <w:i/>
-                <w:spacing w:val="-10"/>
-                <w:w w:val="80"/>
-                <w:sz w:val="25"/>
-              </w:rPr>
-              <w:t>1</w:t>
-            </w:r>
-          </w:p>
-        </w:tc>
-        <w:tc>
-          <w:tcPr>
-            <w:tcW w:w="2542" w:type="dxa"/>
-            <w:gridSpan w:val="4"/>
-            <w:vMerge w:val="restart"/>
-            <w:tcBorders>
-              <w:top w:val="single" w:sz="6" w:space="0" w:color="000000"/>
-              <w:bottom w:val="single" w:sz="6" w:space="0" w:color="000000"/>
-            </w:tcBorders>
-          </w:tcPr>
-          <w:p>
-            <w:pPr>
-              <w:pStyle w:val="TableParagraph"/>
-              <w:spacing w:before="0"/>
-            </w:pPr>
-          </w:p>
-        </w:tc>
-      </w:tr>
-      <w:tr>
-        <w:trPr>
-          <w:trHeight w:hRule="exact" w:val="179"/>
-        </w:trPr>
-        <w:tc>
-          <w:tcPr>
-            <w:tcW w:w="283" w:type="dxa"/>
-            <w:vMerge w:val="restart"/>
-            <w:textDirection w:val="btLr"/>
-          </w:tcPr>
-          <w:p>
-            <w:pPr>
-              <w:pStyle w:val="TableParagraph"/>
-              <w:spacing w:before="0" w:line="218" w:lineRule="exact"/>
-              <w:ind w:right="9"/>
-              <w:jc w:val="center"/>
-              <w:rPr>
-                <w:rFonts w:ascii="Arial Narrow" w:hAnsi="Arial Narrow"/>
-                <w:i/>
-                <w:sz w:val="21"/>
-              </w:rPr>
-            </w:pPr>
-            <w:r>
-              <w:rPr>
-                <w:rFonts w:ascii="Arial Narrow" w:hAnsi="Arial Narrow"/>
-                <w:i/>
-                <w:spacing w:val="-55"/>
-                <w:sz w:val="21"/>
-              </w:rPr>
-              <w:t>Справ.№</w:t>
-            </w:r>
-          </w:p>
-        </w:tc>
-        <w:tc>
-          <w:tcPr>
-            <w:tcW w:w="396" w:type="dxa"/>
-            <w:vMerge w:val="restart"/>
-          </w:tcPr>
-          <w:p>
-            <w:pPr>
-              <w:pStyle w:val="TableParagraph"/>
-              <w:spacing w:before="0"/>
-            </w:pPr>
-          </w:p>
-        </w:tc>
-        <w:tc>
-          <w:tcPr>
-            <w:tcW w:w="1139" w:type="dxa"/>
-            <w:gridSpan w:val="3"/>
-            <w:vMerge/>
-            <w:tcBorders>
-              <w:top w:val="nil"/>
-              <w:bottom w:val="single" w:sz="6" w:space="0" w:color="000000"/>
-            </w:tcBorders>
-          </w:tcPr>
-          <w:p>
-            <w:pPr>
-              <w:rPr>
-                <w:sz w:val="2"/>
-                <w:szCs w:val="2"/>
-              </w:rPr>
-            </w:pPr>
-          </w:p>
-        </w:tc>
-        <w:tc>
-          <w:tcPr>
-            <w:tcW w:w="6234" w:type="dxa"/>
-            <w:gridSpan w:val="5"/>
-            <w:vMerge/>
-            <w:tcBorders>
-              <w:top w:val="nil"/>
-              <w:bottom w:val="single" w:sz="6" w:space="0" w:color="000000"/>
-            </w:tcBorders>
-          </w:tcPr>
-          <w:p>
-            <w:pPr>
-              <w:rPr>
-                <w:sz w:val="2"/>
-                <w:szCs w:val="2"/>
-              </w:rPr>
-            </w:pPr>
-          </w:p>
-        </w:tc>
-        <w:tc>
-          <w:tcPr>
-            <w:tcW w:w="565" w:type="dxa"/>
-            <w:gridSpan w:val="3"/>
-            <w:vMerge/>
-            <w:tcBorders>
-              <w:top w:val="nil"/>
-              <w:bottom w:val="single" w:sz="6" w:space="0" w:color="000000"/>
-            </w:tcBorders>
-          </w:tcPr>
-          <w:p>
-            <w:pPr>
-              <w:rPr>
-                <w:sz w:val="2"/>
-                <w:szCs w:val="2"/>
-              </w:rPr>
-            </w:pPr>
-          </w:p>
-        </w:tc>
-        <w:tc>
-          <w:tcPr>
-            <w:tcW w:w="2542" w:type="dxa"/>
-            <w:gridSpan w:val="4"/>
-            <w:vMerge/>
-            <w:tcBorders>
-              <w:top w:val="nil"/>
-              <w:bottom w:val="single" w:sz="6" w:space="0" w:color="000000"/>
-            </w:tcBorders>
-          </w:tcPr>
-          <w:p>
-            <w:pPr>
-              <w:rPr>
-                <w:sz w:val="2"/>
-                <w:szCs w:val="2"/>
-              </w:rPr>
-            </w:pPr>
-          </w:p>
-        </w:tc>
-      </w:tr>
-      <w:tr>
-        <w:trPr>
-          <w:trHeight w:hRule="exact" w:val="453"/>
-        </w:trPr>
-        <w:tc>
-          <w:tcPr>
-            <w:tcW w:w="283" w:type="dxa"/>
-            <w:vMerge/>
-            <w:tcBorders>
-              <w:top w:val="nil"/>
-            </w:tcBorders>
-            <w:textDirection w:val="btLr"/>
-          </w:tcPr>
-          <w:p>
-            <w:pPr>
-              <w:rPr>
-                <w:sz w:val="2"/>
-                <w:szCs w:val="2"/>
-              </w:rPr>
-            </w:pPr>
-          </w:p>
-        </w:tc>
-        <w:tc>
-          <w:tcPr>
-            <w:tcW w:w="396" w:type="dxa"/>
-            <w:vMerge/>
-            <w:tcBorders>
-              <w:top w:val="nil"/>
-            </w:tcBorders>
-          </w:tcPr>
-          <w:p>
-            <w:pPr>
-              <w:rPr>
-                <w:sz w:val="2"/>
-                <w:szCs w:val="2"/>
-              </w:rPr>
-            </w:pPr>
-          </w:p>
-        </w:tc>
-        <w:tc>
-          <w:tcPr>
-            <w:tcW w:w="1139" w:type="dxa"/>
-            <w:gridSpan w:val="3"/>
-            <w:tcBorders>
-              <w:top w:val="single" w:sz="6" w:space="0" w:color="000000"/>
-              <w:bottom w:val="single" w:sz="6" w:space="0" w:color="000000"/>
-            </w:tcBorders>
-          </w:tcPr>
-          <w:p/>
-        </w:tc>
-        <w:tc>
-          <w:tcPr>
-            <w:tcW w:w="6234" w:type="dxa"/>
-            <w:gridSpan w:val="5"/>
-            <w:tcBorders>
-              <w:top w:val="single" w:sz="6" w:space="0" w:color="000000"/>
-              <w:bottom w:val="single" w:sz="6" w:space="0" w:color="000000"/>
-            </w:tcBorders>
-          </w:tcPr>
-          <w:p/>
-        </w:tc>
-        <w:tc>
-          <w:tcPr>
-            <w:tcW w:w="565" w:type="dxa"/>
-            <w:gridSpan w:val="3"/>
-            <w:tcBorders>
-              <w:top w:val="single" w:sz="6" w:space="0" w:color="000000"/>
-              <w:bottom w:val="single" w:sz="6" w:space="0" w:color="000000"/>
-            </w:tcBorders>
-          </w:tcPr>
-          <w:p>
-            <w:pPr>
-              <w:pStyle w:val="TableParagraph"/>
-              <w:spacing w:before="72"/>
-              <w:ind w:left="7"/>
-              <w:jc w:val="center"/>
-              <w:rPr>
-                <w:rFonts w:ascii="Arial Narrow"/>
-                <w:i/>
-                <w:sz w:val="25"/>
-              </w:rPr>
-            </w:pPr>
-            <w:r>
-              <w:rPr>
-                <w:rFonts w:ascii="Arial Narrow"/>
-                <w:i/>
-                <w:spacing w:val="-10"/>
-                <w:w w:val="80"/>
-                <w:sz w:val="25"/>
-              </w:rPr>
-              <w:t>1</w:t>
-            </w:r>
-          </w:p>
-        </w:tc>
-        <w:tc>
-          <w:tcPr>
-            <w:tcW w:w="2542" w:type="dxa"/>
-            <w:gridSpan w:val="4"/>
-            <w:tcBorders>
-              <w:top w:val="single" w:sz="6" w:space="0" w:color="000000"/>
-              <w:bottom w:val="single" w:sz="6" w:space="0" w:color="000000"/>
-            </w:tcBorders>
-          </w:tcPr>
-          <w:p>
-            <w:pPr>
-              <w:pStyle w:val="TableParagraph"/>
-              <w:spacing w:before="0"/>
-            </w:pPr>
-          </w:p>
-        </w:tc>
-      </w:tr>
-      <w:tr>
-        <w:trPr>
-          <w:trHeight w:hRule="exact" w:val="453"/>
-        </w:trPr>
-        <w:tc>
-          <w:tcPr>
-            <w:tcW w:w="283" w:type="dxa"/>
-            <w:vMerge/>
-            <w:tcBorders>
-              <w:top w:val="nil"/>
-            </w:tcBorders>
-            <w:textDirection w:val="btLr"/>
-          </w:tcPr>
-          <w:p>
-            <w:pPr>
-              <w:rPr>
-                <w:sz w:val="2"/>
-                <w:szCs w:val="2"/>
-              </w:rPr>
-            </w:pPr>
-          </w:p>
-        </w:tc>
-        <w:tc>
-          <w:tcPr>
-            <w:tcW w:w="396" w:type="dxa"/>
-            <w:vMerge/>
-            <w:tcBorders>
-              <w:top w:val="nil"/>
-            </w:tcBorders>
-          </w:tcPr>
-          <w:p>
-            <w:pPr>
-              <w:rPr>
-                <w:sz w:val="2"/>
-                <w:szCs w:val="2"/>
-              </w:rPr>
-            </w:pPr>
-          </w:p>
-        </w:tc>
-        <w:tc>
-          <w:tcPr>
-            <w:tcW w:w="1139" w:type="dxa"/>
-            <w:gridSpan w:val="3"/>
-            <w:tcBorders>
-              <w:top w:val="single" w:sz="6" w:space="0" w:color="000000"/>
-              <w:bottom w:val="single" w:sz="6" w:space="0" w:color="000000"/>
-            </w:tcBorders>
-          </w:tcPr>
-          <w:p>
-            <w:pPr>
-              <w:pStyle w:val="TableParagraph"/>
-              <w:spacing w:before="72"/>
-              <w:ind w:left="6"/>
-              <w:jc w:val="center"/>
-              <w:rPr>
-                <w:rFonts w:ascii="Arial Narrow"/>
-                <w:i/>
-                <w:sz w:val="25"/>
-              </w:rPr>
-            </w:pPr>
-            <w:r>
-              <w:rPr>
-                <w:rFonts w:ascii="Arial Narrow"/>
-                <w:i/>
-                <w:spacing w:val="-5"/>
-                <w:w w:val="95"/>
-                <w:sz w:val="25"/>
-              </w:rPr>
-              <w:t>RP1</w:t>
-            </w:r>
-          </w:p>
-        </w:tc>
-        <w:tc>
-          <w:tcPr>
-            <w:tcW w:w="6234" w:type="dxa"/>
-            <w:gridSpan w:val="5"/>
-            <w:tcBorders>
-              <w:top w:val="single" w:sz="6" w:space="0" w:color="000000"/>
-              <w:bottom w:val="single" w:sz="6" w:space="0" w:color="000000"/>
-            </w:tcBorders>
-          </w:tcPr>
-          <w:p>
-            <w:pPr>
-              <w:pStyle w:val="TableParagraph"/>
-              <w:spacing w:before="72"/>
-              <w:ind w:left="126"/>
-              <w:rPr>
-                <w:rFonts w:ascii="Arial Narrow" w:hAnsi="Arial Narrow"/>
-                <w:i/>
-                <w:sz w:val="25"/>
-              </w:rPr>
-            </w:pPr>
-            <w:r>
-              <w:rPr>
-                <w:rFonts w:ascii="Arial Narrow" w:hAnsi="Arial Narrow"/>
-                <w:i/>
-                <w:spacing w:val="-86"/>
-                <w:w w:val="97"/>
-                <w:sz w:val="25"/>
-              </w:rPr>
-              <w:t>Р</w:t>
-            </w:r>
-            <w:r>
-              <w:rPr>
-                <w:rFonts w:ascii="Arial Narrow" w:hAnsi="Arial Narrow"/>
-                <w:i/>
-                <w:spacing w:val="-89"/>
-                <w:w w:val="102"/>
-                <w:sz w:val="25"/>
-              </w:rPr>
-              <w:t>е</w:t>
-            </w:r>
-            <w:r>
-              <w:rPr>
-                <w:rFonts w:ascii="Arial Narrow" w:hAnsi="Arial Narrow"/>
-                <w:i/>
-                <w:spacing w:val="-88"/>
-                <w:w w:val="113"/>
-                <w:sz w:val="25"/>
-              </w:rPr>
-              <w:t>з</w:t>
-            </w:r>
-            <w:r>
-              <w:rPr>
-                <w:rFonts w:ascii="Arial Narrow" w:hAnsi="Arial Narrow"/>
-                <w:i/>
-                <w:spacing w:val="-87"/>
-                <w:w w:val="102"/>
-                <w:sz w:val="25"/>
-              </w:rPr>
-              <w:t>и</w:t>
-            </w:r>
-            <w:r>
-              <w:rPr>
-                <w:rFonts w:ascii="Arial Narrow" w:hAnsi="Arial Narrow"/>
-                <w:i/>
-                <w:spacing w:val="-87"/>
-                <w:w w:val="97"/>
-                <w:sz w:val="25"/>
-              </w:rPr>
-              <w:t>с</w:t>
-            </w:r>
-            <w:r>
-              <w:rPr>
-                <w:rFonts w:ascii="Arial Narrow" w:hAnsi="Arial Narrow"/>
-                <w:i/>
-                <w:spacing w:val="-86"/>
-                <w:w w:val="88"/>
-                <w:sz w:val="25"/>
-              </w:rPr>
-              <w:t>т</w:t>
-            </w:r>
-            <w:r>
-              <w:rPr>
-                <w:rFonts w:ascii="Arial Narrow" w:hAnsi="Arial Narrow"/>
-                <w:i/>
-                <w:spacing w:val="-89"/>
-                <w:w w:val="102"/>
-                <w:sz w:val="25"/>
-              </w:rPr>
-              <w:t>о</w:t>
-            </w:r>
-            <w:r>
-              <w:rPr>
-                <w:rFonts w:ascii="Arial Narrow" w:hAnsi="Arial Narrow"/>
-                <w:i/>
-                <w:spacing w:val="11"/>
-                <w:w w:val="102"/>
-                <w:sz w:val="25"/>
-              </w:rPr>
-              <w:t>р</w:t>
-            </w:r>
-            <w:r>
-              <w:rPr>
-                <w:rFonts w:ascii="Arial Narrow" w:hAnsi="Arial Narrow"/>
-                <w:i/>
-                <w:spacing w:val="-87"/>
-                <w:w w:val="102"/>
-                <w:sz w:val="25"/>
-              </w:rPr>
-              <w:t>п</w:t>
-            </w:r>
-            <w:r>
-              <w:rPr>
-                <w:rFonts w:ascii="Arial Narrow" w:hAnsi="Arial Narrow"/>
-                <w:i/>
-                <w:spacing w:val="-89"/>
-                <w:w w:val="102"/>
-                <w:sz w:val="25"/>
-              </w:rPr>
-              <w:t>о</w:t>
-            </w:r>
-            <w:r>
-              <w:rPr>
-                <w:rFonts w:ascii="Arial Narrow" w:hAnsi="Arial Narrow"/>
-                <w:i/>
-                <w:spacing w:val="-84"/>
-                <w:w w:val="103"/>
-                <w:sz w:val="25"/>
-              </w:rPr>
-              <w:t>д</w:t>
-            </w:r>
-            <w:r>
-              <w:rPr>
-                <w:rFonts w:ascii="Arial Narrow" w:hAnsi="Arial Narrow"/>
-                <w:i/>
-                <w:spacing w:val="-89"/>
-                <w:w w:val="97"/>
-                <w:sz w:val="25"/>
-              </w:rPr>
-              <w:t>с</w:t>
-            </w:r>
-            <w:r>
-              <w:rPr>
-                <w:rFonts w:ascii="Arial Narrow" w:hAnsi="Arial Narrow"/>
-                <w:i/>
-                <w:spacing w:val="-86"/>
-                <w:w w:val="88"/>
-                <w:sz w:val="25"/>
-              </w:rPr>
-              <w:t>т</w:t>
-            </w:r>
-            <w:r>
-              <w:rPr>
-                <w:rFonts w:ascii="Arial Narrow" w:hAnsi="Arial Narrow"/>
-                <w:i/>
-                <w:spacing w:val="-87"/>
-                <w:w w:val="102"/>
-                <w:sz w:val="25"/>
-              </w:rPr>
-              <w:t>ро</w:t>
-            </w:r>
-            <w:r>
-              <w:rPr>
-                <w:rFonts w:ascii="Arial Narrow" w:hAnsi="Arial Narrow"/>
-                <w:i/>
-                <w:spacing w:val="-89"/>
-                <w:w w:val="102"/>
-                <w:sz w:val="25"/>
-              </w:rPr>
-              <w:t>е</w:t>
-            </w:r>
-            <w:r>
-              <w:rPr>
-                <w:rFonts w:ascii="Arial Narrow" w:hAnsi="Arial Narrow"/>
-                <w:i/>
-                <w:spacing w:val="-84"/>
-                <w:w w:val="109"/>
-                <w:sz w:val="25"/>
-              </w:rPr>
-              <w:t>ч</w:t>
-            </w:r>
-            <w:r>
-              <w:rPr>
-                <w:rFonts w:ascii="Arial Narrow" w:hAnsi="Arial Narrow"/>
-                <w:i/>
-                <w:spacing w:val="-89"/>
-                <w:w w:val="103"/>
-                <w:sz w:val="25"/>
-              </w:rPr>
-              <w:t>н</w:t>
-            </w:r>
-            <w:r>
-              <w:rPr>
-                <w:rFonts w:ascii="Arial Narrow" w:hAnsi="Arial Narrow"/>
-                <w:i/>
-                <w:spacing w:val="-86"/>
-                <w:w w:val="87"/>
-                <w:sz w:val="25"/>
-              </w:rPr>
-              <w:t>ы</w:t>
-            </w:r>
-            <w:r>
-              <w:rPr>
-                <w:rFonts w:ascii="Arial Narrow" w:hAnsi="Arial Narrow"/>
-                <w:i/>
-                <w:spacing w:val="11"/>
-                <w:w w:val="102"/>
-                <w:sz w:val="25"/>
-              </w:rPr>
-              <w:t>й</w:t>
-            </w:r>
-            <w:r>
-              <w:rPr>
-                <w:rFonts w:ascii="Arial Narrow" w:hAnsi="Arial Narrow"/>
-                <w:i/>
-                <w:spacing w:val="-86"/>
-                <w:w w:val="90"/>
-                <w:sz w:val="25"/>
-              </w:rPr>
-              <w:t>R</w:t>
-            </w:r>
-            <w:r>
-              <w:rPr>
-                <w:rFonts w:ascii="Arial Narrow" w:hAnsi="Arial Narrow"/>
-                <w:i/>
-                <w:spacing w:val="-89"/>
-                <w:w w:val="88"/>
-                <w:sz w:val="25"/>
-              </w:rPr>
-              <w:t>_</w:t>
-            </w:r>
-            <w:r>
-              <w:rPr>
-                <w:rFonts w:ascii="Arial Narrow" w:hAnsi="Arial Narrow"/>
-                <w:i/>
-                <w:spacing w:val="-84"/>
-                <w:w w:val="102"/>
-                <w:sz w:val="25"/>
-              </w:rPr>
-              <w:t>3</w:t>
-            </w:r>
-            <w:r>
-              <w:rPr>
-                <w:rFonts w:ascii="Arial Narrow" w:hAnsi="Arial Narrow"/>
-                <w:i/>
-                <w:spacing w:val="-89"/>
-                <w:w w:val="102"/>
-                <w:sz w:val="25"/>
-              </w:rPr>
-              <w:t>3</w:t>
-            </w:r>
-            <w:r>
-              <w:rPr>
-                <w:rFonts w:ascii="Arial Narrow" w:hAnsi="Arial Narrow"/>
-                <w:i/>
-                <w:spacing w:val="-86"/>
-                <w:w w:val="116"/>
-                <w:sz w:val="25"/>
-              </w:rPr>
-              <w:t>8</w:t>
-            </w:r>
-            <w:r>
-              <w:rPr>
-                <w:rFonts w:ascii="Arial Narrow" w:hAnsi="Arial Narrow"/>
-                <w:i/>
-                <w:spacing w:val="-87"/>
-                <w:w w:val="102"/>
-                <w:sz w:val="25"/>
-              </w:rPr>
-              <w:t>6</w:t>
-            </w:r>
-            <w:r>
-              <w:rPr>
-                <w:rFonts w:ascii="Arial Narrow" w:hAnsi="Arial Narrow"/>
-                <w:i/>
-                <w:spacing w:val="-89"/>
-                <w:w w:val="97"/>
-                <w:sz w:val="25"/>
-              </w:rPr>
-              <w:t>P</w:t>
-            </w:r>
-            <w:r>
-              <w:rPr>
-                <w:rFonts w:ascii="Arial Narrow" w:hAnsi="Arial Narrow"/>
-                <w:i/>
-                <w:spacing w:val="-85"/>
-                <w:w w:val="88"/>
-                <w:sz w:val="25"/>
-              </w:rPr>
-              <w:t>_</w:t>
-            </w:r>
-            <w:r>
-              <w:rPr>
-                <w:rFonts w:ascii="Arial Narrow" w:hAnsi="Arial Narrow"/>
-                <w:i/>
-                <w:spacing w:val="-2"/>
-                <w:w w:val="86"/>
-                <w:sz w:val="25"/>
-              </w:rPr>
-              <w:t>E</w:t>
-            </w:r>
-          </w:p>
-        </w:tc>
-        <w:tc>
-          <w:tcPr>
-            <w:tcW w:w="565" w:type="dxa"/>
-            <w:gridSpan w:val="3"/>
-            <w:tcBorders>
-              <w:top w:val="single" w:sz="6" w:space="0" w:color="000000"/>
-              <w:bottom w:val="single" w:sz="6" w:space="0" w:color="000000"/>
-            </w:tcBorders>
-          </w:tcPr>
-          <w:p>
-            <w:pPr>
-              <w:pStyle w:val="TableParagraph"/>
-              <w:spacing w:before="72"/>
-              <w:ind w:left="7" w:right="2"/>
-              <w:jc w:val="center"/>
-              <w:rPr>
-                <w:rFonts w:ascii="Arial Narrow"/>
-                <w:i/>
-                <w:sz w:val="25"/>
-              </w:rPr>
-            </w:pPr>
-            <w:r>
-              <w:rPr>
-                <w:rFonts w:ascii="Arial Narrow"/>
-                <w:i/>
-                <w:spacing w:val="-10"/>
-                <w:w w:val="80"/>
-                <w:sz w:val="25"/>
-              </w:rPr>
-              <w:t>1</w:t>
-            </w:r>
-          </w:p>
-        </w:tc>
-        <w:tc>
-          <w:tcPr>
-            <w:tcW w:w="2542" w:type="dxa"/>
-            <w:gridSpan w:val="4"/>
-            <w:tcBorders>
-              <w:top w:val="single" w:sz="6" w:space="0" w:color="000000"/>
-              <w:bottom w:val="single" w:sz="6" w:space="0" w:color="000000"/>
-            </w:tcBorders>
-          </w:tcPr>
-          <w:p>
-            <w:pPr>
-              <w:pStyle w:val="TableParagraph"/>
-              <w:spacing w:before="0"/>
-            </w:pPr>
-          </w:p>
-        </w:tc>
-      </w:tr>
-      <w:tr>
-        <w:trPr>
-          <w:trHeight w:hRule="exact" w:val="453"/>
-        </w:trPr>
-        <w:tc>
-          <w:tcPr>
-            <w:tcW w:w="283" w:type="dxa"/>
-            <w:vMerge/>
-            <w:tcBorders>
-              <w:top w:val="nil"/>
-            </w:tcBorders>
-            <w:textDirection w:val="btLr"/>
-          </w:tcPr>
-          <w:p>
-            <w:pPr>
-              <w:rPr>
-                <w:sz w:val="2"/>
-                <w:szCs w:val="2"/>
-              </w:rPr>
-            </w:pPr>
-          </w:p>
-        </w:tc>
-        <w:tc>
-          <w:tcPr>
-            <w:tcW w:w="396" w:type="dxa"/>
-            <w:vMerge/>
-            <w:tcBorders>
-              <w:top w:val="nil"/>
-            </w:tcBorders>
-          </w:tcPr>
-          <w:p>
-            <w:pPr>
-              <w:rPr>
-                <w:sz w:val="2"/>
-                <w:szCs w:val="2"/>
-              </w:rPr>
-            </w:pPr>
-          </w:p>
-        </w:tc>
-        <w:tc>
-          <w:tcPr>
-            <w:tcW w:w="1139" w:type="dxa"/>
-            <w:gridSpan w:val="3"/>
-            <w:tcBorders>
-              <w:top w:val="single" w:sz="6" w:space="0" w:color="000000"/>
-              <w:bottom w:val="single" w:sz="6" w:space="0" w:color="000000"/>
-            </w:tcBorders>
-          </w:tcPr>
-          <w:p>
-            <w:r>
-              <w:t>U1</w:t>
-            </w:r>
-          </w:p>
-        </w:tc>
-        <w:tc>
-          <w:tcPr>
-            <w:tcW w:w="6234" w:type="dxa"/>
-            <w:gridSpan w:val="5"/>
-            <w:tcBorders>
-              <w:top w:val="single" w:sz="6" w:space="0" w:color="000000"/>
-              <w:bottom w:val="single" w:sz="6" w:space="0" w:color="000000"/>
-            </w:tcBorders>
-          </w:tcPr>
-          <w:p>
-            <w:r>
-              <w:t>Датчик задымлённости MQ-2</w:t>
-            </w:r>
-          </w:p>
-        </w:tc>
-        <w:tc>
-          <w:tcPr>
-            <w:tcW w:w="565" w:type="dxa"/>
-            <w:gridSpan w:val="3"/>
-            <w:tcBorders>
-              <w:top w:val="single" w:sz="6" w:space="0" w:color="000000"/>
-              <w:bottom w:val="single" w:sz="6" w:space="0" w:color="000000"/>
-            </w:tcBorders>
-          </w:tcPr>
-          <w:p>
-            <w:pPr>
-              <w:pStyle w:val="TableParagraph"/>
-              <w:spacing w:before="0"/>
-            </w:pPr>
-          </w:p>
-        </w:tc>
-        <w:tc>
-          <w:tcPr>
-            <w:tcW w:w="2542" w:type="dxa"/>
-            <w:gridSpan w:val="4"/>
-            <w:tcBorders>
-              <w:top w:val="single" w:sz="6" w:space="0" w:color="000000"/>
-              <w:bottom w:val="single" w:sz="6" w:space="0" w:color="000000"/>
-            </w:tcBorders>
-          </w:tcPr>
-          <w:p>
-            <w:pPr>
-              <w:pStyle w:val="TableParagraph"/>
-              <w:spacing w:before="0"/>
-            </w:pPr>
-          </w:p>
-        </w:tc>
-      </w:tr>
-      <w:tr>
-        <w:trPr>
-          <w:trHeight w:hRule="exact" w:val="455"/>
-        </w:trPr>
-        <w:tc>
-          <w:tcPr>
-            <w:tcW w:w="283" w:type="dxa"/>
-            <w:vMerge/>
-            <w:tcBorders>
-              <w:top w:val="nil"/>
-            </w:tcBorders>
-            <w:textDirection w:val="btLr"/>
-          </w:tcPr>
-          <w:p>
-            <w:pPr>
-              <w:rPr>
-                <w:sz w:val="2"/>
-                <w:szCs w:val="2"/>
-              </w:rPr>
-            </w:pPr>
-          </w:p>
-        </w:tc>
-        <w:tc>
-          <w:tcPr>
-            <w:tcW w:w="396" w:type="dxa"/>
-            <w:vMerge/>
-            <w:tcBorders>
-              <w:top w:val="nil"/>
-            </w:tcBorders>
-          </w:tcPr>
-          <w:p>
-            <w:pPr>
-              <w:rPr>
-                <w:sz w:val="2"/>
-                <w:szCs w:val="2"/>
-              </w:rPr>
-            </w:pPr>
-          </w:p>
-        </w:tc>
-        <w:tc>
-          <w:tcPr>
-            <w:tcW w:w="1139" w:type="dxa"/>
-            <w:gridSpan w:val="3"/>
-            <w:tcBorders>
-              <w:top w:val="single" w:sz="6" w:space="0" w:color="000000"/>
-              <w:bottom w:val="single" w:sz="6" w:space="0" w:color="000000"/>
-            </w:tcBorders>
-          </w:tcPr>
-          <w:p>
-            <w:r>
-              <w:t>U2</w:t>
-            </w:r>
-          </w:p>
-        </w:tc>
-        <w:tc>
-          <w:tcPr>
-            <w:tcW w:w="6234" w:type="dxa"/>
-            <w:gridSpan w:val="5"/>
-            <w:tcBorders>
-              <w:top w:val="single" w:sz="6" w:space="0" w:color="000000"/>
-              <w:bottom w:val="single" w:sz="6" w:space="0" w:color="000000"/>
-            </w:tcBorders>
-          </w:tcPr>
-          <w:p>
-            <w:r>
-              <w:t>Фоторезистор LDR</w:t>
-            </w:r>
-          </w:p>
-        </w:tc>
-        <w:tc>
-          <w:tcPr>
-            <w:tcW w:w="565" w:type="dxa"/>
-            <w:gridSpan w:val="3"/>
-            <w:tcBorders>
-              <w:top w:val="single" w:sz="6" w:space="0" w:color="000000"/>
-              <w:bottom w:val="single" w:sz="6" w:space="0" w:color="000000"/>
-            </w:tcBorders>
-          </w:tcPr>
-          <w:p>
-            <w:pPr>
-              <w:pStyle w:val="TableParagraph"/>
-              <w:spacing w:before="72"/>
-              <w:ind w:left="7" w:right="2"/>
-              <w:jc w:val="center"/>
-              <w:rPr>
-                <w:rFonts w:ascii="Arial Narrow"/>
-                <w:i/>
-                <w:sz w:val="25"/>
-              </w:rPr>
-            </w:pPr>
-            <w:r>
-              <w:rPr>
-                <w:rFonts w:ascii="Arial Narrow"/>
-                <w:i/>
-                <w:spacing w:val="-10"/>
-                <w:w w:val="80"/>
-                <w:sz w:val="25"/>
-              </w:rPr>
-              <w:t>1</w:t>
-            </w:r>
-          </w:p>
-        </w:tc>
-        <w:tc>
-          <w:tcPr>
-            <w:tcW w:w="2542" w:type="dxa"/>
-            <w:gridSpan w:val="4"/>
-            <w:tcBorders>
-              <w:top w:val="single" w:sz="6" w:space="0" w:color="000000"/>
-              <w:bottom w:val="single" w:sz="6" w:space="0" w:color="000000"/>
-            </w:tcBorders>
-          </w:tcPr>
-          <w:p>
-            <w:pPr>
-              <w:pStyle w:val="TableParagraph"/>
-              <w:spacing w:before="0"/>
-            </w:pPr>
-          </w:p>
-        </w:tc>
-      </w:tr>
-      <w:tr>
-        <w:trPr>
-          <w:trHeight w:hRule="exact" w:val="453"/>
-        </w:trPr>
-        <w:tc>
-          <w:tcPr>
-            <w:tcW w:w="283" w:type="dxa"/>
-            <w:vMerge/>
-            <w:tcBorders>
-              <w:top w:val="nil"/>
-            </w:tcBorders>
-            <w:textDirection w:val="btLr"/>
-          </w:tcPr>
-          <w:p>
-            <w:pPr>
-              <w:rPr>
-                <w:sz w:val="2"/>
-                <w:szCs w:val="2"/>
-              </w:rPr>
-            </w:pPr>
-          </w:p>
-        </w:tc>
-        <w:tc>
-          <w:tcPr>
-            <w:tcW w:w="396" w:type="dxa"/>
-            <w:vMerge/>
-            <w:tcBorders>
-              <w:top w:val="nil"/>
-            </w:tcBorders>
-          </w:tcPr>
-          <w:p>
-            <w:pPr>
-              <w:rPr>
-                <w:sz w:val="2"/>
-                <w:szCs w:val="2"/>
-              </w:rPr>
-            </w:pPr>
-          </w:p>
-        </w:tc>
-        <w:tc>
-          <w:tcPr>
-            <w:tcW w:w="1139" w:type="dxa"/>
-            <w:gridSpan w:val="3"/>
-            <w:tcBorders>
-              <w:top w:val="single" w:sz="6" w:space="0" w:color="000000"/>
-              <w:bottom w:val="single" w:sz="6" w:space="0" w:color="000000"/>
-            </w:tcBorders>
-          </w:tcPr>
-          <w:p>
-            <w:r>
-              <w:t>SW1</w:t>
-            </w:r>
-          </w:p>
-        </w:tc>
-        <w:tc>
-          <w:tcPr>
-            <w:tcW w:w="6234" w:type="dxa"/>
-            <w:gridSpan w:val="5"/>
-            <w:tcBorders>
-              <w:top w:val="single" w:sz="6" w:space="0" w:color="000000"/>
-              <w:bottom w:val="single" w:sz="6" w:space="0" w:color="000000"/>
-            </w:tcBorders>
-          </w:tcPr>
-          <w:p>
-            <w:r>
-              <w:t>Переключатель SW двери</w:t>
-            </w:r>
-          </w:p>
-        </w:tc>
-        <w:tc>
-          <w:tcPr>
-            <w:tcW w:w="565" w:type="dxa"/>
-            <w:gridSpan w:val="3"/>
-            <w:tcBorders>
-              <w:top w:val="single" w:sz="6" w:space="0" w:color="000000"/>
-              <w:bottom w:val="single" w:sz="6" w:space="0" w:color="000000"/>
-            </w:tcBorders>
-          </w:tcPr>
-          <w:p>
-            <w:pPr>
-              <w:pStyle w:val="TableParagraph"/>
-              <w:spacing w:before="70"/>
-              <w:ind w:left="7"/>
-              <w:jc w:val="center"/>
-              <w:rPr>
-                <w:rFonts w:ascii="Arial Narrow"/>
-                <w:i/>
-                <w:sz w:val="25"/>
-              </w:rPr>
-            </w:pPr>
-            <w:r>
-              <w:rPr>
-                <w:rFonts w:ascii="Arial Narrow"/>
-                <w:i/>
-                <w:spacing w:val="-10"/>
-                <w:w w:val="80"/>
-                <w:sz w:val="25"/>
-              </w:rPr>
-              <w:t>1</w:t>
-            </w:r>
-          </w:p>
-        </w:tc>
-        <w:tc>
-          <w:tcPr>
-            <w:tcW w:w="2542" w:type="dxa"/>
-            <w:gridSpan w:val="4"/>
-            <w:tcBorders>
-              <w:top w:val="single" w:sz="6" w:space="0" w:color="000000"/>
-              <w:bottom w:val="single" w:sz="6" w:space="0" w:color="000000"/>
-            </w:tcBorders>
-          </w:tcPr>
-          <w:p>
-            <w:pPr>
-              <w:pStyle w:val="TableParagraph"/>
-              <w:spacing w:before="0"/>
-            </w:pPr>
-          </w:p>
-        </w:tc>
-      </w:tr>
-      <w:tr>
-        <w:trPr>
-          <w:trHeight w:hRule="exact" w:val="453"/>
-        </w:trPr>
-        <w:tc>
-          <w:tcPr>
-            <w:tcW w:w="283" w:type="dxa"/>
-            <w:vMerge/>
-            <w:tcBorders>
-              <w:top w:val="nil"/>
-            </w:tcBorders>
-            <w:textDirection w:val="btLr"/>
-          </w:tcPr>
-          <w:p>
-            <w:pPr>
-              <w:rPr>
-                <w:sz w:val="2"/>
-                <w:szCs w:val="2"/>
-              </w:rPr>
-            </w:pPr>
-          </w:p>
-        </w:tc>
-        <w:tc>
-          <w:tcPr>
-            <w:tcW w:w="396" w:type="dxa"/>
-            <w:vMerge/>
-            <w:tcBorders>
-              <w:top w:val="nil"/>
-            </w:tcBorders>
-          </w:tcPr>
-          <w:p>
-            <w:pPr>
-              <w:rPr>
-                <w:sz w:val="2"/>
-                <w:szCs w:val="2"/>
-              </w:rPr>
-            </w:pPr>
-          </w:p>
-        </w:tc>
-        <w:tc>
-          <w:tcPr>
-            <w:tcW w:w="1139" w:type="dxa"/>
-            <w:gridSpan w:val="3"/>
-            <w:tcBorders>
-              <w:top w:val="single" w:sz="6" w:space="0" w:color="000000"/>
-              <w:bottom w:val="single" w:sz="6" w:space="0" w:color="000000"/>
-            </w:tcBorders>
-          </w:tcPr>
-          <w:p>
-            <w:r>
-              <w:t>U3</w:t>
-            </w:r>
-          </w:p>
-        </w:tc>
-        <w:tc>
-          <w:tcPr>
-            <w:tcW w:w="6234" w:type="dxa"/>
-            <w:gridSpan w:val="5"/>
-            <w:tcBorders>
-              <w:top w:val="single" w:sz="6" w:space="0" w:color="000000"/>
-              <w:bottom w:val="single" w:sz="6" w:space="0" w:color="000000"/>
-            </w:tcBorders>
-          </w:tcPr>
-          <w:p>
-            <w:r>
-              <w:t>Плата Arduino Uno</w:t>
-            </w:r>
-          </w:p>
-        </w:tc>
-        <w:tc>
-          <w:tcPr>
-            <w:tcW w:w="565" w:type="dxa"/>
-            <w:gridSpan w:val="3"/>
-            <w:tcBorders>
-              <w:top w:val="single" w:sz="6" w:space="0" w:color="000000"/>
-              <w:bottom w:val="single" w:sz="6" w:space="0" w:color="000000"/>
-            </w:tcBorders>
-          </w:tcPr>
-          <w:p>
-            <w:pPr>
-              <w:pStyle w:val="TableParagraph"/>
-              <w:spacing w:before="70"/>
-              <w:ind w:left="7" w:right="2"/>
-              <w:jc w:val="center"/>
-              <w:rPr>
-                <w:rFonts w:ascii="Arial Narrow"/>
-                <w:i/>
-                <w:sz w:val="25"/>
-              </w:rPr>
-            </w:pPr>
-            <w:r>
-              <w:rPr>
-                <w:rFonts w:ascii="Arial Narrow"/>
-                <w:i/>
-                <w:spacing w:val="-10"/>
-                <w:w w:val="80"/>
-                <w:sz w:val="25"/>
-              </w:rPr>
-              <w:t>1</w:t>
-            </w:r>
-          </w:p>
-        </w:tc>
-        <w:tc>
-          <w:tcPr>
-            <w:tcW w:w="2542" w:type="dxa"/>
-            <w:gridSpan w:val="4"/>
-            <w:tcBorders>
-              <w:top w:val="single" w:sz="6" w:space="0" w:color="000000"/>
-              <w:bottom w:val="single" w:sz="6" w:space="0" w:color="000000"/>
-            </w:tcBorders>
-          </w:tcPr>
-          <w:p>
-            <w:pPr>
-              <w:pStyle w:val="TableParagraph"/>
-              <w:spacing w:before="0"/>
-            </w:pPr>
-          </w:p>
-        </w:tc>
-      </w:tr>
-      <w:tr>
-        <w:trPr>
-          <w:trHeight w:hRule="exact" w:val="453"/>
-        </w:trPr>
-        <w:tc>
-          <w:tcPr>
-            <w:tcW w:w="283" w:type="dxa"/>
-            <w:vMerge/>
-            <w:tcBorders>
-              <w:top w:val="nil"/>
-            </w:tcBorders>
-            <w:textDirection w:val="btLr"/>
-          </w:tcPr>
-          <w:p>
-            <w:pPr>
-              <w:rPr>
-                <w:sz w:val="2"/>
-                <w:szCs w:val="2"/>
-              </w:rPr>
-            </w:pPr>
-          </w:p>
-        </w:tc>
-        <w:tc>
-          <w:tcPr>
-            <w:tcW w:w="396" w:type="dxa"/>
-            <w:vMerge/>
-            <w:tcBorders>
-              <w:top w:val="nil"/>
-            </w:tcBorders>
-          </w:tcPr>
-          <w:p>
-            <w:pPr>
-              <w:rPr>
-                <w:sz w:val="2"/>
-                <w:szCs w:val="2"/>
-              </w:rPr>
-            </w:pPr>
-          </w:p>
-        </w:tc>
-        <w:tc>
-          <w:tcPr>
-            <w:tcW w:w="1139" w:type="dxa"/>
-            <w:gridSpan w:val="3"/>
-            <w:tcBorders>
-              <w:top w:val="single" w:sz="6" w:space="0" w:color="000000"/>
-              <w:bottom w:val="single" w:sz="6" w:space="0" w:color="000000"/>
-            </w:tcBorders>
-          </w:tcPr>
-          <w:p>
-            <w:pPr>
-              <w:pStyle w:val="TableParagraph"/>
-              <w:spacing w:before="72"/>
-              <w:ind w:left="6" w:right="1"/>
-              <w:jc w:val="center"/>
-              <w:rPr>
-                <w:rFonts w:ascii="Arial Narrow"/>
-                <w:i/>
-                <w:sz w:val="25"/>
-              </w:rPr>
-            </w:pPr>
-            <w:r>
-              <w:rPr>
-                <w:rFonts w:ascii="Arial Narrow"/>
-                <w:i/>
-                <w:spacing w:val="-5"/>
-                <w:sz w:val="25"/>
-              </w:rPr>
-              <w:t>U4</w:t>
-            </w:r>
-          </w:p>
-        </w:tc>
-        <w:tc>
-          <w:tcPr>
-            <w:tcW w:w="6234" w:type="dxa"/>
-            <w:gridSpan w:val="5"/>
-            <w:tcBorders>
-              <w:top w:val="single" w:sz="6" w:space="0" w:color="000000"/>
-              <w:bottom w:val="single" w:sz="6" w:space="0" w:color="000000"/>
-            </w:tcBorders>
-          </w:tcPr>
-          <w:p>
-            <w:pPr>
-              <w:pStyle w:val="TableParagraph"/>
-              <w:spacing w:before="72"/>
-              <w:ind w:left="142"/>
-              <w:rPr>
-                <w:rFonts w:ascii="Arial Narrow" w:hAnsi="Arial Narrow"/>
-                <w:i/>
-                <w:sz w:val="25"/>
-              </w:rPr>
-            </w:pPr>
-            <w:r>
-              <w:rPr>
-                <w:rFonts w:ascii="Arial Narrow" w:hAnsi="Arial Narrow"/>
-                <w:i/>
-                <w:sz w:val="25"/>
-              </w:rPr>
-              <w:t>Плата</w:t>
-            </w:r>
-            <w:r>
-              <w:rPr>
-                <w:rFonts w:ascii="Arial Narrow" w:hAnsi="Arial Narrow"/>
-                <w:i/>
-                <w:spacing w:val="28"/>
-                <w:sz w:val="25"/>
-              </w:rPr>
-              <w:t xml:space="preserve"> </w:t>
-            </w:r>
-            <w:r>
-              <w:rPr>
-                <w:rFonts w:ascii="Arial Narrow" w:hAnsi="Arial Narrow"/>
-                <w:i/>
-                <w:sz w:val="25"/>
-              </w:rPr>
-              <w:t>расширения</w:t>
-            </w:r>
-            <w:r>
-              <w:rPr>
-                <w:rFonts w:ascii="Arial Narrow" w:hAnsi="Arial Narrow"/>
-                <w:i/>
-                <w:spacing w:val="29"/>
-                <w:sz w:val="25"/>
-              </w:rPr>
-              <w:t xml:space="preserve"> </w:t>
-            </w:r>
-            <w:r>
-              <w:rPr>
-                <w:rFonts w:ascii="Arial Narrow" w:hAnsi="Arial Narrow"/>
-                <w:i/>
-                <w:sz w:val="25"/>
-              </w:rPr>
-              <w:t>Arduino</w:t>
-            </w:r>
-            <w:r>
-              <w:rPr>
-                <w:rFonts w:ascii="Arial Narrow" w:hAnsi="Arial Narrow"/>
-                <w:i/>
-                <w:spacing w:val="33"/>
-                <w:sz w:val="25"/>
-              </w:rPr>
-              <w:t xml:space="preserve"> </w:t>
-            </w:r>
-            <w:r>
-              <w:rPr>
-                <w:rFonts w:ascii="Arial Narrow" w:hAnsi="Arial Narrow"/>
-                <w:i/>
-                <w:sz w:val="25"/>
-              </w:rPr>
-              <w:t>Uno</w:t>
-            </w:r>
-            <w:r>
-              <w:rPr>
-                <w:rFonts w:ascii="Arial Narrow" w:hAnsi="Arial Narrow"/>
-                <w:i/>
-                <w:spacing w:val="32"/>
-                <w:sz w:val="25"/>
-              </w:rPr>
-              <w:t xml:space="preserve"> </w:t>
-            </w:r>
-            <w:r>
-              <w:rPr>
-                <w:rFonts w:ascii="Arial Narrow" w:hAnsi="Arial Narrow"/>
-                <w:i/>
-                <w:spacing w:val="-2"/>
-                <w:sz w:val="25"/>
-              </w:rPr>
-              <w:t>Shield</w:t>
-            </w:r>
-          </w:p>
-        </w:tc>
-        <w:tc>
-          <w:tcPr>
-            <w:tcW w:w="565" w:type="dxa"/>
-            <w:gridSpan w:val="3"/>
-            <w:tcBorders>
-              <w:top w:val="single" w:sz="6" w:space="0" w:color="000000"/>
-              <w:bottom w:val="single" w:sz="6" w:space="0" w:color="000000"/>
-            </w:tcBorders>
-          </w:tcPr>
-          <w:p>
-            <w:pPr>
-              <w:pStyle w:val="TableParagraph"/>
-              <w:spacing w:before="72"/>
-              <w:ind w:left="7" w:right="3"/>
-              <w:jc w:val="center"/>
-              <w:rPr>
-                <w:rFonts w:ascii="Arial Narrow"/>
-                <w:i/>
-                <w:sz w:val="25"/>
-              </w:rPr>
-            </w:pPr>
-            <w:r>
-              <w:rPr>
-                <w:rFonts w:ascii="Arial Narrow"/>
-                <w:i/>
-                <w:spacing w:val="-10"/>
-                <w:w w:val="80"/>
-                <w:sz w:val="25"/>
-              </w:rPr>
-              <w:t>1</w:t>
-            </w:r>
-          </w:p>
-        </w:tc>
-        <w:tc>
-          <w:tcPr>
-            <w:tcW w:w="2542" w:type="dxa"/>
-            <w:gridSpan w:val="4"/>
-            <w:tcBorders>
-              <w:top w:val="single" w:sz="6" w:space="0" w:color="000000"/>
-              <w:bottom w:val="single" w:sz="6" w:space="0" w:color="000000"/>
-            </w:tcBorders>
-          </w:tcPr>
-          <w:p>
-            <w:pPr>
-              <w:pStyle w:val="TableParagraph"/>
-              <w:spacing w:before="0"/>
-            </w:pPr>
-          </w:p>
-        </w:tc>
-      </w:tr>
-      <w:tr>
-        <w:trPr>
-          <w:trHeight w:hRule="exact" w:val="453"/>
-        </w:trPr>
-        <w:tc>
-          <w:tcPr>
-            <w:tcW w:w="679" w:type="dxa"/>
-            <w:gridSpan w:val="2"/>
-            <w:vMerge w:val="restart"/>
-            <w:tcBorders>
-              <w:left w:val="nil"/>
-            </w:tcBorders>
-          </w:tcPr>
-          <w:p>
-            <w:pPr>
-              <w:pStyle w:val="TableParagraph"/>
-              <w:spacing w:before="0"/>
-            </w:pPr>
-          </w:p>
-        </w:tc>
-        <w:tc>
-          <w:tcPr>
-            <w:tcW w:w="1139" w:type="dxa"/>
-            <w:gridSpan w:val="3"/>
-            <w:tcBorders>
-              <w:top w:val="single" w:sz="6" w:space="0" w:color="000000"/>
-              <w:bottom w:val="single" w:sz="6" w:space="0" w:color="000000"/>
-            </w:tcBorders>
-          </w:tcPr>
-          <w:p>
-            <w:pPr>
-              <w:pStyle w:val="TableParagraph"/>
-              <w:spacing w:before="0"/>
-            </w:pPr>
-          </w:p>
-        </w:tc>
-        <w:tc>
-          <w:tcPr>
-            <w:tcW w:w="6234" w:type="dxa"/>
-            <w:gridSpan w:val="5"/>
-            <w:tcBorders>
-              <w:top w:val="single" w:sz="6" w:space="0" w:color="000000"/>
-              <w:bottom w:val="single" w:sz="6" w:space="0" w:color="000000"/>
-            </w:tcBorders>
-          </w:tcPr>
-          <w:p>
-            <w:pPr>
-              <w:pStyle w:val="TableParagraph"/>
-              <w:spacing w:before="0"/>
-            </w:pPr>
-          </w:p>
-        </w:tc>
-        <w:tc>
-          <w:tcPr>
-            <w:tcW w:w="565" w:type="dxa"/>
-            <w:gridSpan w:val="3"/>
-            <w:tcBorders>
-              <w:top w:val="single" w:sz="6" w:space="0" w:color="000000"/>
-              <w:bottom w:val="single" w:sz="6" w:space="0" w:color="000000"/>
-            </w:tcBorders>
-          </w:tcPr>
-          <w:p>
-            <w:pPr>
-              <w:pStyle w:val="TableParagraph"/>
-              <w:spacing w:before="0"/>
-            </w:pPr>
-          </w:p>
-        </w:tc>
-        <w:tc>
-          <w:tcPr>
-            <w:tcW w:w="2542" w:type="dxa"/>
-            <w:gridSpan w:val="4"/>
-            <w:tcBorders>
-              <w:top w:val="single" w:sz="6" w:space="0" w:color="000000"/>
-              <w:bottom w:val="single" w:sz="6" w:space="0" w:color="000000"/>
-            </w:tcBorders>
-          </w:tcPr>
-          <w:p>
-            <w:pPr>
-              <w:pStyle w:val="TableParagraph"/>
-              <w:spacing w:before="0"/>
-            </w:pPr>
-          </w:p>
-        </w:tc>
-      </w:tr>
-      <w:tr>
-        <w:trPr>
-          <w:trHeight w:hRule="exact" w:val="453"/>
-        </w:trPr>
-        <w:tc>
-          <w:tcPr>
-            <w:tcW w:w="679" w:type="dxa"/>
-            <w:gridSpan w:val="2"/>
-            <w:vMerge/>
-            <w:tcBorders>
-              <w:top w:val="nil"/>
-              <w:left w:val="nil"/>
-            </w:tcBorders>
-          </w:tcPr>
-          <w:p>
-            <w:pPr>
-              <w:rPr>
-                <w:sz w:val="2"/>
-                <w:szCs w:val="2"/>
-              </w:rPr>
-            </w:pPr>
-          </w:p>
-        </w:tc>
-        <w:tc>
-          <w:tcPr>
-            <w:tcW w:w="1139" w:type="dxa"/>
-            <w:gridSpan w:val="3"/>
-            <w:tcBorders>
-              <w:top w:val="single" w:sz="6" w:space="0" w:color="000000"/>
-              <w:bottom w:val="single" w:sz="6" w:space="0" w:color="000000"/>
-            </w:tcBorders>
-          </w:tcPr>
-          <w:p>
-            <w:pPr>
-              <w:pStyle w:val="TableParagraph"/>
-              <w:spacing w:before="0"/>
-            </w:pPr>
-          </w:p>
-        </w:tc>
-        <w:tc>
-          <w:tcPr>
-            <w:tcW w:w="6234" w:type="dxa"/>
-            <w:gridSpan w:val="5"/>
-            <w:tcBorders>
-              <w:top w:val="single" w:sz="6" w:space="0" w:color="000000"/>
-              <w:bottom w:val="single" w:sz="6" w:space="0" w:color="000000"/>
-            </w:tcBorders>
-          </w:tcPr>
-          <w:p>
-            <w:pPr>
-              <w:pStyle w:val="TableParagraph"/>
-              <w:spacing w:before="0"/>
-            </w:pPr>
-          </w:p>
-        </w:tc>
-        <w:tc>
-          <w:tcPr>
-            <w:tcW w:w="565" w:type="dxa"/>
-            <w:gridSpan w:val="3"/>
-            <w:tcBorders>
-              <w:top w:val="single" w:sz="6" w:space="0" w:color="000000"/>
-              <w:bottom w:val="single" w:sz="6" w:space="0" w:color="000000"/>
-            </w:tcBorders>
-          </w:tcPr>
-          <w:p>
-            <w:pPr>
-              <w:pStyle w:val="TableParagraph"/>
-              <w:spacing w:before="0"/>
-            </w:pPr>
-          </w:p>
-        </w:tc>
-        <w:tc>
-          <w:tcPr>
-            <w:tcW w:w="2542" w:type="dxa"/>
-            <w:gridSpan w:val="4"/>
-            <w:tcBorders>
-              <w:top w:val="single" w:sz="6" w:space="0" w:color="000000"/>
-              <w:bottom w:val="single" w:sz="6" w:space="0" w:color="000000"/>
-            </w:tcBorders>
-          </w:tcPr>
-          <w:p>
-            <w:pPr>
-              <w:pStyle w:val="TableParagraph"/>
-              <w:spacing w:before="0"/>
-            </w:pPr>
-          </w:p>
-        </w:tc>
-      </w:tr>
-      <w:tr>
-        <w:trPr>
-          <w:trHeight w:hRule="exact" w:val="456"/>
-        </w:trPr>
-        <w:tc>
-          <w:tcPr>
-            <w:tcW w:w="283" w:type="dxa"/>
-            <w:vMerge w:val="restart"/>
-            <w:textDirection w:val="btLr"/>
-          </w:tcPr>
-          <w:p>
-            <w:pPr>
-              <w:pStyle w:val="TableParagraph"/>
-              <w:spacing w:before="0" w:line="218" w:lineRule="exact"/>
-              <w:ind w:left="402"/>
-              <w:rPr>
-                <w:rFonts w:ascii="Arial Narrow" w:hAnsi="Arial Narrow"/>
-                <w:i/>
-                <w:sz w:val="21"/>
-              </w:rPr>
-            </w:pPr>
-            <w:r>
-              <w:rPr>
-                <w:rFonts w:ascii="Arial Narrow" w:hAnsi="Arial Narrow"/>
-                <w:i/>
-                <w:spacing w:val="-53"/>
-                <w:sz w:val="21"/>
-              </w:rPr>
-              <w:t>Подп.идата</w:t>
-            </w:r>
-          </w:p>
-        </w:tc>
-        <w:tc>
-          <w:tcPr>
-            <w:tcW w:w="396" w:type="dxa"/>
-            <w:vMerge w:val="restart"/>
-          </w:tcPr>
-          <w:p>
-            <w:pPr>
-              <w:pStyle w:val="TableParagraph"/>
-              <w:spacing w:before="0"/>
-            </w:pPr>
-          </w:p>
-        </w:tc>
-        <w:tc>
-          <w:tcPr>
-            <w:tcW w:w="1139" w:type="dxa"/>
-            <w:gridSpan w:val="3"/>
-            <w:tcBorders>
-              <w:top w:val="single" w:sz="6" w:space="0" w:color="000000"/>
-              <w:bottom w:val="single" w:sz="6" w:space="0" w:color="000000"/>
-            </w:tcBorders>
-          </w:tcPr>
-          <w:p>
-            <w:pPr>
-              <w:pStyle w:val="TableParagraph"/>
-              <w:spacing w:before="0"/>
-            </w:pPr>
-          </w:p>
-        </w:tc>
-        <w:tc>
-          <w:tcPr>
-            <w:tcW w:w="6234" w:type="dxa"/>
-            <w:gridSpan w:val="5"/>
-            <w:tcBorders>
-              <w:top w:val="single" w:sz="6" w:space="0" w:color="000000"/>
-              <w:bottom w:val="single" w:sz="6" w:space="0" w:color="000000"/>
-            </w:tcBorders>
-          </w:tcPr>
-          <w:p>
-            <w:pPr>
-              <w:pStyle w:val="TableParagraph"/>
-              <w:spacing w:before="0"/>
-            </w:pPr>
-          </w:p>
-        </w:tc>
-        <w:tc>
-          <w:tcPr>
-            <w:tcW w:w="565" w:type="dxa"/>
-            <w:gridSpan w:val="3"/>
-            <w:tcBorders>
-              <w:top w:val="single" w:sz="6" w:space="0" w:color="000000"/>
-              <w:bottom w:val="single" w:sz="6" w:space="0" w:color="000000"/>
-            </w:tcBorders>
-          </w:tcPr>
-          <w:p>
-            <w:pPr>
-              <w:pStyle w:val="TableParagraph"/>
-              <w:spacing w:before="0"/>
-            </w:pPr>
-          </w:p>
-        </w:tc>
-        <w:tc>
-          <w:tcPr>
-            <w:tcW w:w="2542" w:type="dxa"/>
-            <w:gridSpan w:val="4"/>
-            <w:tcBorders>
-              <w:top w:val="single" w:sz="6" w:space="0" w:color="000000"/>
-              <w:bottom w:val="single" w:sz="6" w:space="0" w:color="000000"/>
-            </w:tcBorders>
-          </w:tcPr>
-          <w:p>
-            <w:pPr>
-              <w:pStyle w:val="TableParagraph"/>
-              <w:spacing w:before="0"/>
-            </w:pPr>
-          </w:p>
-        </w:tc>
-      </w:tr>
-      <w:tr>
-        <w:trPr>
-          <w:trHeight w:hRule="exact" w:val="453"/>
-        </w:trPr>
-        <w:tc>
-          <w:tcPr>
-            <w:tcW w:w="283" w:type="dxa"/>
-            <w:vMerge/>
-            <w:tcBorders>
-              <w:top w:val="nil"/>
-            </w:tcBorders>
-            <w:textDirection w:val="btLr"/>
-          </w:tcPr>
-          <w:p>
-            <w:pPr>
-              <w:rPr>
-                <w:sz w:val="2"/>
-                <w:szCs w:val="2"/>
-              </w:rPr>
-            </w:pPr>
-          </w:p>
-        </w:tc>
-        <w:tc>
-          <w:tcPr>
-            <w:tcW w:w="396" w:type="dxa"/>
-            <w:vMerge/>
-            <w:tcBorders>
-              <w:top w:val="nil"/>
-            </w:tcBorders>
-          </w:tcPr>
-          <w:p>
-            <w:pPr>
-              <w:rPr>
-                <w:sz w:val="2"/>
-                <w:szCs w:val="2"/>
-              </w:rPr>
-            </w:pPr>
-          </w:p>
-        </w:tc>
-        <w:tc>
-          <w:tcPr>
-            <w:tcW w:w="1139" w:type="dxa"/>
-            <w:gridSpan w:val="3"/>
-            <w:tcBorders>
-              <w:top w:val="single" w:sz="6" w:space="0" w:color="000000"/>
-              <w:bottom w:val="single" w:sz="6" w:space="0" w:color="000000"/>
-            </w:tcBorders>
-          </w:tcPr>
-          <w:p>
-            <w:pPr>
-              <w:pStyle w:val="TableParagraph"/>
-              <w:spacing w:before="0"/>
-            </w:pPr>
-          </w:p>
-        </w:tc>
-        <w:tc>
-          <w:tcPr>
-            <w:tcW w:w="6234" w:type="dxa"/>
-            <w:gridSpan w:val="5"/>
-            <w:tcBorders>
-              <w:top w:val="single" w:sz="6" w:space="0" w:color="000000"/>
-              <w:bottom w:val="single" w:sz="6" w:space="0" w:color="000000"/>
-            </w:tcBorders>
-          </w:tcPr>
-          <w:p>
-            <w:pPr>
-              <w:pStyle w:val="TableParagraph"/>
-              <w:spacing w:before="0"/>
-            </w:pPr>
-          </w:p>
-        </w:tc>
-        <w:tc>
-          <w:tcPr>
-            <w:tcW w:w="565" w:type="dxa"/>
-            <w:gridSpan w:val="3"/>
-            <w:tcBorders>
-              <w:top w:val="single" w:sz="6" w:space="0" w:color="000000"/>
-              <w:bottom w:val="single" w:sz="6" w:space="0" w:color="000000"/>
-            </w:tcBorders>
-          </w:tcPr>
-          <w:p>
-            <w:pPr>
-              <w:pStyle w:val="TableParagraph"/>
-              <w:spacing w:before="0"/>
-            </w:pPr>
-          </w:p>
-        </w:tc>
-        <w:tc>
-          <w:tcPr>
-            <w:tcW w:w="2542" w:type="dxa"/>
-            <w:gridSpan w:val="4"/>
-            <w:tcBorders>
-              <w:top w:val="single" w:sz="6" w:space="0" w:color="000000"/>
-              <w:bottom w:val="single" w:sz="6" w:space="0" w:color="000000"/>
-            </w:tcBorders>
-          </w:tcPr>
-          <w:p>
-            <w:pPr>
-              <w:pStyle w:val="TableParagraph"/>
-              <w:spacing w:before="0"/>
-            </w:pPr>
-          </w:p>
-        </w:tc>
-      </w:tr>
-      <w:tr>
-        <w:trPr>
-          <w:trHeight w:hRule="exact" w:val="453"/>
-        </w:trPr>
-        <w:tc>
-          <w:tcPr>
-            <w:tcW w:w="283" w:type="dxa"/>
-            <w:vMerge/>
-            <w:tcBorders>
-              <w:top w:val="nil"/>
-            </w:tcBorders>
-            <w:textDirection w:val="btLr"/>
-          </w:tcPr>
-          <w:p>
-            <w:pPr>
-              <w:rPr>
-                <w:sz w:val="2"/>
-                <w:szCs w:val="2"/>
-              </w:rPr>
-            </w:pPr>
-          </w:p>
-        </w:tc>
-        <w:tc>
-          <w:tcPr>
-            <w:tcW w:w="396" w:type="dxa"/>
-            <w:vMerge/>
-            <w:tcBorders>
-              <w:top w:val="nil"/>
-            </w:tcBorders>
-          </w:tcPr>
-          <w:p>
-            <w:pPr>
-              <w:rPr>
-                <w:sz w:val="2"/>
-                <w:szCs w:val="2"/>
-              </w:rPr>
-            </w:pPr>
-          </w:p>
-        </w:tc>
-        <w:tc>
-          <w:tcPr>
-            <w:tcW w:w="1139" w:type="dxa"/>
-            <w:gridSpan w:val="3"/>
-            <w:tcBorders>
-              <w:top w:val="single" w:sz="6" w:space="0" w:color="000000"/>
-              <w:bottom w:val="single" w:sz="6" w:space="0" w:color="000000"/>
-            </w:tcBorders>
-          </w:tcPr>
-          <w:p>
-            <w:pPr>
-              <w:pStyle w:val="TableParagraph"/>
-              <w:spacing w:before="0"/>
-            </w:pPr>
-          </w:p>
-        </w:tc>
-        <w:tc>
-          <w:tcPr>
-            <w:tcW w:w="6234" w:type="dxa"/>
-            <w:gridSpan w:val="5"/>
-            <w:tcBorders>
-              <w:top w:val="single" w:sz="6" w:space="0" w:color="000000"/>
-              <w:bottom w:val="single" w:sz="6" w:space="0" w:color="000000"/>
-            </w:tcBorders>
-          </w:tcPr>
-          <w:p>
-            <w:pPr>
-              <w:pStyle w:val="TableParagraph"/>
-              <w:spacing w:before="0"/>
-            </w:pPr>
-          </w:p>
-        </w:tc>
-        <w:tc>
-          <w:tcPr>
-            <w:tcW w:w="565" w:type="dxa"/>
-            <w:gridSpan w:val="3"/>
-            <w:tcBorders>
-              <w:top w:val="single" w:sz="6" w:space="0" w:color="000000"/>
-              <w:bottom w:val="single" w:sz="6" w:space="0" w:color="000000"/>
-            </w:tcBorders>
-          </w:tcPr>
-          <w:p>
-            <w:pPr>
-              <w:pStyle w:val="TableParagraph"/>
-              <w:spacing w:before="0"/>
-            </w:pPr>
-          </w:p>
-        </w:tc>
-        <w:tc>
-          <w:tcPr>
-            <w:tcW w:w="2542" w:type="dxa"/>
-            <w:gridSpan w:val="4"/>
-            <w:tcBorders>
-              <w:top w:val="single" w:sz="6" w:space="0" w:color="000000"/>
-              <w:bottom w:val="single" w:sz="6" w:space="0" w:color="000000"/>
-            </w:tcBorders>
-          </w:tcPr>
-          <w:p>
-            <w:pPr>
-              <w:pStyle w:val="TableParagraph"/>
-              <w:spacing w:before="0"/>
-            </w:pPr>
-          </w:p>
-        </w:tc>
-      </w:tr>
-      <w:tr>
-        <w:trPr>
-          <w:trHeight w:hRule="exact" w:val="453"/>
-        </w:trPr>
-        <w:tc>
-          <w:tcPr>
-            <w:tcW w:w="283" w:type="dxa"/>
-            <w:vMerge/>
-            <w:tcBorders>
-              <w:top w:val="nil"/>
-            </w:tcBorders>
-            <w:textDirection w:val="btLr"/>
-          </w:tcPr>
-          <w:p>
-            <w:pPr>
-              <w:rPr>
-                <w:sz w:val="2"/>
-                <w:szCs w:val="2"/>
-              </w:rPr>
-            </w:pPr>
-          </w:p>
-        </w:tc>
-        <w:tc>
-          <w:tcPr>
-            <w:tcW w:w="396" w:type="dxa"/>
-            <w:vMerge/>
-            <w:tcBorders>
-              <w:top w:val="nil"/>
-            </w:tcBorders>
-          </w:tcPr>
-          <w:p>
-            <w:pPr>
-              <w:rPr>
-                <w:sz w:val="2"/>
-                <w:szCs w:val="2"/>
-              </w:rPr>
-            </w:pPr>
-          </w:p>
-        </w:tc>
-        <w:tc>
-          <w:tcPr>
-            <w:tcW w:w="1139" w:type="dxa"/>
-            <w:gridSpan w:val="3"/>
-            <w:tcBorders>
-              <w:top w:val="single" w:sz="6" w:space="0" w:color="000000"/>
-              <w:bottom w:val="single" w:sz="6" w:space="0" w:color="000000"/>
-            </w:tcBorders>
-          </w:tcPr>
-          <w:p>
-            <w:pPr>
-              <w:pStyle w:val="TableParagraph"/>
-              <w:spacing w:before="0"/>
-            </w:pPr>
-          </w:p>
-        </w:tc>
-        <w:tc>
-          <w:tcPr>
-            <w:tcW w:w="6234" w:type="dxa"/>
-            <w:gridSpan w:val="5"/>
-            <w:tcBorders>
-              <w:top w:val="single" w:sz="6" w:space="0" w:color="000000"/>
-              <w:bottom w:val="single" w:sz="6" w:space="0" w:color="000000"/>
-            </w:tcBorders>
-          </w:tcPr>
-          <w:p>
-            <w:pPr>
-              <w:pStyle w:val="TableParagraph"/>
-              <w:spacing w:before="0"/>
-            </w:pPr>
-          </w:p>
-        </w:tc>
-        <w:tc>
-          <w:tcPr>
-            <w:tcW w:w="565" w:type="dxa"/>
-            <w:gridSpan w:val="3"/>
-            <w:tcBorders>
-              <w:top w:val="single" w:sz="6" w:space="0" w:color="000000"/>
-              <w:bottom w:val="single" w:sz="6" w:space="0" w:color="000000"/>
-            </w:tcBorders>
-          </w:tcPr>
-          <w:p>
-            <w:pPr>
-              <w:pStyle w:val="TableParagraph"/>
-              <w:spacing w:before="0"/>
-            </w:pPr>
-          </w:p>
-        </w:tc>
-        <w:tc>
-          <w:tcPr>
-            <w:tcW w:w="2542" w:type="dxa"/>
-            <w:gridSpan w:val="4"/>
-            <w:tcBorders>
-              <w:top w:val="single" w:sz="6" w:space="0" w:color="000000"/>
-              <w:bottom w:val="single" w:sz="6" w:space="0" w:color="000000"/>
-            </w:tcBorders>
-          </w:tcPr>
-          <w:p>
-            <w:pPr>
-              <w:pStyle w:val="TableParagraph"/>
-              <w:spacing w:before="0"/>
-            </w:pPr>
-          </w:p>
-        </w:tc>
-      </w:tr>
-      <w:tr>
-        <w:trPr>
-          <w:trHeight w:hRule="exact" w:val="98"/>
-        </w:trPr>
-        <w:tc>
-          <w:tcPr>
-            <w:tcW w:w="283" w:type="dxa"/>
-            <w:vMerge/>
-            <w:tcBorders>
-              <w:top w:val="nil"/>
-            </w:tcBorders>
-            <w:textDirection w:val="btLr"/>
-          </w:tcPr>
-          <w:p>
-            <w:pPr>
-              <w:rPr>
-                <w:sz w:val="2"/>
-                <w:szCs w:val="2"/>
-              </w:rPr>
-            </w:pPr>
-          </w:p>
-        </w:tc>
-        <w:tc>
-          <w:tcPr>
-            <w:tcW w:w="396" w:type="dxa"/>
-            <w:vMerge/>
-            <w:tcBorders>
-              <w:top w:val="nil"/>
-            </w:tcBorders>
-          </w:tcPr>
-          <w:p>
-            <w:pPr>
-              <w:rPr>
-                <w:sz w:val="2"/>
-                <w:szCs w:val="2"/>
-              </w:rPr>
-            </w:pPr>
-          </w:p>
-        </w:tc>
-        <w:tc>
-          <w:tcPr>
-            <w:tcW w:w="1139" w:type="dxa"/>
-            <w:gridSpan w:val="3"/>
-            <w:vMerge w:val="restart"/>
-            <w:tcBorders>
-              <w:top w:val="single" w:sz="6" w:space="0" w:color="000000"/>
-              <w:bottom w:val="single" w:sz="6" w:space="0" w:color="000000"/>
-            </w:tcBorders>
-          </w:tcPr>
-          <w:p>
-            <w:pPr>
-              <w:pStyle w:val="TableParagraph"/>
-              <w:spacing w:before="0"/>
-            </w:pPr>
-          </w:p>
-        </w:tc>
-        <w:tc>
-          <w:tcPr>
-            <w:tcW w:w="6234" w:type="dxa"/>
-            <w:gridSpan w:val="5"/>
-            <w:vMerge w:val="restart"/>
-            <w:tcBorders>
-              <w:top w:val="single" w:sz="6" w:space="0" w:color="000000"/>
-              <w:bottom w:val="single" w:sz="6" w:space="0" w:color="000000"/>
-            </w:tcBorders>
-          </w:tcPr>
-          <w:p>
-            <w:pPr>
-              <w:pStyle w:val="TableParagraph"/>
-              <w:spacing w:before="0"/>
-            </w:pPr>
-          </w:p>
-        </w:tc>
-        <w:tc>
-          <w:tcPr>
-            <w:tcW w:w="565" w:type="dxa"/>
-            <w:gridSpan w:val="3"/>
-            <w:vMerge w:val="restart"/>
-            <w:tcBorders>
-              <w:top w:val="single" w:sz="6" w:space="0" w:color="000000"/>
-              <w:bottom w:val="single" w:sz="6" w:space="0" w:color="000000"/>
-            </w:tcBorders>
-          </w:tcPr>
-          <w:p>
-            <w:pPr>
-              <w:pStyle w:val="TableParagraph"/>
-              <w:spacing w:before="0"/>
-            </w:pPr>
-          </w:p>
-        </w:tc>
-        <w:tc>
-          <w:tcPr>
-            <w:tcW w:w="2542" w:type="dxa"/>
-            <w:gridSpan w:val="4"/>
-            <w:vMerge w:val="restart"/>
-            <w:tcBorders>
-              <w:top w:val="single" w:sz="6" w:space="0" w:color="000000"/>
-              <w:bottom w:val="single" w:sz="6" w:space="0" w:color="000000"/>
-            </w:tcBorders>
-          </w:tcPr>
-          <w:p>
-            <w:pPr>
-              <w:pStyle w:val="TableParagraph"/>
-              <w:spacing w:before="0"/>
-            </w:pPr>
-          </w:p>
-        </w:tc>
-      </w:tr>
-      <w:tr>
-        <w:trPr>
-          <w:trHeight w:hRule="exact" w:val="355"/>
-        </w:trPr>
-        <w:tc>
-          <w:tcPr>
-            <w:tcW w:w="283" w:type="dxa"/>
-            <w:vMerge w:val="restart"/>
-            <w:textDirection w:val="btLr"/>
-          </w:tcPr>
-          <w:p>
-            <w:pPr>
-              <w:pStyle w:val="TableParagraph"/>
-              <w:spacing w:before="0" w:line="218" w:lineRule="exact"/>
-              <w:ind w:left="122"/>
-              <w:rPr>
-                <w:rFonts w:ascii="Arial Narrow" w:hAnsi="Arial Narrow"/>
-                <w:i/>
-                <w:sz w:val="21"/>
-              </w:rPr>
-            </w:pPr>
-            <w:r>
-              <w:rPr>
-                <w:rFonts w:ascii="Arial Narrow" w:hAnsi="Arial Narrow"/>
-                <w:i/>
-                <w:spacing w:val="-43"/>
-                <w:w w:val="90"/>
-                <w:sz w:val="21"/>
-              </w:rPr>
-              <w:t>Инв.№</w:t>
-            </w:r>
-            <w:r>
-              <w:rPr>
-                <w:rFonts w:ascii="Arial Narrow" w:hAnsi="Arial Narrow"/>
-                <w:i/>
-                <w:spacing w:val="-18"/>
-                <w:sz w:val="21"/>
-              </w:rPr>
-              <w:t xml:space="preserve"> </w:t>
-            </w:r>
-            <w:r>
-              <w:rPr>
-                <w:rFonts w:ascii="Arial Narrow" w:hAnsi="Arial Narrow"/>
-                <w:i/>
-                <w:spacing w:val="-60"/>
-                <w:sz w:val="21"/>
-              </w:rPr>
-              <w:t>дубл</w:t>
-            </w:r>
-          </w:p>
-        </w:tc>
-        <w:tc>
-          <w:tcPr>
-            <w:tcW w:w="396" w:type="dxa"/>
-            <w:vMerge w:val="restart"/>
-          </w:tcPr>
-          <w:p>
-            <w:pPr>
-              <w:pStyle w:val="TableParagraph"/>
-              <w:spacing w:before="0"/>
-            </w:pPr>
-          </w:p>
-        </w:tc>
-        <w:tc>
-          <w:tcPr>
-            <w:tcW w:w="1139" w:type="dxa"/>
-            <w:gridSpan w:val="3"/>
-            <w:vMerge/>
-            <w:tcBorders>
-              <w:top w:val="nil"/>
-              <w:bottom w:val="single" w:sz="6" w:space="0" w:color="000000"/>
-            </w:tcBorders>
-          </w:tcPr>
-          <w:p>
-            <w:pPr>
-              <w:rPr>
-                <w:sz w:val="2"/>
-                <w:szCs w:val="2"/>
-              </w:rPr>
-            </w:pPr>
-          </w:p>
-        </w:tc>
-        <w:tc>
-          <w:tcPr>
-            <w:tcW w:w="6234" w:type="dxa"/>
-            <w:gridSpan w:val="5"/>
-            <w:vMerge/>
-            <w:tcBorders>
-              <w:top w:val="nil"/>
-              <w:bottom w:val="single" w:sz="6" w:space="0" w:color="000000"/>
-            </w:tcBorders>
-          </w:tcPr>
-          <w:p>
-            <w:pPr>
-              <w:rPr>
-                <w:sz w:val="2"/>
-                <w:szCs w:val="2"/>
-              </w:rPr>
-            </w:pPr>
-          </w:p>
-        </w:tc>
-        <w:tc>
-          <w:tcPr>
-            <w:tcW w:w="565" w:type="dxa"/>
-            <w:gridSpan w:val="3"/>
-            <w:vMerge/>
-            <w:tcBorders>
-              <w:top w:val="nil"/>
-              <w:bottom w:val="single" w:sz="6" w:space="0" w:color="000000"/>
-            </w:tcBorders>
-          </w:tcPr>
-          <w:p>
-            <w:pPr>
-              <w:rPr>
-                <w:sz w:val="2"/>
-                <w:szCs w:val="2"/>
-              </w:rPr>
-            </w:pPr>
-          </w:p>
-        </w:tc>
-        <w:tc>
-          <w:tcPr>
-            <w:tcW w:w="2542" w:type="dxa"/>
-            <w:gridSpan w:val="4"/>
-            <w:vMerge/>
-            <w:tcBorders>
-              <w:top w:val="nil"/>
-              <w:bottom w:val="single" w:sz="6" w:space="0" w:color="000000"/>
-            </w:tcBorders>
-          </w:tcPr>
-          <w:p>
-            <w:pPr>
-              <w:rPr>
-                <w:sz w:val="2"/>
-                <w:szCs w:val="2"/>
-              </w:rPr>
-            </w:pPr>
-          </w:p>
-        </w:tc>
-      </w:tr>
-      <w:tr>
-        <w:trPr>
-          <w:trHeight w:hRule="exact" w:val="453"/>
-        </w:trPr>
-        <w:tc>
-          <w:tcPr>
-            <w:tcW w:w="283" w:type="dxa"/>
-            <w:vMerge/>
-            <w:tcBorders>
-              <w:top w:val="nil"/>
-            </w:tcBorders>
-            <w:textDirection w:val="btLr"/>
-          </w:tcPr>
-          <w:p>
-            <w:pPr>
-              <w:rPr>
-                <w:sz w:val="2"/>
-                <w:szCs w:val="2"/>
-              </w:rPr>
-            </w:pPr>
-          </w:p>
-        </w:tc>
-        <w:tc>
-          <w:tcPr>
-            <w:tcW w:w="396" w:type="dxa"/>
-            <w:vMerge/>
-            <w:tcBorders>
-              <w:top w:val="nil"/>
-            </w:tcBorders>
-          </w:tcPr>
-          <w:p>
-            <w:pPr>
-              <w:rPr>
-                <w:sz w:val="2"/>
-                <w:szCs w:val="2"/>
-              </w:rPr>
-            </w:pPr>
-          </w:p>
-        </w:tc>
-        <w:tc>
-          <w:tcPr>
-            <w:tcW w:w="1139" w:type="dxa"/>
-            <w:gridSpan w:val="3"/>
-            <w:tcBorders>
-              <w:top w:val="single" w:sz="6" w:space="0" w:color="000000"/>
-              <w:bottom w:val="single" w:sz="6" w:space="0" w:color="000000"/>
-            </w:tcBorders>
-          </w:tcPr>
-          <w:p>
-            <w:pPr>
-              <w:pStyle w:val="TableParagraph"/>
-              <w:spacing w:before="0"/>
-            </w:pPr>
-          </w:p>
-        </w:tc>
-        <w:tc>
-          <w:tcPr>
-            <w:tcW w:w="6234" w:type="dxa"/>
-            <w:gridSpan w:val="5"/>
-            <w:tcBorders>
-              <w:top w:val="single" w:sz="6" w:space="0" w:color="000000"/>
-              <w:bottom w:val="single" w:sz="6" w:space="0" w:color="000000"/>
-            </w:tcBorders>
-          </w:tcPr>
-          <w:p>
-            <w:pPr>
-              <w:pStyle w:val="TableParagraph"/>
-              <w:spacing w:before="0"/>
-            </w:pPr>
-          </w:p>
-        </w:tc>
-        <w:tc>
-          <w:tcPr>
-            <w:tcW w:w="565" w:type="dxa"/>
-            <w:gridSpan w:val="3"/>
-            <w:tcBorders>
-              <w:top w:val="single" w:sz="6" w:space="0" w:color="000000"/>
-              <w:bottom w:val="single" w:sz="6" w:space="0" w:color="000000"/>
-            </w:tcBorders>
-          </w:tcPr>
-          <w:p>
-            <w:pPr>
-              <w:pStyle w:val="TableParagraph"/>
-              <w:spacing w:before="0"/>
-            </w:pPr>
-          </w:p>
-        </w:tc>
-        <w:tc>
-          <w:tcPr>
-            <w:tcW w:w="2542" w:type="dxa"/>
-            <w:gridSpan w:val="4"/>
-            <w:tcBorders>
-              <w:top w:val="single" w:sz="6" w:space="0" w:color="000000"/>
-              <w:bottom w:val="single" w:sz="6" w:space="0" w:color="000000"/>
-            </w:tcBorders>
-          </w:tcPr>
-          <w:p>
-            <w:pPr>
-              <w:pStyle w:val="TableParagraph"/>
-              <w:spacing w:before="0"/>
-            </w:pPr>
-          </w:p>
-        </w:tc>
-      </w:tr>
-      <w:tr>
-        <w:trPr>
-          <w:trHeight w:hRule="exact" w:val="455"/>
-        </w:trPr>
-        <w:tc>
-          <w:tcPr>
-            <w:tcW w:w="283" w:type="dxa"/>
-            <w:vMerge/>
-            <w:tcBorders>
-              <w:top w:val="nil"/>
-            </w:tcBorders>
-            <w:textDirection w:val="btLr"/>
-          </w:tcPr>
-          <w:p>
-            <w:pPr>
-              <w:rPr>
-                <w:sz w:val="2"/>
-                <w:szCs w:val="2"/>
-              </w:rPr>
-            </w:pPr>
-          </w:p>
-        </w:tc>
-        <w:tc>
-          <w:tcPr>
-            <w:tcW w:w="396" w:type="dxa"/>
-            <w:vMerge/>
-            <w:tcBorders>
-              <w:top w:val="nil"/>
-            </w:tcBorders>
-          </w:tcPr>
-          <w:p>
-            <w:pPr>
-              <w:rPr>
-                <w:sz w:val="2"/>
-                <w:szCs w:val="2"/>
-              </w:rPr>
-            </w:pPr>
-          </w:p>
-        </w:tc>
-        <w:tc>
-          <w:tcPr>
-            <w:tcW w:w="1139" w:type="dxa"/>
-            <w:gridSpan w:val="3"/>
-            <w:tcBorders>
-              <w:top w:val="single" w:sz="6" w:space="0" w:color="000000"/>
-              <w:bottom w:val="single" w:sz="6" w:space="0" w:color="000000"/>
-            </w:tcBorders>
-          </w:tcPr>
-          <w:p>
-            <w:pPr>
-              <w:pStyle w:val="TableParagraph"/>
-              <w:spacing w:before="0"/>
-            </w:pPr>
-          </w:p>
-        </w:tc>
-        <w:tc>
-          <w:tcPr>
-            <w:tcW w:w="6234" w:type="dxa"/>
-            <w:gridSpan w:val="5"/>
-            <w:tcBorders>
-              <w:top w:val="single" w:sz="6" w:space="0" w:color="000000"/>
-              <w:bottom w:val="single" w:sz="6" w:space="0" w:color="000000"/>
-            </w:tcBorders>
-          </w:tcPr>
-          <w:p>
-            <w:pPr>
-              <w:pStyle w:val="TableParagraph"/>
-              <w:spacing w:before="0"/>
-            </w:pPr>
-          </w:p>
-        </w:tc>
-        <w:tc>
-          <w:tcPr>
-            <w:tcW w:w="565" w:type="dxa"/>
-            <w:gridSpan w:val="3"/>
-            <w:tcBorders>
-              <w:top w:val="single" w:sz="6" w:space="0" w:color="000000"/>
-              <w:bottom w:val="single" w:sz="6" w:space="0" w:color="000000"/>
-            </w:tcBorders>
-          </w:tcPr>
-          <w:p>
-            <w:pPr>
-              <w:pStyle w:val="TableParagraph"/>
-              <w:spacing w:before="0"/>
-            </w:pPr>
-          </w:p>
-        </w:tc>
-        <w:tc>
-          <w:tcPr>
-            <w:tcW w:w="2542" w:type="dxa"/>
-            <w:gridSpan w:val="4"/>
-            <w:tcBorders>
-              <w:top w:val="single" w:sz="6" w:space="0" w:color="000000"/>
-              <w:bottom w:val="single" w:sz="6" w:space="0" w:color="000000"/>
-            </w:tcBorders>
-          </w:tcPr>
-          <w:p>
-            <w:pPr>
-              <w:pStyle w:val="TableParagraph"/>
-              <w:spacing w:before="0"/>
-            </w:pPr>
-          </w:p>
-        </w:tc>
-      </w:tr>
-      <w:tr>
-        <w:trPr>
-          <w:trHeight w:hRule="exact" w:val="153"/>
-        </w:trPr>
-        <w:tc>
-          <w:tcPr>
-            <w:tcW w:w="283" w:type="dxa"/>
-            <w:vMerge/>
-            <w:tcBorders>
-              <w:top w:val="nil"/>
-            </w:tcBorders>
-            <w:textDirection w:val="btLr"/>
-          </w:tcPr>
-          <w:p>
-            <w:pPr>
-              <w:rPr>
-                <w:sz w:val="2"/>
-                <w:szCs w:val="2"/>
-              </w:rPr>
-            </w:pPr>
-          </w:p>
-        </w:tc>
-        <w:tc>
-          <w:tcPr>
-            <w:tcW w:w="396" w:type="dxa"/>
-            <w:vMerge/>
-            <w:tcBorders>
-              <w:top w:val="nil"/>
-            </w:tcBorders>
-          </w:tcPr>
-          <w:p>
-            <w:pPr>
-              <w:rPr>
-                <w:sz w:val="2"/>
-                <w:szCs w:val="2"/>
-              </w:rPr>
-            </w:pPr>
-          </w:p>
-        </w:tc>
-        <w:tc>
-          <w:tcPr>
-            <w:tcW w:w="1139" w:type="dxa"/>
-            <w:gridSpan w:val="3"/>
-            <w:vMerge w:val="restart"/>
-            <w:tcBorders>
-              <w:top w:val="single" w:sz="6" w:space="0" w:color="000000"/>
-              <w:bottom w:val="single" w:sz="6" w:space="0" w:color="000000"/>
-            </w:tcBorders>
-          </w:tcPr>
-          <w:p>
-            <w:pPr>
-              <w:pStyle w:val="TableParagraph"/>
-              <w:spacing w:before="0"/>
-            </w:pPr>
-          </w:p>
-        </w:tc>
-        <w:tc>
-          <w:tcPr>
-            <w:tcW w:w="6234" w:type="dxa"/>
-            <w:gridSpan w:val="5"/>
-            <w:vMerge w:val="restart"/>
-            <w:tcBorders>
-              <w:top w:val="single" w:sz="6" w:space="0" w:color="000000"/>
-              <w:bottom w:val="single" w:sz="6" w:space="0" w:color="000000"/>
-            </w:tcBorders>
-          </w:tcPr>
-          <w:p>
-            <w:pPr>
-              <w:pStyle w:val="TableParagraph"/>
-              <w:spacing w:before="0"/>
-            </w:pPr>
-          </w:p>
-        </w:tc>
-        <w:tc>
-          <w:tcPr>
-            <w:tcW w:w="565" w:type="dxa"/>
-            <w:gridSpan w:val="3"/>
-            <w:vMerge w:val="restart"/>
-            <w:tcBorders>
-              <w:top w:val="single" w:sz="6" w:space="0" w:color="000000"/>
-              <w:bottom w:val="single" w:sz="6" w:space="0" w:color="000000"/>
-            </w:tcBorders>
-          </w:tcPr>
-          <w:p>
-            <w:pPr>
-              <w:pStyle w:val="TableParagraph"/>
-              <w:spacing w:before="0"/>
-            </w:pPr>
-          </w:p>
-        </w:tc>
-        <w:tc>
-          <w:tcPr>
-            <w:tcW w:w="2542" w:type="dxa"/>
-            <w:gridSpan w:val="4"/>
-            <w:vMerge w:val="restart"/>
-            <w:tcBorders>
-              <w:top w:val="single" w:sz="6" w:space="0" w:color="000000"/>
-              <w:bottom w:val="single" w:sz="6" w:space="0" w:color="000000"/>
-            </w:tcBorders>
-          </w:tcPr>
-          <w:p>
-            <w:pPr>
-              <w:pStyle w:val="TableParagraph"/>
-              <w:spacing w:before="0"/>
-            </w:pPr>
-          </w:p>
-        </w:tc>
-      </w:tr>
-      <w:tr>
-        <w:trPr>
-          <w:trHeight w:hRule="exact" w:val="300"/>
-        </w:trPr>
-        <w:tc>
-          <w:tcPr>
-            <w:tcW w:w="283" w:type="dxa"/>
-            <w:vMerge w:val="restart"/>
-            <w:textDirection w:val="btLr"/>
-          </w:tcPr>
-          <w:p>
-            <w:pPr>
-              <w:pStyle w:val="TableParagraph"/>
-              <w:spacing w:before="0" w:line="218" w:lineRule="exact"/>
-              <w:ind w:left="114"/>
-              <w:rPr>
-                <w:rFonts w:ascii="Arial Narrow" w:hAnsi="Arial Narrow"/>
-                <w:i/>
-                <w:sz w:val="21"/>
-              </w:rPr>
-            </w:pPr>
-            <w:r>
-              <w:rPr>
-                <w:rFonts w:ascii="Arial Narrow" w:hAnsi="Arial Narrow"/>
-                <w:i/>
-                <w:spacing w:val="-53"/>
-                <w:sz w:val="21"/>
-              </w:rPr>
-              <w:t>Взам.инв.№</w:t>
-            </w:r>
-          </w:p>
-        </w:tc>
-        <w:tc>
-          <w:tcPr>
-            <w:tcW w:w="396" w:type="dxa"/>
-            <w:vMerge w:val="restart"/>
-          </w:tcPr>
-          <w:p>
-            <w:pPr>
-              <w:pStyle w:val="TableParagraph"/>
-              <w:spacing w:before="0"/>
-            </w:pPr>
-          </w:p>
-        </w:tc>
-        <w:tc>
-          <w:tcPr>
-            <w:tcW w:w="1139" w:type="dxa"/>
-            <w:gridSpan w:val="3"/>
-            <w:vMerge/>
-            <w:tcBorders>
-              <w:top w:val="nil"/>
-              <w:bottom w:val="single" w:sz="6" w:space="0" w:color="000000"/>
-            </w:tcBorders>
-          </w:tcPr>
-          <w:p>
-            <w:pPr>
-              <w:rPr>
-                <w:sz w:val="2"/>
-                <w:szCs w:val="2"/>
-              </w:rPr>
-            </w:pPr>
-          </w:p>
-        </w:tc>
-        <w:tc>
-          <w:tcPr>
-            <w:tcW w:w="6234" w:type="dxa"/>
-            <w:gridSpan w:val="5"/>
-            <w:vMerge/>
-            <w:tcBorders>
-              <w:top w:val="nil"/>
-              <w:bottom w:val="single" w:sz="6" w:space="0" w:color="000000"/>
-            </w:tcBorders>
-          </w:tcPr>
-          <w:p>
-            <w:pPr>
-              <w:rPr>
-                <w:sz w:val="2"/>
-                <w:szCs w:val="2"/>
-              </w:rPr>
-            </w:pPr>
-          </w:p>
-        </w:tc>
-        <w:tc>
-          <w:tcPr>
-            <w:tcW w:w="565" w:type="dxa"/>
-            <w:gridSpan w:val="3"/>
-            <w:vMerge/>
-            <w:tcBorders>
-              <w:top w:val="nil"/>
-              <w:bottom w:val="single" w:sz="6" w:space="0" w:color="000000"/>
-            </w:tcBorders>
-          </w:tcPr>
-          <w:p>
-            <w:pPr>
-              <w:rPr>
-                <w:sz w:val="2"/>
-                <w:szCs w:val="2"/>
-              </w:rPr>
-            </w:pPr>
-          </w:p>
-        </w:tc>
-        <w:tc>
-          <w:tcPr>
-            <w:tcW w:w="2542" w:type="dxa"/>
-            <w:gridSpan w:val="4"/>
-            <w:vMerge/>
-            <w:tcBorders>
-              <w:top w:val="nil"/>
-              <w:bottom w:val="single" w:sz="6" w:space="0" w:color="000000"/>
-            </w:tcBorders>
-          </w:tcPr>
-          <w:p>
-            <w:pPr>
-              <w:rPr>
-                <w:sz w:val="2"/>
-                <w:szCs w:val="2"/>
-              </w:rPr>
-            </w:pPr>
-          </w:p>
-        </w:tc>
-      </w:tr>
-      <w:tr>
-        <w:trPr>
-          <w:trHeight w:hRule="exact" w:val="453"/>
-        </w:trPr>
-        <w:tc>
-          <w:tcPr>
-            <w:tcW w:w="283" w:type="dxa"/>
-            <w:vMerge/>
-            <w:tcBorders>
-              <w:top w:val="nil"/>
-            </w:tcBorders>
-            <w:textDirection w:val="btLr"/>
-          </w:tcPr>
-          <w:p>
-            <w:pPr>
-              <w:rPr>
-                <w:sz w:val="2"/>
-                <w:szCs w:val="2"/>
-              </w:rPr>
-            </w:pPr>
-          </w:p>
-        </w:tc>
-        <w:tc>
-          <w:tcPr>
-            <w:tcW w:w="396" w:type="dxa"/>
-            <w:vMerge/>
-            <w:tcBorders>
-              <w:top w:val="nil"/>
-            </w:tcBorders>
-          </w:tcPr>
-          <w:p>
-            <w:pPr>
-              <w:rPr>
-                <w:sz w:val="2"/>
-                <w:szCs w:val="2"/>
-              </w:rPr>
-            </w:pPr>
-          </w:p>
-        </w:tc>
-        <w:tc>
-          <w:tcPr>
-            <w:tcW w:w="1139" w:type="dxa"/>
-            <w:gridSpan w:val="3"/>
-            <w:tcBorders>
-              <w:top w:val="single" w:sz="6" w:space="0" w:color="000000"/>
-              <w:bottom w:val="single" w:sz="6" w:space="0" w:color="000000"/>
-            </w:tcBorders>
-          </w:tcPr>
-          <w:p>
-            <w:pPr>
-              <w:pStyle w:val="TableParagraph"/>
-              <w:spacing w:before="0"/>
-            </w:pPr>
-          </w:p>
-        </w:tc>
-        <w:tc>
-          <w:tcPr>
-            <w:tcW w:w="6234" w:type="dxa"/>
-            <w:gridSpan w:val="5"/>
-            <w:tcBorders>
-              <w:top w:val="single" w:sz="6" w:space="0" w:color="000000"/>
-              <w:bottom w:val="single" w:sz="6" w:space="0" w:color="000000"/>
-            </w:tcBorders>
-          </w:tcPr>
-          <w:p>
-            <w:pPr>
-              <w:pStyle w:val="TableParagraph"/>
-              <w:spacing w:before="0"/>
-            </w:pPr>
-          </w:p>
-        </w:tc>
-        <w:tc>
-          <w:tcPr>
-            <w:tcW w:w="565" w:type="dxa"/>
-            <w:gridSpan w:val="3"/>
-            <w:tcBorders>
-              <w:top w:val="single" w:sz="6" w:space="0" w:color="000000"/>
-              <w:bottom w:val="single" w:sz="6" w:space="0" w:color="000000"/>
-            </w:tcBorders>
-          </w:tcPr>
-          <w:p>
-            <w:pPr>
-              <w:pStyle w:val="TableParagraph"/>
-              <w:spacing w:before="0"/>
-            </w:pPr>
-          </w:p>
-        </w:tc>
-        <w:tc>
-          <w:tcPr>
-            <w:tcW w:w="2542" w:type="dxa"/>
-            <w:gridSpan w:val="4"/>
-            <w:tcBorders>
-              <w:top w:val="single" w:sz="6" w:space="0" w:color="000000"/>
-              <w:bottom w:val="single" w:sz="6" w:space="0" w:color="000000"/>
-            </w:tcBorders>
-          </w:tcPr>
-          <w:p>
-            <w:pPr>
-              <w:pStyle w:val="TableParagraph"/>
-              <w:spacing w:before="0"/>
-            </w:pPr>
-          </w:p>
-        </w:tc>
-      </w:tr>
-      <w:tr>
-        <w:trPr>
-          <w:trHeight w:hRule="exact" w:val="463"/>
-        </w:trPr>
-        <w:tc>
-          <w:tcPr>
-            <w:tcW w:w="283" w:type="dxa"/>
-            <w:vMerge/>
-            <w:tcBorders>
-              <w:top w:val="nil"/>
-            </w:tcBorders>
-            <w:textDirection w:val="btLr"/>
-          </w:tcPr>
-          <w:p>
-            <w:pPr>
-              <w:rPr>
-                <w:sz w:val="2"/>
-                <w:szCs w:val="2"/>
-              </w:rPr>
-            </w:pPr>
-          </w:p>
-        </w:tc>
-        <w:tc>
-          <w:tcPr>
-            <w:tcW w:w="396" w:type="dxa"/>
-            <w:vMerge/>
-            <w:tcBorders>
-              <w:top w:val="nil"/>
-            </w:tcBorders>
-          </w:tcPr>
-          <w:p>
-            <w:pPr>
-              <w:rPr>
-                <w:sz w:val="2"/>
-                <w:szCs w:val="2"/>
-              </w:rPr>
-            </w:pPr>
-          </w:p>
-        </w:tc>
-        <w:tc>
-          <w:tcPr>
-            <w:tcW w:w="1139" w:type="dxa"/>
-            <w:gridSpan w:val="3"/>
-            <w:tcBorders>
-              <w:top w:val="single" w:sz="6" w:space="0" w:color="000000"/>
-              <w:bottom w:val="single" w:sz="6" w:space="0" w:color="000000"/>
-            </w:tcBorders>
-          </w:tcPr>
-          <w:p>
-            <w:pPr>
-              <w:pStyle w:val="TableParagraph"/>
-              <w:spacing w:before="0"/>
-            </w:pPr>
-          </w:p>
-        </w:tc>
-        <w:tc>
-          <w:tcPr>
-            <w:tcW w:w="6234" w:type="dxa"/>
-            <w:gridSpan w:val="5"/>
-            <w:tcBorders>
-              <w:top w:val="single" w:sz="6" w:space="0" w:color="000000"/>
-              <w:bottom w:val="single" w:sz="6" w:space="0" w:color="000000"/>
-            </w:tcBorders>
-          </w:tcPr>
-          <w:p>
-            <w:pPr>
-              <w:pStyle w:val="TableParagraph"/>
-              <w:spacing w:before="0"/>
-            </w:pPr>
-          </w:p>
-        </w:tc>
-        <w:tc>
-          <w:tcPr>
-            <w:tcW w:w="565" w:type="dxa"/>
-            <w:gridSpan w:val="3"/>
-            <w:tcBorders>
-              <w:top w:val="single" w:sz="6" w:space="0" w:color="000000"/>
-              <w:bottom w:val="single" w:sz="6" w:space="0" w:color="000000"/>
-            </w:tcBorders>
-          </w:tcPr>
-          <w:p>
-            <w:pPr>
-              <w:pStyle w:val="TableParagraph"/>
-              <w:spacing w:before="0"/>
-            </w:pPr>
-          </w:p>
-        </w:tc>
-        <w:tc>
-          <w:tcPr>
-            <w:tcW w:w="2542" w:type="dxa"/>
-            <w:gridSpan w:val="4"/>
-            <w:tcBorders>
-              <w:top w:val="single" w:sz="6" w:space="0" w:color="000000"/>
-              <w:bottom w:val="single" w:sz="6" w:space="0" w:color="000000"/>
-            </w:tcBorders>
-          </w:tcPr>
-          <w:p>
-            <w:pPr>
-              <w:pStyle w:val="TableParagraph"/>
-              <w:spacing w:before="0"/>
-            </w:pPr>
-          </w:p>
-        </w:tc>
-      </w:tr>
-      <w:tr>
-        <w:trPr>
-          <w:trHeight w:hRule="exact" w:val="199"/>
-        </w:trPr>
-        <w:tc>
-          <w:tcPr>
-            <w:tcW w:w="283" w:type="dxa"/>
-            <w:vMerge/>
-            <w:tcBorders>
-              <w:top w:val="nil"/>
-            </w:tcBorders>
-            <w:textDirection w:val="btLr"/>
-          </w:tcPr>
-          <w:p>
-            <w:pPr>
-              <w:rPr>
-                <w:sz w:val="2"/>
-                <w:szCs w:val="2"/>
-              </w:rPr>
-            </w:pPr>
-          </w:p>
-        </w:tc>
-        <w:tc>
-          <w:tcPr>
-            <w:tcW w:w="396" w:type="dxa"/>
-            <w:vMerge/>
-            <w:tcBorders>
-              <w:top w:val="nil"/>
-            </w:tcBorders>
-          </w:tcPr>
-          <w:p>
-            <w:pPr>
-              <w:rPr>
-                <w:sz w:val="2"/>
-                <w:szCs w:val="2"/>
-              </w:rPr>
-            </w:pPr>
-          </w:p>
-        </w:tc>
-        <w:tc>
-          <w:tcPr>
-            <w:tcW w:w="10480" w:type="dxa"/>
-            <w:gridSpan w:val="15"/>
-            <w:tcBorders>
-              <w:top w:val="single" w:sz="6" w:space="0" w:color="000000"/>
-            </w:tcBorders>
-          </w:tcPr>
-          <w:p>
-            <w:pPr>
-              <w:pStyle w:val="TableParagraph"/>
-              <w:spacing w:before="0"/>
-              <w:rPr>
-                <w:sz w:val="10"/>
-              </w:rPr>
-            </w:pPr>
-          </w:p>
-        </w:tc>
-      </w:tr>
-      <w:tr>
-        <w:trPr>
-          <w:trHeight w:hRule="exact" w:val="283"/>
-        </w:trPr>
-        <w:tc>
-          <w:tcPr>
-            <w:tcW w:w="283" w:type="dxa"/>
-            <w:vMerge w:val="restart"/>
-            <w:textDirection w:val="btLr"/>
-          </w:tcPr>
-          <w:p>
-            <w:pPr>
-              <w:pStyle w:val="TableParagraph"/>
-              <w:spacing w:before="0" w:line="218" w:lineRule="exact"/>
-              <w:ind w:left="402"/>
-              <w:rPr>
-                <w:rFonts w:ascii="Arial Narrow" w:hAnsi="Arial Narrow"/>
-                <w:i/>
-                <w:sz w:val="21"/>
-              </w:rPr>
-            </w:pPr>
-            <w:r>
-              <w:rPr>
-                <w:rFonts w:ascii="Arial Narrow" w:hAnsi="Arial Narrow"/>
-                <w:i/>
-                <w:spacing w:val="-53"/>
-                <w:sz w:val="21"/>
-              </w:rPr>
-              <w:t>Подп.идата</w:t>
-            </w:r>
-          </w:p>
-        </w:tc>
-        <w:tc>
-          <w:tcPr>
-            <w:tcW w:w="396" w:type="dxa"/>
-            <w:vMerge w:val="restart"/>
-          </w:tcPr>
-          <w:p>
-            <w:pPr>
-              <w:pStyle w:val="TableParagraph"/>
-              <w:spacing w:before="0"/>
-            </w:pPr>
-          </w:p>
-        </w:tc>
-        <w:tc>
-          <w:tcPr>
-            <w:tcW w:w="398" w:type="dxa"/>
-            <w:tcBorders>
-              <w:bottom w:val="single" w:sz="6" w:space="0" w:color="000000"/>
-            </w:tcBorders>
-          </w:tcPr>
-          <w:p>
-            <w:pPr>
-              <w:pStyle w:val="TableParagraph"/>
-              <w:spacing w:before="0"/>
-              <w:rPr>
-                <w:sz w:val="18"/>
-              </w:rPr>
-            </w:pPr>
-          </w:p>
-        </w:tc>
-        <w:tc>
-          <w:tcPr>
-            <w:tcW w:w="566" w:type="dxa"/>
-            <w:tcBorders>
-              <w:bottom w:val="single" w:sz="6" w:space="0" w:color="000000"/>
-            </w:tcBorders>
-          </w:tcPr>
-          <w:p>
-            <w:pPr>
-              <w:pStyle w:val="TableParagraph"/>
-              <w:spacing w:before="0"/>
-              <w:rPr>
-                <w:sz w:val="18"/>
-              </w:rPr>
-            </w:pPr>
-          </w:p>
-        </w:tc>
-        <w:tc>
-          <w:tcPr>
-            <w:tcW w:w="1303" w:type="dxa"/>
-            <w:gridSpan w:val="2"/>
-            <w:tcBorders>
-              <w:bottom w:val="single" w:sz="6" w:space="0" w:color="000000"/>
-            </w:tcBorders>
-          </w:tcPr>
-          <w:p>
-            <w:pPr>
-              <w:pStyle w:val="TableParagraph"/>
-              <w:spacing w:before="0"/>
-              <w:rPr>
-                <w:sz w:val="18"/>
-              </w:rPr>
-            </w:pPr>
-          </w:p>
-        </w:tc>
-        <w:tc>
-          <w:tcPr>
-            <w:tcW w:w="852" w:type="dxa"/>
-            <w:tcBorders>
-              <w:bottom w:val="single" w:sz="6" w:space="0" w:color="000000"/>
-            </w:tcBorders>
-          </w:tcPr>
-          <w:p>
-            <w:pPr>
-              <w:pStyle w:val="TableParagraph"/>
-              <w:spacing w:before="0"/>
-              <w:rPr>
-                <w:sz w:val="18"/>
-              </w:rPr>
-            </w:pPr>
-          </w:p>
-        </w:tc>
-        <w:tc>
-          <w:tcPr>
-            <w:tcW w:w="566" w:type="dxa"/>
-            <w:tcBorders>
-              <w:bottom w:val="single" w:sz="6" w:space="0" w:color="000000"/>
-            </w:tcBorders>
-          </w:tcPr>
-          <w:p>
-            <w:pPr>
-              <w:pStyle w:val="TableParagraph"/>
-              <w:spacing w:before="0"/>
-              <w:rPr>
-                <w:sz w:val="18"/>
-              </w:rPr>
-            </w:pPr>
-          </w:p>
-        </w:tc>
-        <w:tc>
-          <w:tcPr>
-            <w:tcW w:w="794" w:type="dxa"/>
-            <w:vMerge w:val="restart"/>
-          </w:tcPr>
-          <w:p>
-            <w:pPr>
-              <w:pStyle w:val="TableParagraph"/>
-              <w:spacing w:before="0"/>
-            </w:pPr>
-          </w:p>
-        </w:tc>
-        <w:tc>
-          <w:tcPr>
-            <w:tcW w:w="3004" w:type="dxa"/>
-            <w:gridSpan w:val="2"/>
-            <w:vMerge w:val="restart"/>
-          </w:tcPr>
-          <w:p>
-            <w:pPr>
-              <w:pStyle w:val="TableParagraph"/>
-              <w:spacing w:before="0"/>
-            </w:pPr>
-          </w:p>
-        </w:tc>
-        <w:tc>
-          <w:tcPr>
-            <w:tcW w:w="2997" w:type="dxa"/>
-            <w:gridSpan w:val="6"/>
-            <w:vMerge w:val="restart"/>
-          </w:tcPr>
-          <w:p>
-            <w:pPr>
-              <w:pStyle w:val="TableParagraph"/>
-              <w:spacing w:before="0"/>
-            </w:pPr>
-          </w:p>
-        </w:tc>
-      </w:tr>
-      <w:tr>
-        <w:trPr>
-          <w:trHeight w:hRule="exact" w:val="283"/>
-        </w:trPr>
-        <w:tc>
-          <w:tcPr>
-            <w:tcW w:w="283" w:type="dxa"/>
-            <w:vMerge/>
-            <w:tcBorders>
-              <w:top w:val="nil"/>
-            </w:tcBorders>
-            <w:textDirection w:val="btLr"/>
-          </w:tcPr>
-          <w:p>
-            <w:pPr>
-              <w:rPr>
-                <w:sz w:val="2"/>
-                <w:szCs w:val="2"/>
-              </w:rPr>
-            </w:pPr>
-          </w:p>
-        </w:tc>
-        <w:tc>
-          <w:tcPr>
-            <w:tcW w:w="396" w:type="dxa"/>
-            <w:vMerge/>
-            <w:tcBorders>
-              <w:top w:val="nil"/>
-            </w:tcBorders>
-          </w:tcPr>
-          <w:p>
-            <w:pPr>
-              <w:rPr>
-                <w:sz w:val="2"/>
-                <w:szCs w:val="2"/>
-              </w:rPr>
-            </w:pPr>
-          </w:p>
-        </w:tc>
-        <w:tc>
-          <w:tcPr>
-            <w:tcW w:w="398" w:type="dxa"/>
-            <w:tcBorders>
-              <w:top w:val="single" w:sz="6" w:space="0" w:color="000000"/>
-              <w:bottom w:val="single" w:sz="6" w:space="0" w:color="000000"/>
-            </w:tcBorders>
-          </w:tcPr>
-          <w:p>
-            <w:pPr>
-              <w:pStyle w:val="TableParagraph"/>
-              <w:spacing w:before="0"/>
-              <w:rPr>
-                <w:sz w:val="18"/>
-              </w:rPr>
-            </w:pPr>
-          </w:p>
-        </w:tc>
-        <w:tc>
-          <w:tcPr>
-            <w:tcW w:w="566" w:type="dxa"/>
-            <w:tcBorders>
-              <w:top w:val="single" w:sz="6" w:space="0" w:color="000000"/>
-              <w:bottom w:val="single" w:sz="6" w:space="0" w:color="000000"/>
-            </w:tcBorders>
-          </w:tcPr>
-          <w:p>
-            <w:pPr>
-              <w:pStyle w:val="TableParagraph"/>
-              <w:spacing w:before="0"/>
-              <w:rPr>
-                <w:sz w:val="18"/>
-              </w:rPr>
-            </w:pPr>
-          </w:p>
-        </w:tc>
-        <w:tc>
-          <w:tcPr>
-            <w:tcW w:w="1303" w:type="dxa"/>
-            <w:gridSpan w:val="2"/>
-            <w:tcBorders>
-              <w:top w:val="single" w:sz="6" w:space="0" w:color="000000"/>
-              <w:bottom w:val="single" w:sz="6" w:space="0" w:color="000000"/>
-            </w:tcBorders>
-          </w:tcPr>
-          <w:p>
-            <w:pPr>
-              <w:pStyle w:val="TableParagraph"/>
-              <w:spacing w:before="0"/>
-              <w:rPr>
-                <w:sz w:val="18"/>
-              </w:rPr>
-            </w:pPr>
-          </w:p>
-        </w:tc>
-        <w:tc>
-          <w:tcPr>
-            <w:tcW w:w="852" w:type="dxa"/>
-            <w:tcBorders>
-              <w:top w:val="single" w:sz="6" w:space="0" w:color="000000"/>
-              <w:bottom w:val="single" w:sz="6" w:space="0" w:color="000000"/>
-            </w:tcBorders>
-          </w:tcPr>
-          <w:p>
-            <w:pPr>
-              <w:pStyle w:val="TableParagraph"/>
-              <w:spacing w:before="0"/>
-              <w:rPr>
-                <w:sz w:val="18"/>
-              </w:rPr>
-            </w:pPr>
-          </w:p>
-        </w:tc>
-        <w:tc>
-          <w:tcPr>
-            <w:tcW w:w="566" w:type="dxa"/>
-            <w:tcBorders>
-              <w:top w:val="single" w:sz="6" w:space="0" w:color="000000"/>
-              <w:bottom w:val="single" w:sz="6" w:space="0" w:color="000000"/>
-            </w:tcBorders>
-          </w:tcPr>
-          <w:p>
-            <w:pPr>
-              <w:pStyle w:val="TableParagraph"/>
-              <w:spacing w:before="0"/>
-              <w:rPr>
-                <w:sz w:val="18"/>
-              </w:rPr>
-            </w:pPr>
-          </w:p>
-        </w:tc>
-        <w:tc>
-          <w:tcPr>
-            <w:tcW w:w="794" w:type="dxa"/>
-            <w:vMerge/>
-            <w:tcBorders>
-              <w:top w:val="nil"/>
-            </w:tcBorders>
-          </w:tcPr>
-          <w:p>
-            <w:pPr>
-              <w:rPr>
-                <w:sz w:val="2"/>
-                <w:szCs w:val="2"/>
-              </w:rPr>
-            </w:pPr>
-          </w:p>
-        </w:tc>
-        <w:tc>
-          <w:tcPr>
-            <w:tcW w:w="3004" w:type="dxa"/>
-            <w:gridSpan w:val="2"/>
-            <w:vMerge/>
-            <w:tcBorders>
-              <w:top w:val="nil"/>
-            </w:tcBorders>
-          </w:tcPr>
-          <w:p>
-            <w:pPr>
-              <w:rPr>
-                <w:sz w:val="2"/>
-                <w:szCs w:val="2"/>
-              </w:rPr>
-            </w:pPr>
-          </w:p>
-        </w:tc>
-        <w:tc>
-          <w:tcPr>
-            <w:tcW w:w="2997" w:type="dxa"/>
-            <w:gridSpan w:val="6"/>
-            <w:vMerge/>
-            <w:tcBorders>
-              <w:top w:val="nil"/>
-            </w:tcBorders>
-          </w:tcPr>
-          <w:p>
-            <w:pPr>
-              <w:rPr>
-                <w:sz w:val="2"/>
-                <w:szCs w:val="2"/>
-              </w:rPr>
-            </w:pPr>
-          </w:p>
-        </w:tc>
-      </w:tr>
-      <w:tr>
-        <w:trPr>
-          <w:trHeight w:hRule="exact" w:val="115"/>
-        </w:trPr>
-        <w:tc>
-          <w:tcPr>
-            <w:tcW w:w="283" w:type="dxa"/>
-            <w:vMerge/>
-            <w:tcBorders>
-              <w:top w:val="nil"/>
-            </w:tcBorders>
-            <w:textDirection w:val="btLr"/>
-          </w:tcPr>
-          <w:p>
-            <w:pPr>
-              <w:rPr>
-                <w:sz w:val="2"/>
-                <w:szCs w:val="2"/>
-              </w:rPr>
-            </w:pPr>
-          </w:p>
-        </w:tc>
-        <w:tc>
-          <w:tcPr>
-            <w:tcW w:w="396" w:type="dxa"/>
-            <w:vMerge/>
-            <w:tcBorders>
-              <w:top w:val="nil"/>
-            </w:tcBorders>
-          </w:tcPr>
-          <w:p>
-            <w:pPr>
-              <w:rPr>
-                <w:sz w:val="2"/>
-                <w:szCs w:val="2"/>
-              </w:rPr>
-            </w:pPr>
-          </w:p>
-        </w:tc>
-        <w:tc>
-          <w:tcPr>
-            <w:tcW w:w="398" w:type="dxa"/>
-            <w:vMerge w:val="restart"/>
-            <w:tcBorders>
-              <w:top w:val="single" w:sz="6" w:space="0" w:color="000000"/>
-              <w:bottom w:val="single" w:sz="6" w:space="0" w:color="000000"/>
-            </w:tcBorders>
-          </w:tcPr>
-          <w:p>
-            <w:pPr>
-              <w:pStyle w:val="TableParagraph"/>
-              <w:spacing w:before="0"/>
-              <w:rPr>
-                <w:sz w:val="20"/>
-              </w:rPr>
-            </w:pPr>
-          </w:p>
-        </w:tc>
-        <w:tc>
-          <w:tcPr>
-            <w:tcW w:w="566" w:type="dxa"/>
-            <w:vMerge w:val="restart"/>
-            <w:tcBorders>
-              <w:top w:val="single" w:sz="6" w:space="0" w:color="000000"/>
-              <w:bottom w:val="single" w:sz="6" w:space="0" w:color="000000"/>
-            </w:tcBorders>
-          </w:tcPr>
-          <w:p>
-            <w:pPr>
-              <w:pStyle w:val="TableParagraph"/>
-              <w:spacing w:before="0"/>
-              <w:rPr>
-                <w:sz w:val="20"/>
-              </w:rPr>
-            </w:pPr>
-          </w:p>
-        </w:tc>
-        <w:tc>
-          <w:tcPr>
-            <w:tcW w:w="1303" w:type="dxa"/>
-            <w:gridSpan w:val="2"/>
-            <w:vMerge w:val="restart"/>
-            <w:tcBorders>
-              <w:top w:val="single" w:sz="6" w:space="0" w:color="000000"/>
-              <w:bottom w:val="single" w:sz="6" w:space="0" w:color="000000"/>
-            </w:tcBorders>
-          </w:tcPr>
-          <w:p>
-            <w:pPr>
-              <w:pStyle w:val="TableParagraph"/>
-              <w:spacing w:before="0"/>
-              <w:rPr>
-                <w:sz w:val="20"/>
-              </w:rPr>
-            </w:pPr>
-          </w:p>
-        </w:tc>
-        <w:tc>
-          <w:tcPr>
-            <w:tcW w:w="852" w:type="dxa"/>
-            <w:vMerge w:val="restart"/>
-            <w:tcBorders>
-              <w:top w:val="single" w:sz="6" w:space="0" w:color="000000"/>
-              <w:bottom w:val="single" w:sz="6" w:space="0" w:color="000000"/>
-            </w:tcBorders>
-          </w:tcPr>
-          <w:p>
-            <w:pPr>
-              <w:pStyle w:val="TableParagraph"/>
-              <w:spacing w:before="0"/>
-              <w:rPr>
-                <w:sz w:val="20"/>
-              </w:rPr>
-            </w:pPr>
-          </w:p>
-        </w:tc>
-        <w:tc>
-          <w:tcPr>
-            <w:tcW w:w="566" w:type="dxa"/>
-            <w:vMerge w:val="restart"/>
-            <w:tcBorders>
-              <w:top w:val="single" w:sz="6" w:space="0" w:color="000000"/>
-              <w:bottom w:val="single" w:sz="6" w:space="0" w:color="000000"/>
-            </w:tcBorders>
-          </w:tcPr>
-          <w:p>
-            <w:pPr>
-              <w:pStyle w:val="TableParagraph"/>
-              <w:spacing w:before="0"/>
-              <w:rPr>
-                <w:sz w:val="20"/>
-              </w:rPr>
-            </w:pPr>
-          </w:p>
-        </w:tc>
-        <w:tc>
-          <w:tcPr>
-            <w:tcW w:w="794" w:type="dxa"/>
-            <w:vMerge/>
-            <w:tcBorders>
-              <w:top w:val="nil"/>
-            </w:tcBorders>
-          </w:tcPr>
-          <w:p>
-            <w:pPr>
-              <w:rPr>
-                <w:sz w:val="2"/>
-                <w:szCs w:val="2"/>
-              </w:rPr>
-            </w:pPr>
-          </w:p>
-        </w:tc>
-        <w:tc>
-          <w:tcPr>
-            <w:tcW w:w="3004" w:type="dxa"/>
-            <w:gridSpan w:val="2"/>
-            <w:vMerge/>
-            <w:tcBorders>
-              <w:top w:val="nil"/>
-            </w:tcBorders>
-          </w:tcPr>
-          <w:p>
-            <w:pPr>
-              <w:rPr>
-                <w:sz w:val="2"/>
-                <w:szCs w:val="2"/>
-              </w:rPr>
-            </w:pPr>
-          </w:p>
-        </w:tc>
-        <w:tc>
-          <w:tcPr>
-            <w:tcW w:w="2997" w:type="dxa"/>
-            <w:gridSpan w:val="6"/>
-            <w:vMerge/>
-            <w:tcBorders>
-              <w:top w:val="nil"/>
-            </w:tcBorders>
-          </w:tcPr>
-          <w:p>
-            <w:pPr>
-              <w:rPr>
-                <w:sz w:val="2"/>
-                <w:szCs w:val="2"/>
-              </w:rPr>
-            </w:pPr>
-          </w:p>
-        </w:tc>
-      </w:tr>
-      <w:tr>
-        <w:trPr>
-          <w:trHeight w:hRule="exact" w:val="170"/>
-        </w:trPr>
-        <w:tc>
-          <w:tcPr>
-            <w:tcW w:w="283" w:type="dxa"/>
-            <w:vMerge/>
-            <w:tcBorders>
-              <w:top w:val="nil"/>
-            </w:tcBorders>
-            <w:textDirection w:val="btLr"/>
-          </w:tcPr>
-          <w:p>
-            <w:pPr>
-              <w:rPr>
-                <w:sz w:val="2"/>
-                <w:szCs w:val="2"/>
-              </w:rPr>
-            </w:pPr>
-          </w:p>
-        </w:tc>
-        <w:tc>
-          <w:tcPr>
-            <w:tcW w:w="396" w:type="dxa"/>
-            <w:vMerge/>
-            <w:tcBorders>
-              <w:top w:val="nil"/>
-            </w:tcBorders>
-          </w:tcPr>
-          <w:p>
-            <w:pPr>
-              <w:rPr>
-                <w:sz w:val="2"/>
-                <w:szCs w:val="2"/>
-              </w:rPr>
-            </w:pPr>
-          </w:p>
-        </w:tc>
-        <w:tc>
-          <w:tcPr>
-            <w:tcW w:w="398" w:type="dxa"/>
-            <w:vMerge/>
-            <w:tcBorders>
-              <w:top w:val="nil"/>
-              <w:bottom w:val="single" w:sz="6" w:space="0" w:color="000000"/>
-            </w:tcBorders>
-          </w:tcPr>
-          <w:p>
-            <w:pPr>
-              <w:rPr>
-                <w:sz w:val="2"/>
-                <w:szCs w:val="2"/>
-              </w:rPr>
-            </w:pPr>
-          </w:p>
-        </w:tc>
-        <w:tc>
-          <w:tcPr>
-            <w:tcW w:w="566" w:type="dxa"/>
-            <w:vMerge/>
-            <w:tcBorders>
-              <w:top w:val="nil"/>
-              <w:bottom w:val="single" w:sz="6" w:space="0" w:color="000000"/>
-            </w:tcBorders>
-          </w:tcPr>
-          <w:p>
-            <w:pPr>
-              <w:rPr>
-                <w:sz w:val="2"/>
-                <w:szCs w:val="2"/>
-              </w:rPr>
-            </w:pPr>
-          </w:p>
-        </w:tc>
-        <w:tc>
-          <w:tcPr>
-            <w:tcW w:w="1303" w:type="dxa"/>
-            <w:gridSpan w:val="2"/>
-            <w:vMerge/>
-            <w:tcBorders>
-              <w:top w:val="nil"/>
-              <w:bottom w:val="single" w:sz="6" w:space="0" w:color="000000"/>
-            </w:tcBorders>
-          </w:tcPr>
-          <w:p>
-            <w:pPr>
-              <w:rPr>
-                <w:sz w:val="2"/>
-                <w:szCs w:val="2"/>
-              </w:rPr>
-            </w:pPr>
-          </w:p>
-        </w:tc>
-        <w:tc>
-          <w:tcPr>
-            <w:tcW w:w="852" w:type="dxa"/>
-            <w:vMerge/>
-            <w:tcBorders>
-              <w:top w:val="nil"/>
-              <w:bottom w:val="single" w:sz="6" w:space="0" w:color="000000"/>
-            </w:tcBorders>
-          </w:tcPr>
-          <w:p>
-            <w:pPr>
-              <w:rPr>
-                <w:sz w:val="2"/>
-                <w:szCs w:val="2"/>
-              </w:rPr>
-            </w:pPr>
-          </w:p>
-        </w:tc>
-        <w:tc>
-          <w:tcPr>
-            <w:tcW w:w="566" w:type="dxa"/>
-            <w:vMerge/>
-            <w:tcBorders>
-              <w:top w:val="nil"/>
-              <w:bottom w:val="single" w:sz="6" w:space="0" w:color="000000"/>
-            </w:tcBorders>
-          </w:tcPr>
-          <w:p>
-            <w:pPr>
-              <w:rPr>
-                <w:sz w:val="2"/>
-                <w:szCs w:val="2"/>
-              </w:rPr>
-            </w:pPr>
-          </w:p>
-        </w:tc>
-        <w:tc>
-          <w:tcPr>
-            <w:tcW w:w="6795" w:type="dxa"/>
-            <w:gridSpan w:val="9"/>
-            <w:vMerge w:val="restart"/>
-          </w:tcPr>
-          <w:p>
-            <w:pPr>
-              <w:pStyle w:val="TableParagraph"/>
-              <w:spacing w:before="0"/>
-            </w:pPr>
-          </w:p>
-        </w:tc>
-      </w:tr>
-      <w:tr>
-        <w:trPr>
-          <w:trHeight w:hRule="exact" w:val="283"/>
-        </w:trPr>
-        <w:tc>
-          <w:tcPr>
-            <w:tcW w:w="283" w:type="dxa"/>
-            <w:vMerge/>
-            <w:tcBorders>
-              <w:top w:val="nil"/>
-            </w:tcBorders>
-            <w:textDirection w:val="btLr"/>
-          </w:tcPr>
-          <w:p>
-            <w:pPr>
-              <w:rPr>
-                <w:sz w:val="2"/>
-                <w:szCs w:val="2"/>
-              </w:rPr>
-            </w:pPr>
-          </w:p>
-        </w:tc>
-        <w:tc>
-          <w:tcPr>
-            <w:tcW w:w="396" w:type="dxa"/>
-            <w:vMerge/>
-            <w:tcBorders>
-              <w:top w:val="nil"/>
-            </w:tcBorders>
-          </w:tcPr>
-          <w:p>
-            <w:pPr>
-              <w:rPr>
-                <w:sz w:val="2"/>
-                <w:szCs w:val="2"/>
-              </w:rPr>
-            </w:pPr>
-          </w:p>
-        </w:tc>
-        <w:tc>
-          <w:tcPr>
-            <w:tcW w:w="398" w:type="dxa"/>
-            <w:tcBorders>
-              <w:top w:val="single" w:sz="6" w:space="0" w:color="000000"/>
-            </w:tcBorders>
-          </w:tcPr>
-          <w:p>
-            <w:pPr>
-              <w:pStyle w:val="TableParagraph"/>
-              <w:spacing w:before="0"/>
-              <w:rPr>
-                <w:sz w:val="18"/>
-              </w:rPr>
-            </w:pPr>
-          </w:p>
-        </w:tc>
-        <w:tc>
-          <w:tcPr>
-            <w:tcW w:w="566" w:type="dxa"/>
-            <w:tcBorders>
-              <w:top w:val="single" w:sz="6" w:space="0" w:color="000000"/>
-            </w:tcBorders>
-          </w:tcPr>
-          <w:p>
-            <w:pPr>
-              <w:pStyle w:val="TableParagraph"/>
-              <w:spacing w:before="0"/>
-              <w:rPr>
-                <w:sz w:val="18"/>
-              </w:rPr>
-            </w:pPr>
-          </w:p>
-        </w:tc>
-        <w:tc>
-          <w:tcPr>
-            <w:tcW w:w="1303" w:type="dxa"/>
-            <w:gridSpan w:val="2"/>
-            <w:tcBorders>
-              <w:top w:val="single" w:sz="6" w:space="0" w:color="000000"/>
-            </w:tcBorders>
-          </w:tcPr>
-          <w:p>
-            <w:pPr>
-              <w:pStyle w:val="TableParagraph"/>
-              <w:spacing w:before="0"/>
-              <w:rPr>
-                <w:sz w:val="18"/>
-              </w:rPr>
-            </w:pPr>
-          </w:p>
-        </w:tc>
-        <w:tc>
-          <w:tcPr>
-            <w:tcW w:w="852" w:type="dxa"/>
-            <w:tcBorders>
-              <w:top w:val="single" w:sz="6" w:space="0" w:color="000000"/>
-            </w:tcBorders>
-          </w:tcPr>
-          <w:p>
-            <w:pPr>
-              <w:pStyle w:val="TableParagraph"/>
-              <w:spacing w:before="0"/>
-              <w:rPr>
-                <w:sz w:val="18"/>
-              </w:rPr>
-            </w:pPr>
-          </w:p>
-        </w:tc>
-        <w:tc>
-          <w:tcPr>
-            <w:tcW w:w="566" w:type="dxa"/>
-            <w:tcBorders>
-              <w:top w:val="single" w:sz="6" w:space="0" w:color="000000"/>
-            </w:tcBorders>
-          </w:tcPr>
-          <w:p>
-            <w:pPr>
-              <w:pStyle w:val="TableParagraph"/>
-              <w:spacing w:before="0"/>
-              <w:rPr>
-                <w:sz w:val="18"/>
-              </w:rPr>
-            </w:pPr>
-          </w:p>
-        </w:tc>
-        <w:tc>
-          <w:tcPr>
-            <w:tcW w:w="6795" w:type="dxa"/>
-            <w:gridSpan w:val="9"/>
-            <w:vMerge/>
-            <w:tcBorders>
-              <w:top w:val="nil"/>
-            </w:tcBorders>
-          </w:tcPr>
-          <w:p>
-            <w:pPr>
-              <w:rPr>
-                <w:sz w:val="2"/>
-                <w:szCs w:val="2"/>
-              </w:rPr>
-            </w:pPr>
-          </w:p>
-        </w:tc>
-      </w:tr>
-      <w:tr>
-        <w:trPr>
-          <w:trHeight w:hRule="exact" w:val="283"/>
-        </w:trPr>
-        <w:tc>
-          <w:tcPr>
-            <w:tcW w:w="283" w:type="dxa"/>
-            <w:vMerge/>
-            <w:tcBorders>
-              <w:top w:val="nil"/>
-            </w:tcBorders>
-            <w:textDirection w:val="btLr"/>
-          </w:tcPr>
-          <w:p>
-            <w:pPr>
-              <w:rPr>
-                <w:sz w:val="2"/>
-                <w:szCs w:val="2"/>
-              </w:rPr>
-            </w:pPr>
-          </w:p>
-        </w:tc>
-        <w:tc>
-          <w:tcPr>
-            <w:tcW w:w="396" w:type="dxa"/>
-            <w:vMerge/>
-            <w:tcBorders>
-              <w:top w:val="nil"/>
-            </w:tcBorders>
-          </w:tcPr>
-          <w:p>
-            <w:pPr>
-              <w:rPr>
-                <w:sz w:val="2"/>
-                <w:szCs w:val="2"/>
-              </w:rPr>
-            </w:pPr>
-          </w:p>
-        </w:tc>
-        <w:tc>
-          <w:tcPr>
-            <w:tcW w:w="398" w:type="dxa"/>
-            <w:tcBorders>
-              <w:bottom w:val="single" w:sz="6" w:space="0" w:color="000000"/>
-            </w:tcBorders>
-          </w:tcPr>
-          <w:p>
-            <w:pPr>
-              <w:pStyle w:val="TableParagraph"/>
-              <w:spacing w:before="0"/>
-              <w:rPr>
-                <w:sz w:val="18"/>
-              </w:rPr>
-            </w:pPr>
-          </w:p>
-        </w:tc>
-        <w:tc>
-          <w:tcPr>
-            <w:tcW w:w="566" w:type="dxa"/>
-            <w:tcBorders>
-              <w:bottom w:val="single" w:sz="6" w:space="0" w:color="000000"/>
-            </w:tcBorders>
-          </w:tcPr>
-          <w:p>
-            <w:pPr>
-              <w:pStyle w:val="TableParagraph"/>
-              <w:spacing w:before="0"/>
-              <w:rPr>
-                <w:sz w:val="18"/>
-              </w:rPr>
-            </w:pPr>
-          </w:p>
-        </w:tc>
-        <w:tc>
-          <w:tcPr>
-            <w:tcW w:w="1303" w:type="dxa"/>
-            <w:gridSpan w:val="2"/>
-            <w:tcBorders>
-              <w:bottom w:val="single" w:sz="6" w:space="0" w:color="000000"/>
-            </w:tcBorders>
-          </w:tcPr>
-          <w:p>
-            <w:pPr>
-              <w:pStyle w:val="TableParagraph"/>
-              <w:spacing w:before="0"/>
-              <w:rPr>
-                <w:sz w:val="18"/>
-              </w:rPr>
-            </w:pPr>
-          </w:p>
-        </w:tc>
-        <w:tc>
-          <w:tcPr>
-            <w:tcW w:w="852" w:type="dxa"/>
-            <w:tcBorders>
-              <w:bottom w:val="single" w:sz="6" w:space="0" w:color="000000"/>
-            </w:tcBorders>
-          </w:tcPr>
-          <w:p>
-            <w:pPr>
-              <w:pStyle w:val="TableParagraph"/>
-              <w:spacing w:before="0"/>
-              <w:rPr>
-                <w:sz w:val="18"/>
-              </w:rPr>
-            </w:pPr>
-          </w:p>
-        </w:tc>
-        <w:tc>
-          <w:tcPr>
-            <w:tcW w:w="566" w:type="dxa"/>
-            <w:tcBorders>
-              <w:bottom w:val="single" w:sz="6" w:space="0" w:color="000000"/>
-            </w:tcBorders>
-          </w:tcPr>
-          <w:p>
-            <w:pPr>
-              <w:pStyle w:val="TableParagraph"/>
-              <w:spacing w:before="0"/>
-              <w:rPr>
-                <w:sz w:val="18"/>
-              </w:rPr>
-            </w:pPr>
-          </w:p>
-        </w:tc>
-        <w:tc>
-          <w:tcPr>
-            <w:tcW w:w="6795" w:type="dxa"/>
-            <w:gridSpan w:val="9"/>
-            <w:vMerge w:val="restart"/>
-          </w:tcPr>
-          <w:p>
-            <w:pPr>
-              <w:pStyle w:val="TableParagraph"/>
-              <w:spacing w:before="118"/>
-              <w:ind w:left="2807"/>
-              <w:rPr>
-                <w:rFonts w:ascii="Arial Narrow" w:hAnsi="Arial Narrow"/>
-                <w:i/>
-                <w:sz w:val="50"/>
-              </w:rPr>
-            </w:pPr>
-            <w:r>
-              <w:rPr>
-                <w:rFonts w:ascii="Arial Narrow" w:hAnsi="Arial Narrow"/>
-                <w:i/>
-                <w:spacing w:val="-4"/>
-                <w:sz w:val="50"/>
-              </w:rPr>
-              <w:t>КП.5415.30.33</w:t>
-            </w:r>
-            <w:r>
-              <w:rPr>
-                <w:rFonts w:ascii="Arial Narrow" w:hAnsi="Arial Narrow"/>
-                <w:i/>
-                <w:spacing w:val="34"/>
-                <w:sz w:val="50"/>
-              </w:rPr>
-              <w:t xml:space="preserve"> </w:t>
-            </w:r>
-            <w:r>
-              <w:rPr>
-                <w:rFonts w:ascii="Arial Narrow" w:hAnsi="Arial Narrow"/>
-                <w:i/>
-                <w:spacing w:val="-5"/>
-                <w:sz w:val="50"/>
-              </w:rPr>
-              <w:t>ПЭ3</w:t>
-            </w:r>
-          </w:p>
-        </w:tc>
-      </w:tr>
-      <w:tr>
-        <w:trPr>
-          <w:trHeight w:hRule="exact" w:val="283"/>
-        </w:trPr>
-        <w:tc>
-          <w:tcPr>
-            <w:tcW w:w="283" w:type="dxa"/>
-            <w:vMerge/>
-            <w:tcBorders>
-              <w:top w:val="nil"/>
-            </w:tcBorders>
-            <w:textDirection w:val="btLr"/>
-          </w:tcPr>
-          <w:p>
-            <w:pPr>
-              <w:rPr>
-                <w:sz w:val="2"/>
-                <w:szCs w:val="2"/>
-              </w:rPr>
-            </w:pPr>
-          </w:p>
-        </w:tc>
-        <w:tc>
-          <w:tcPr>
-            <w:tcW w:w="396" w:type="dxa"/>
-            <w:vMerge/>
-            <w:tcBorders>
-              <w:top w:val="nil"/>
-            </w:tcBorders>
-          </w:tcPr>
-          <w:p>
-            <w:pPr>
-              <w:rPr>
-                <w:sz w:val="2"/>
-                <w:szCs w:val="2"/>
-              </w:rPr>
-            </w:pPr>
-          </w:p>
-        </w:tc>
-        <w:tc>
-          <w:tcPr>
-            <w:tcW w:w="398" w:type="dxa"/>
-            <w:tcBorders>
-              <w:top w:val="single" w:sz="6" w:space="0" w:color="000000"/>
-            </w:tcBorders>
-          </w:tcPr>
-          <w:p>
-            <w:pPr>
-              <w:pStyle w:val="TableParagraph"/>
-              <w:spacing w:before="0"/>
-              <w:rPr>
-                <w:sz w:val="18"/>
-              </w:rPr>
-            </w:pPr>
-          </w:p>
-        </w:tc>
-        <w:tc>
-          <w:tcPr>
-            <w:tcW w:w="566" w:type="dxa"/>
-            <w:tcBorders>
-              <w:top w:val="single" w:sz="6" w:space="0" w:color="000000"/>
-            </w:tcBorders>
-          </w:tcPr>
-          <w:p>
-            <w:pPr>
-              <w:pStyle w:val="TableParagraph"/>
-              <w:spacing w:before="0"/>
-              <w:rPr>
-                <w:sz w:val="18"/>
-              </w:rPr>
-            </w:pPr>
-          </w:p>
-        </w:tc>
-        <w:tc>
-          <w:tcPr>
-            <w:tcW w:w="1303" w:type="dxa"/>
-            <w:gridSpan w:val="2"/>
-            <w:tcBorders>
-              <w:top w:val="single" w:sz="6" w:space="0" w:color="000000"/>
-            </w:tcBorders>
-          </w:tcPr>
-          <w:p>
-            <w:pPr>
-              <w:pStyle w:val="TableParagraph"/>
-              <w:spacing w:before="0"/>
-              <w:rPr>
-                <w:sz w:val="18"/>
-              </w:rPr>
-            </w:pPr>
-          </w:p>
-        </w:tc>
-        <w:tc>
-          <w:tcPr>
-            <w:tcW w:w="852" w:type="dxa"/>
-            <w:tcBorders>
-              <w:top w:val="single" w:sz="6" w:space="0" w:color="000000"/>
-            </w:tcBorders>
-          </w:tcPr>
-          <w:p>
-            <w:pPr>
-              <w:pStyle w:val="TableParagraph"/>
-              <w:spacing w:before="0"/>
-              <w:rPr>
-                <w:sz w:val="18"/>
-              </w:rPr>
-            </w:pPr>
-          </w:p>
-        </w:tc>
-        <w:tc>
-          <w:tcPr>
-            <w:tcW w:w="566" w:type="dxa"/>
-            <w:tcBorders>
-              <w:top w:val="single" w:sz="6" w:space="0" w:color="000000"/>
-            </w:tcBorders>
-          </w:tcPr>
-          <w:p>
-            <w:pPr>
-              <w:pStyle w:val="TableParagraph"/>
-              <w:spacing w:before="0"/>
-              <w:rPr>
-                <w:sz w:val="18"/>
-              </w:rPr>
-            </w:pPr>
-          </w:p>
-        </w:tc>
-        <w:tc>
-          <w:tcPr>
-            <w:tcW w:w="6795" w:type="dxa"/>
-            <w:gridSpan w:val="9"/>
-            <w:vMerge/>
-            <w:tcBorders>
-              <w:top w:val="nil"/>
-            </w:tcBorders>
-          </w:tcPr>
-          <w:p>
-            <w:pPr>
-              <w:rPr>
-                <w:sz w:val="2"/>
-                <w:szCs w:val="2"/>
-              </w:rPr>
-            </w:pPr>
-          </w:p>
-        </w:tc>
-      </w:tr>
-      <w:tr>
-        <w:trPr>
-          <w:trHeight w:hRule="exact" w:val="283"/>
-        </w:trPr>
-        <w:tc>
-          <w:tcPr>
-            <w:tcW w:w="283" w:type="dxa"/>
-            <w:vMerge/>
-            <w:tcBorders>
-              <w:top w:val="nil"/>
-            </w:tcBorders>
-            <w:textDirection w:val="btLr"/>
-          </w:tcPr>
-          <w:p>
-            <w:pPr>
-              <w:rPr>
-                <w:sz w:val="2"/>
-                <w:szCs w:val="2"/>
-              </w:rPr>
-            </w:pPr>
-          </w:p>
-        </w:tc>
-        <w:tc>
-          <w:tcPr>
-            <w:tcW w:w="396" w:type="dxa"/>
-            <w:vMerge/>
-            <w:tcBorders>
-              <w:top w:val="nil"/>
-            </w:tcBorders>
-          </w:tcPr>
-          <w:p>
-            <w:pPr>
-              <w:rPr>
-                <w:sz w:val="2"/>
-                <w:szCs w:val="2"/>
-              </w:rPr>
-            </w:pPr>
-          </w:p>
-        </w:tc>
-        <w:tc>
-          <w:tcPr>
-            <w:tcW w:w="398" w:type="dxa"/>
-          </w:tcPr>
-          <w:p>
-            <w:pPr>
-              <w:pStyle w:val="TableParagraph"/>
-              <w:spacing w:before="0" w:line="218" w:lineRule="exact"/>
-              <w:ind w:left="24" w:right="-29"/>
-              <w:rPr>
-                <w:rFonts w:ascii="Arial Narrow" w:hAnsi="Arial Narrow"/>
-                <w:i/>
-                <w:sz w:val="21"/>
-              </w:rPr>
-            </w:pPr>
-            <w:r>
-              <w:rPr>
-                <w:rFonts w:ascii="Arial Narrow" w:hAnsi="Arial Narrow"/>
-                <w:i/>
-                <w:spacing w:val="-8"/>
-                <w:w w:val="90"/>
-                <w:sz w:val="20"/>
-              </w:rPr>
-              <w:t>Изм</w:t>
-            </w:r>
-            <w:r>
-              <w:rPr>
-                <w:rFonts w:ascii="Arial Narrow" w:hAnsi="Arial Narrow"/>
-                <w:i/>
-                <w:spacing w:val="-8"/>
-                <w:w w:val="90"/>
-                <w:sz w:val="21"/>
-              </w:rPr>
-              <w:t>.</w:t>
-            </w:r>
-          </w:p>
-        </w:tc>
-        <w:tc>
-          <w:tcPr>
-            <w:tcW w:w="566" w:type="dxa"/>
-          </w:tcPr>
-          <w:p>
-            <w:pPr>
-              <w:pStyle w:val="TableParagraph"/>
-              <w:spacing w:before="0" w:line="218" w:lineRule="exact"/>
-              <w:ind w:left="56"/>
-              <w:rPr>
-                <w:rFonts w:ascii="Arial Narrow" w:hAnsi="Arial Narrow"/>
-                <w:i/>
-                <w:sz w:val="21"/>
-              </w:rPr>
-            </w:pPr>
-            <w:r>
-              <w:rPr>
-                <w:rFonts w:ascii="Arial Narrow" w:hAnsi="Arial Narrow"/>
-                <w:i/>
-                <w:spacing w:val="-4"/>
-                <w:sz w:val="21"/>
-              </w:rPr>
-              <w:t>Лист</w:t>
-            </w:r>
-          </w:p>
-        </w:tc>
-        <w:tc>
-          <w:tcPr>
-            <w:tcW w:w="1303" w:type="dxa"/>
-            <w:gridSpan w:val="2"/>
-          </w:tcPr>
-          <w:p>
-            <w:pPr>
-              <w:pStyle w:val="TableParagraph"/>
-              <w:spacing w:before="0" w:line="218" w:lineRule="exact"/>
-              <w:ind w:left="63"/>
-              <w:rPr>
-                <w:rFonts w:ascii="Arial Narrow" w:hAnsi="Arial Narrow"/>
-                <w:i/>
-                <w:sz w:val="21"/>
-              </w:rPr>
-            </w:pPr>
-            <w:r>
-              <w:rPr>
-                <w:rFonts w:ascii="Arial Narrow" w:hAnsi="Arial Narrow"/>
-                <w:i/>
-                <w:sz w:val="21"/>
-              </w:rPr>
-              <w:t>№</w:t>
-            </w:r>
-            <w:r>
-              <w:rPr>
-                <w:rFonts w:ascii="Arial Narrow" w:hAnsi="Arial Narrow"/>
-                <w:i/>
-                <w:spacing w:val="7"/>
-                <w:sz w:val="21"/>
-              </w:rPr>
-              <w:t xml:space="preserve"> </w:t>
-            </w:r>
-            <w:r>
-              <w:rPr>
-                <w:rFonts w:ascii="Arial Narrow" w:hAnsi="Arial Narrow"/>
-                <w:i/>
-                <w:spacing w:val="-2"/>
-                <w:sz w:val="21"/>
-              </w:rPr>
-              <w:t>докум.</w:t>
-            </w:r>
-          </w:p>
-        </w:tc>
-        <w:tc>
-          <w:tcPr>
-            <w:tcW w:w="852" w:type="dxa"/>
-          </w:tcPr>
-          <w:p>
-            <w:pPr>
-              <w:pStyle w:val="TableParagraph"/>
-              <w:spacing w:before="0" w:line="218" w:lineRule="exact"/>
-              <w:ind w:left="211"/>
-              <w:rPr>
-                <w:rFonts w:ascii="Arial Narrow" w:hAnsi="Arial Narrow"/>
-                <w:i/>
-                <w:sz w:val="21"/>
-              </w:rPr>
-            </w:pPr>
-            <w:r>
-              <w:rPr>
-                <w:rFonts w:ascii="Arial Narrow" w:hAnsi="Arial Narrow"/>
-                <w:i/>
-                <w:spacing w:val="-2"/>
-                <w:sz w:val="21"/>
-              </w:rPr>
-              <w:t>Подп.</w:t>
-            </w:r>
-          </w:p>
-        </w:tc>
-        <w:tc>
-          <w:tcPr>
-            <w:tcW w:w="566" w:type="dxa"/>
-          </w:tcPr>
-          <w:p>
-            <w:pPr>
-              <w:pStyle w:val="TableParagraph"/>
-              <w:spacing w:before="0" w:line="218" w:lineRule="exact"/>
-              <w:ind w:left="51"/>
-              <w:rPr>
-                <w:rFonts w:ascii="Arial Narrow" w:hAnsi="Arial Narrow"/>
-                <w:i/>
-                <w:sz w:val="21"/>
-              </w:rPr>
-            </w:pPr>
-            <w:r>
-              <w:rPr>
-                <w:rFonts w:ascii="Arial Narrow" w:hAnsi="Arial Narrow"/>
-                <w:i/>
-                <w:spacing w:val="-15"/>
-                <w:w w:val="95"/>
-                <w:sz w:val="21"/>
-              </w:rPr>
-              <w:t>Дата</w:t>
-            </w:r>
-          </w:p>
-        </w:tc>
-        <w:tc>
-          <w:tcPr>
-            <w:tcW w:w="6795" w:type="dxa"/>
-            <w:gridSpan w:val="9"/>
-            <w:vMerge/>
-            <w:tcBorders>
-              <w:top w:val="nil"/>
-            </w:tcBorders>
-          </w:tcPr>
-          <w:p>
-            <w:pPr>
-              <w:rPr>
-                <w:sz w:val="2"/>
-                <w:szCs w:val="2"/>
-              </w:rPr>
-            </w:pPr>
-          </w:p>
-        </w:tc>
-      </w:tr>
-      <w:tr>
-        <w:trPr>
-          <w:trHeight w:hRule="exact" w:val="283"/>
-        </w:trPr>
-        <w:tc>
-          <w:tcPr>
-            <w:tcW w:w="283" w:type="dxa"/>
-            <w:vMerge w:val="restart"/>
-            <w:textDirection w:val="btLr"/>
-          </w:tcPr>
-          <w:p>
-            <w:pPr>
-              <w:pStyle w:val="TableParagraph"/>
-              <w:spacing w:before="0" w:line="218" w:lineRule="exact"/>
-              <w:ind w:left="118"/>
-              <w:rPr>
-                <w:rFonts w:ascii="Arial Narrow" w:hAnsi="Arial Narrow"/>
-                <w:i/>
-                <w:sz w:val="21"/>
-              </w:rPr>
-            </w:pPr>
-            <w:r>
-              <w:rPr>
-                <w:rFonts w:ascii="Arial Narrow" w:hAnsi="Arial Narrow"/>
-                <w:i/>
-                <w:spacing w:val="-43"/>
-                <w:w w:val="90"/>
-                <w:sz w:val="21"/>
-              </w:rPr>
-              <w:t>Инв.№</w:t>
-            </w:r>
-            <w:r>
-              <w:rPr>
-                <w:rFonts w:ascii="Arial Narrow" w:hAnsi="Arial Narrow"/>
-                <w:i/>
-                <w:spacing w:val="-18"/>
-                <w:sz w:val="21"/>
-              </w:rPr>
-              <w:t xml:space="preserve"> </w:t>
-            </w:r>
-            <w:r>
-              <w:rPr>
-                <w:rFonts w:ascii="Arial Narrow" w:hAnsi="Arial Narrow"/>
-                <w:i/>
-                <w:spacing w:val="-60"/>
-                <w:sz w:val="21"/>
-              </w:rPr>
-              <w:t>подл</w:t>
-            </w:r>
-          </w:p>
-        </w:tc>
-        <w:tc>
-          <w:tcPr>
-            <w:tcW w:w="396" w:type="dxa"/>
-            <w:vMerge w:val="restart"/>
-          </w:tcPr>
-          <w:p>
-            <w:pPr>
-              <w:pStyle w:val="TableParagraph"/>
-              <w:spacing w:before="0"/>
-            </w:pPr>
-          </w:p>
-        </w:tc>
-        <w:tc>
-          <w:tcPr>
-            <w:tcW w:w="964" w:type="dxa"/>
-            <w:gridSpan w:val="2"/>
-            <w:tcBorders>
-              <w:bottom w:val="single" w:sz="6" w:space="0" w:color="000000"/>
-            </w:tcBorders>
-          </w:tcPr>
-          <w:p>
-            <w:pPr>
-              <w:pStyle w:val="TableParagraph"/>
-              <w:spacing w:before="0" w:line="233" w:lineRule="exact"/>
-              <w:ind w:left="63"/>
-              <w:rPr>
-                <w:rFonts w:ascii="Arial Narrow" w:hAnsi="Arial Narrow"/>
-                <w:i/>
-                <w:sz w:val="21"/>
-              </w:rPr>
-            </w:pPr>
-            <w:r>
-              <w:rPr>
-                <w:rFonts w:ascii="Arial Narrow" w:hAnsi="Arial Narrow"/>
-                <w:i/>
-                <w:spacing w:val="-2"/>
-                <w:sz w:val="21"/>
-              </w:rPr>
-              <w:t>Разраб.</w:t>
-            </w:r>
-          </w:p>
-        </w:tc>
-        <w:tc>
-          <w:tcPr>
-            <w:tcW w:w="1303" w:type="dxa"/>
-            <w:gridSpan w:val="2"/>
-            <w:tcBorders>
-              <w:bottom w:val="single" w:sz="6" w:space="0" w:color="000000"/>
-            </w:tcBorders>
-          </w:tcPr>
-          <w:p>
-            <w:pPr>
-              <w:pStyle w:val="TableParagraph"/>
-              <w:spacing w:before="0" w:line="233" w:lineRule="exact"/>
-              <w:ind w:left="63"/>
-              <w:rPr>
-                <w:rFonts w:ascii="Arial Narrow" w:hAnsi="Arial Narrow"/>
-                <w:i/>
-                <w:sz w:val="21"/>
-              </w:rPr>
-            </w:pPr>
-            <w:r>
-              <w:rPr>
-                <w:rFonts w:ascii="Arial Narrow" w:hAnsi="Arial Narrow"/>
-                <w:i/>
-                <w:sz w:val="21"/>
-              </w:rPr>
-              <w:t>Иванов</w:t>
-            </w:r>
-            <w:r>
-              <w:rPr>
-                <w:rFonts w:ascii="Arial Narrow" w:hAnsi="Arial Narrow"/>
-                <w:i/>
-                <w:spacing w:val="27"/>
-                <w:sz w:val="21"/>
-              </w:rPr>
-              <w:t xml:space="preserve"> </w:t>
-            </w:r>
-            <w:r>
-              <w:rPr>
-                <w:rFonts w:ascii="Arial Narrow" w:hAnsi="Arial Narrow"/>
-                <w:i/>
-                <w:spacing w:val="-5"/>
-                <w:sz w:val="21"/>
-              </w:rPr>
-              <w:t>И.И</w:t>
-            </w:r>
-          </w:p>
-        </w:tc>
-        <w:tc>
-          <w:tcPr>
-            <w:tcW w:w="852" w:type="dxa"/>
-            <w:tcBorders>
-              <w:bottom w:val="single" w:sz="6" w:space="0" w:color="000000"/>
-            </w:tcBorders>
-          </w:tcPr>
-          <w:p>
-            <w:pPr>
-              <w:pStyle w:val="TableParagraph"/>
-              <w:spacing w:before="0"/>
-              <w:rPr>
-                <w:sz w:val="18"/>
-              </w:rPr>
-            </w:pPr>
-          </w:p>
-        </w:tc>
-        <w:tc>
-          <w:tcPr>
-            <w:tcW w:w="566" w:type="dxa"/>
-            <w:tcBorders>
-              <w:bottom w:val="single" w:sz="6" w:space="0" w:color="000000"/>
-            </w:tcBorders>
-          </w:tcPr>
-          <w:p>
-            <w:pPr>
-              <w:pStyle w:val="TableParagraph"/>
-              <w:spacing w:before="0"/>
-              <w:rPr>
-                <w:sz w:val="18"/>
-              </w:rPr>
-            </w:pPr>
-          </w:p>
-        </w:tc>
-        <w:tc>
-          <w:tcPr>
-            <w:tcW w:w="3968" w:type="dxa"/>
-            <w:gridSpan w:val="4"/>
-            <w:vMerge w:val="restart"/>
-          </w:tcPr>
-          <w:p>
-            <w:pPr>
-              <w:pStyle w:val="TableParagraph"/>
-              <w:spacing w:before="37" w:line="225" w:lineRule="auto"/>
-              <w:ind w:left="1" w:right="3"/>
-              <w:jc w:val="center"/>
-              <w:rPr>
-                <w:rFonts w:ascii="Arial Narrow" w:hAnsi="Arial Narrow"/>
-                <w:i/>
-                <w:sz w:val="33"/>
-              </w:rPr>
-            </w:pPr>
-            <w:r>
-              <w:rPr>
-                <w:rFonts w:ascii="Arial Narrow" w:hAnsi="Arial Narrow"/>
-                <w:i/>
-                <w:sz w:val="33"/>
-              </w:rPr>
-              <w:t>Модуль</w:t>
-            </w:r>
-            <w:r>
-              <w:rPr>
-                <w:rFonts w:ascii="Arial Narrow" w:hAnsi="Arial Narrow"/>
-                <w:i/>
-                <w:spacing w:val="40"/>
-                <w:sz w:val="33"/>
-              </w:rPr>
-              <w:t xml:space="preserve"> </w:t>
-            </w:r>
-            <w:r>
-              <w:rPr>
-                <w:rFonts w:ascii="Arial Narrow" w:hAnsi="Arial Narrow"/>
-                <w:i/>
-                <w:sz w:val="33"/>
-              </w:rPr>
-              <w:t xml:space="preserve">управления </w:t>
-            </w:r>
-            <w:r>
-              <w:rPr>
-                <w:rFonts w:ascii="Arial Narrow" w:hAnsi="Arial Narrow"/>
-                <w:i/>
-                <w:spacing w:val="-2"/>
-                <w:sz w:val="33"/>
-              </w:rPr>
-              <w:t>Автомойкой</w:t>
-            </w:r>
-          </w:p>
-          <w:p>
-            <w:pPr>
-              <w:pStyle w:val="TableParagraph"/>
-              <w:spacing w:before="352"/>
-              <w:ind w:left="3" w:right="2"/>
-              <w:jc w:val="center"/>
-              <w:rPr>
-                <w:rFonts w:ascii="Arial Narrow" w:hAnsi="Arial Narrow"/>
-                <w:i/>
-                <w:sz w:val="21"/>
-              </w:rPr>
-            </w:pPr>
-            <w:r>
-              <w:rPr>
-                <w:rFonts w:ascii="Arial Narrow" w:hAnsi="Arial Narrow"/>
-                <w:i/>
-                <w:sz w:val="21"/>
-              </w:rPr>
-              <w:t>Перечень</w:t>
-            </w:r>
-            <w:r>
-              <w:rPr>
-                <w:rFonts w:ascii="Arial Narrow" w:hAnsi="Arial Narrow"/>
-                <w:i/>
-                <w:spacing w:val="25"/>
-                <w:sz w:val="21"/>
-              </w:rPr>
-              <w:t xml:space="preserve"> </w:t>
-            </w:r>
-            <w:r>
-              <w:rPr>
-                <w:rFonts w:ascii="Arial Narrow" w:hAnsi="Arial Narrow"/>
-                <w:i/>
-                <w:spacing w:val="-2"/>
-                <w:sz w:val="21"/>
-              </w:rPr>
-              <w:t>элементов</w:t>
-            </w:r>
-          </w:p>
-        </w:tc>
-        <w:tc>
-          <w:tcPr>
-            <w:tcW w:w="847" w:type="dxa"/>
-            <w:gridSpan w:val="3"/>
-          </w:tcPr>
-          <w:p>
-            <w:pPr>
-              <w:pStyle w:val="TableParagraph"/>
-              <w:spacing w:before="0" w:line="218" w:lineRule="exact"/>
-              <w:ind w:left="217"/>
-              <w:rPr>
-                <w:rFonts w:ascii="Arial Narrow" w:hAnsi="Arial Narrow"/>
-                <w:i/>
-                <w:sz w:val="21"/>
-              </w:rPr>
-            </w:pPr>
-            <w:r>
-              <w:rPr>
-                <w:rFonts w:ascii="Arial Narrow" w:hAnsi="Arial Narrow"/>
-                <w:i/>
-                <w:spacing w:val="-4"/>
-                <w:sz w:val="21"/>
-              </w:rPr>
-              <w:t>Лит.</w:t>
-            </w:r>
-          </w:p>
-        </w:tc>
-        <w:tc>
-          <w:tcPr>
-            <w:tcW w:w="851" w:type="dxa"/>
-          </w:tcPr>
-          <w:p>
-            <w:pPr>
-              <w:pStyle w:val="TableParagraph"/>
-              <w:spacing w:before="0" w:line="218" w:lineRule="exact"/>
-              <w:ind w:right="1"/>
-              <w:jc w:val="center"/>
-              <w:rPr>
-                <w:rFonts w:ascii="Arial Narrow" w:hAnsi="Arial Narrow"/>
-                <w:i/>
-                <w:sz w:val="21"/>
-              </w:rPr>
-            </w:pPr>
-            <w:r>
-              <w:rPr>
-                <w:rFonts w:ascii="Arial Narrow" w:hAnsi="Arial Narrow"/>
-                <w:i/>
-                <w:spacing w:val="-4"/>
-                <w:sz w:val="21"/>
-              </w:rPr>
-              <w:t>Лист</w:t>
-            </w:r>
-          </w:p>
-        </w:tc>
-        <w:tc>
-          <w:tcPr>
-            <w:tcW w:w="1129" w:type="dxa"/>
-          </w:tcPr>
-          <w:p>
-            <w:pPr>
-              <w:pStyle w:val="TableParagraph"/>
-              <w:spacing w:before="0" w:line="218" w:lineRule="exact"/>
-              <w:ind w:left="1" w:right="1"/>
-              <w:jc w:val="center"/>
-              <w:rPr>
-                <w:rFonts w:ascii="Arial Narrow" w:hAnsi="Arial Narrow"/>
-                <w:i/>
-                <w:sz w:val="21"/>
-              </w:rPr>
-            </w:pPr>
-            <w:r>
-              <w:rPr>
-                <w:rFonts w:ascii="Arial Narrow" w:hAnsi="Arial Narrow"/>
-                <w:i/>
-                <w:spacing w:val="-2"/>
-                <w:sz w:val="21"/>
-              </w:rPr>
-              <w:t>Листов</w:t>
-            </w:r>
-          </w:p>
-        </w:tc>
-      </w:tr>
-      <w:tr>
-        <w:trPr>
-          <w:trHeight w:hRule="exact" w:val="283"/>
-        </w:trPr>
-        <w:tc>
-          <w:tcPr>
-            <w:tcW w:w="283" w:type="dxa"/>
-            <w:vMerge/>
-            <w:tcBorders>
-              <w:top w:val="nil"/>
-            </w:tcBorders>
-            <w:textDirection w:val="btLr"/>
-          </w:tcPr>
-          <w:p>
-            <w:pPr>
-              <w:rPr>
-                <w:sz w:val="2"/>
-                <w:szCs w:val="2"/>
-              </w:rPr>
-            </w:pPr>
-          </w:p>
-        </w:tc>
-        <w:tc>
-          <w:tcPr>
-            <w:tcW w:w="396" w:type="dxa"/>
-            <w:vMerge/>
-            <w:tcBorders>
-              <w:top w:val="nil"/>
-            </w:tcBorders>
-          </w:tcPr>
-          <w:p>
-            <w:pPr>
-              <w:rPr>
-                <w:sz w:val="2"/>
-                <w:szCs w:val="2"/>
-              </w:rPr>
-            </w:pPr>
-          </w:p>
-        </w:tc>
-        <w:tc>
-          <w:tcPr>
-            <w:tcW w:w="964" w:type="dxa"/>
-            <w:gridSpan w:val="2"/>
-            <w:tcBorders>
-              <w:top w:val="single" w:sz="6" w:space="0" w:color="000000"/>
-              <w:bottom w:val="single" w:sz="6" w:space="0" w:color="000000"/>
-            </w:tcBorders>
-          </w:tcPr>
-          <w:p>
-            <w:pPr>
-              <w:pStyle w:val="TableParagraph"/>
-              <w:spacing w:before="7"/>
-              <w:ind w:left="63"/>
-              <w:rPr>
-                <w:rFonts w:ascii="Arial Narrow" w:hAnsi="Arial Narrow"/>
-                <w:i/>
-                <w:sz w:val="21"/>
-              </w:rPr>
-            </w:pPr>
-            <w:r>
-              <w:rPr>
-                <w:rFonts w:ascii="Arial Narrow" w:hAnsi="Arial Narrow"/>
-                <w:i/>
-                <w:spacing w:val="-2"/>
-                <w:sz w:val="21"/>
-              </w:rPr>
-              <w:t>Пров.</w:t>
-            </w:r>
-          </w:p>
-        </w:tc>
-        <w:tc>
-          <w:tcPr>
-            <w:tcW w:w="1303" w:type="dxa"/>
-            <w:gridSpan w:val="2"/>
-            <w:tcBorders>
-              <w:top w:val="single" w:sz="6" w:space="0" w:color="000000"/>
-              <w:bottom w:val="single" w:sz="6" w:space="0" w:color="000000"/>
-            </w:tcBorders>
-          </w:tcPr>
-          <w:p>
-            <w:pPr>
-              <w:pStyle w:val="TableParagraph"/>
-              <w:spacing w:before="7"/>
-              <w:ind w:left="63"/>
-              <w:rPr>
-                <w:rFonts w:ascii="Arial Narrow" w:hAnsi="Arial Narrow"/>
-                <w:i/>
-                <w:sz w:val="21"/>
-              </w:rPr>
-            </w:pPr>
-            <w:r>
-              <w:rPr>
-                <w:rFonts w:ascii="Arial Narrow" w:hAnsi="Arial Narrow"/>
-                <w:i/>
-                <w:sz w:val="21"/>
-              </w:rPr>
-              <w:t>Борисов</w:t>
-            </w:r>
-            <w:r>
-              <w:rPr>
-                <w:rFonts w:ascii="Arial Narrow" w:hAnsi="Arial Narrow"/>
-                <w:i/>
-                <w:spacing w:val="27"/>
-                <w:sz w:val="21"/>
-              </w:rPr>
-              <w:t xml:space="preserve"> </w:t>
-            </w:r>
-            <w:r>
-              <w:rPr>
-                <w:rFonts w:ascii="Arial Narrow" w:hAnsi="Arial Narrow"/>
-                <w:i/>
-                <w:spacing w:val="-5"/>
-                <w:sz w:val="21"/>
-              </w:rPr>
-              <w:t>Е.Н</w:t>
-            </w:r>
-          </w:p>
-        </w:tc>
-        <w:tc>
-          <w:tcPr>
-            <w:tcW w:w="852" w:type="dxa"/>
-            <w:tcBorders>
-              <w:top w:val="single" w:sz="6" w:space="0" w:color="000000"/>
-              <w:bottom w:val="single" w:sz="6" w:space="0" w:color="000000"/>
-            </w:tcBorders>
-          </w:tcPr>
-          <w:p>
-            <w:pPr>
-              <w:pStyle w:val="TableParagraph"/>
-              <w:spacing w:before="0"/>
-              <w:rPr>
-                <w:sz w:val="18"/>
-              </w:rPr>
-            </w:pPr>
-          </w:p>
-        </w:tc>
-        <w:tc>
-          <w:tcPr>
-            <w:tcW w:w="566" w:type="dxa"/>
-            <w:tcBorders>
-              <w:top w:val="single" w:sz="6" w:space="0" w:color="000000"/>
-              <w:bottom w:val="single" w:sz="6" w:space="0" w:color="000000"/>
-            </w:tcBorders>
-          </w:tcPr>
-          <w:p>
-            <w:pPr>
-              <w:pStyle w:val="TableParagraph"/>
-              <w:spacing w:before="0"/>
-              <w:rPr>
-                <w:sz w:val="18"/>
-              </w:rPr>
-            </w:pPr>
-          </w:p>
-        </w:tc>
-        <w:tc>
-          <w:tcPr>
-            <w:tcW w:w="3968" w:type="dxa"/>
-            <w:gridSpan w:val="4"/>
-            <w:vMerge/>
-            <w:tcBorders>
-              <w:top w:val="nil"/>
-            </w:tcBorders>
-          </w:tcPr>
-          <w:p>
-            <w:pPr>
-              <w:rPr>
-                <w:sz w:val="2"/>
-                <w:szCs w:val="2"/>
-              </w:rPr>
-            </w:pPr>
-          </w:p>
-        </w:tc>
-        <w:tc>
-          <w:tcPr>
-            <w:tcW w:w="285" w:type="dxa"/>
-            <w:tcBorders>
-              <w:right w:val="single" w:sz="6" w:space="0" w:color="000000"/>
-            </w:tcBorders>
-          </w:tcPr>
-          <w:p>
-            <w:pPr>
-              <w:pStyle w:val="TableParagraph"/>
-              <w:spacing w:before="0" w:line="218" w:lineRule="exact"/>
-              <w:ind w:left="63"/>
-              <w:rPr>
-                <w:rFonts w:ascii="Arial Narrow" w:hAnsi="Arial Narrow"/>
-                <w:i/>
-                <w:sz w:val="21"/>
-              </w:rPr>
-            </w:pPr>
-            <w:r>
-              <w:rPr>
-                <w:rFonts w:ascii="Arial Narrow" w:hAnsi="Arial Narrow"/>
-                <w:i/>
-                <w:spacing w:val="-10"/>
-                <w:sz w:val="21"/>
-              </w:rPr>
-              <w:t>у</w:t>
-            </w:r>
-          </w:p>
-        </w:tc>
-        <w:tc>
-          <w:tcPr>
-            <w:tcW w:w="280" w:type="dxa"/>
-            <w:tcBorders>
-              <w:left w:val="single" w:sz="6" w:space="0" w:color="000000"/>
-              <w:right w:val="single" w:sz="6" w:space="0" w:color="000000"/>
-            </w:tcBorders>
-          </w:tcPr>
-          <w:p>
-            <w:pPr>
-              <w:pStyle w:val="TableParagraph"/>
-              <w:spacing w:before="0"/>
-              <w:rPr>
-                <w:sz w:val="16"/>
-              </w:rPr>
-            </w:pPr>
-          </w:p>
-        </w:tc>
-        <w:tc>
-          <w:tcPr>
-            <w:tcW w:w="282" w:type="dxa"/>
-            <w:tcBorders>
-              <w:left w:val="single" w:sz="6" w:space="0" w:color="000000"/>
-            </w:tcBorders>
-          </w:tcPr>
-          <w:p>
-            <w:pPr>
-              <w:pStyle w:val="TableParagraph"/>
-              <w:spacing w:before="0"/>
-              <w:rPr>
-                <w:sz w:val="16"/>
-              </w:rPr>
-            </w:pPr>
-          </w:p>
-        </w:tc>
-        <w:tc>
-          <w:tcPr>
-            <w:tcW w:w="851" w:type="dxa"/>
-          </w:tcPr>
-          <w:p>
-            <w:pPr>
-              <w:pStyle w:val="TableParagraph"/>
-              <w:spacing w:before="0" w:line="218" w:lineRule="exact"/>
-              <w:ind w:right="1"/>
-              <w:jc w:val="center"/>
-              <w:rPr>
-                <w:rFonts w:ascii="Arial Narrow"/>
-                <w:i/>
-                <w:sz w:val="21"/>
-              </w:rPr>
-            </w:pPr>
-            <w:r>
-              <w:rPr>
-                <w:rFonts w:ascii="Arial Narrow"/>
-                <w:i/>
-                <w:spacing w:val="-10"/>
-                <w:sz w:val="21"/>
-              </w:rPr>
-              <w:t>2</w:t>
-            </w:r>
-          </w:p>
-        </w:tc>
-        <w:tc>
-          <w:tcPr>
-            <w:tcW w:w="1129" w:type="dxa"/>
-          </w:tcPr>
-          <w:p>
-            <w:pPr>
-              <w:pStyle w:val="TableParagraph"/>
-              <w:spacing w:before="0" w:line="218" w:lineRule="exact"/>
-              <w:ind w:right="1"/>
-              <w:jc w:val="center"/>
-              <w:rPr>
-                <w:rFonts w:ascii="Arial Narrow"/>
-                <w:i/>
-                <w:sz w:val="21"/>
-              </w:rPr>
-            </w:pPr>
-            <w:r>
-              <w:rPr>
-                <w:rFonts w:ascii="Arial Narrow"/>
-                <w:i/>
-                <w:spacing w:val="-10"/>
-                <w:sz w:val="21"/>
-              </w:rPr>
-              <w:t>2</w:t>
-            </w:r>
-          </w:p>
-        </w:tc>
-      </w:tr>
-      <w:tr>
-        <w:trPr>
-          <w:trHeight w:hRule="exact" w:val="283"/>
-        </w:trPr>
-        <w:tc>
-          <w:tcPr>
-            <w:tcW w:w="283" w:type="dxa"/>
-            <w:vMerge/>
-            <w:tcBorders>
-              <w:top w:val="nil"/>
-            </w:tcBorders>
-            <w:textDirection w:val="btLr"/>
-          </w:tcPr>
-          <w:p>
-            <w:pPr>
-              <w:rPr>
-                <w:sz w:val="2"/>
-                <w:szCs w:val="2"/>
-              </w:rPr>
-            </w:pPr>
-          </w:p>
-        </w:tc>
-        <w:tc>
-          <w:tcPr>
-            <w:tcW w:w="396" w:type="dxa"/>
-            <w:vMerge/>
-            <w:tcBorders>
-              <w:top w:val="nil"/>
-            </w:tcBorders>
-          </w:tcPr>
-          <w:p>
-            <w:pPr>
-              <w:rPr>
-                <w:sz w:val="2"/>
-                <w:szCs w:val="2"/>
-              </w:rPr>
-            </w:pPr>
-          </w:p>
-        </w:tc>
-        <w:tc>
-          <w:tcPr>
-            <w:tcW w:w="964" w:type="dxa"/>
-            <w:gridSpan w:val="2"/>
-            <w:tcBorders>
-              <w:top w:val="single" w:sz="6" w:space="0" w:color="000000"/>
-              <w:bottom w:val="single" w:sz="6" w:space="0" w:color="000000"/>
-            </w:tcBorders>
-          </w:tcPr>
-          <w:p>
-            <w:pPr>
-              <w:pStyle w:val="TableParagraph"/>
-              <w:spacing w:before="12" w:line="236" w:lineRule="exact"/>
-              <w:ind w:left="51"/>
-              <w:rPr>
-                <w:rFonts w:ascii="Aptos Serif" w:hAnsi="Aptos Serif"/>
-                <w:sz w:val="20"/>
-              </w:rPr>
-            </w:pPr>
-            <w:r>
-              <w:rPr>
-                <w:rFonts w:ascii="Arial Narrow" w:hAnsi="Arial Narrow"/>
-                <w:i/>
-                <w:spacing w:val="-44"/>
-                <w:w w:val="80"/>
-                <w:sz w:val="21"/>
-              </w:rPr>
-              <w:t>Нач</w:t>
-            </w:r>
-            <w:r>
-              <w:rPr>
-                <w:rFonts w:ascii="Aptos Serif" w:hAnsi="Aptos Serif"/>
-                <w:spacing w:val="-44"/>
-                <w:w w:val="80"/>
-                <w:sz w:val="20"/>
-              </w:rPr>
-              <w:t>.</w:t>
-            </w:r>
-            <w:r>
-              <w:rPr>
-                <w:rFonts w:ascii="Aptos Serif" w:hAnsi="Aptos Serif"/>
-                <w:spacing w:val="-5"/>
-                <w:sz w:val="20"/>
-              </w:rPr>
-              <w:t xml:space="preserve"> </w:t>
-            </w:r>
-            <w:r>
-              <w:rPr>
-                <w:rFonts w:ascii="Arial Narrow" w:hAnsi="Arial Narrow"/>
-                <w:i/>
-                <w:spacing w:val="-55"/>
-                <w:w w:val="90"/>
-                <w:sz w:val="21"/>
-              </w:rPr>
-              <w:t>сект</w:t>
-            </w:r>
-            <w:r>
-              <w:rPr>
-                <w:rFonts w:ascii="Aptos Serif" w:hAnsi="Aptos Serif"/>
-                <w:spacing w:val="-55"/>
-                <w:w w:val="90"/>
-                <w:sz w:val="20"/>
-              </w:rPr>
-              <w:t>.</w:t>
-            </w:r>
-          </w:p>
-        </w:tc>
-        <w:tc>
-          <w:tcPr>
-            <w:tcW w:w="1303" w:type="dxa"/>
-            <w:gridSpan w:val="2"/>
-            <w:tcBorders>
-              <w:top w:val="single" w:sz="6" w:space="0" w:color="000000"/>
-              <w:bottom w:val="single" w:sz="6" w:space="0" w:color="000000"/>
-            </w:tcBorders>
-          </w:tcPr>
-          <w:p>
-            <w:pPr>
-              <w:pStyle w:val="TableParagraph"/>
-              <w:spacing w:before="0"/>
-              <w:rPr>
-                <w:sz w:val="18"/>
-              </w:rPr>
-            </w:pPr>
-          </w:p>
-        </w:tc>
-        <w:tc>
-          <w:tcPr>
-            <w:tcW w:w="852" w:type="dxa"/>
-            <w:tcBorders>
-              <w:top w:val="single" w:sz="6" w:space="0" w:color="000000"/>
-              <w:bottom w:val="single" w:sz="6" w:space="0" w:color="000000"/>
-            </w:tcBorders>
-          </w:tcPr>
-          <w:p>
-            <w:pPr>
-              <w:pStyle w:val="TableParagraph"/>
-              <w:spacing w:before="0"/>
-              <w:rPr>
-                <w:sz w:val="18"/>
-              </w:rPr>
-            </w:pPr>
-          </w:p>
-        </w:tc>
-        <w:tc>
-          <w:tcPr>
-            <w:tcW w:w="566" w:type="dxa"/>
-            <w:tcBorders>
-              <w:top w:val="single" w:sz="6" w:space="0" w:color="000000"/>
-              <w:bottom w:val="single" w:sz="6" w:space="0" w:color="000000"/>
-            </w:tcBorders>
-          </w:tcPr>
-          <w:p>
-            <w:pPr>
-              <w:pStyle w:val="TableParagraph"/>
-              <w:spacing w:before="0"/>
-              <w:rPr>
-                <w:sz w:val="18"/>
-              </w:rPr>
-            </w:pPr>
-          </w:p>
-        </w:tc>
-        <w:tc>
-          <w:tcPr>
-            <w:tcW w:w="3968" w:type="dxa"/>
-            <w:gridSpan w:val="4"/>
-            <w:vMerge/>
-            <w:tcBorders>
-              <w:top w:val="nil"/>
-            </w:tcBorders>
-          </w:tcPr>
-          <w:p>
-            <w:pPr>
-              <w:rPr>
-                <w:sz w:val="2"/>
-                <w:szCs w:val="2"/>
-              </w:rPr>
-            </w:pPr>
-          </w:p>
-        </w:tc>
-        <w:tc>
-          <w:tcPr>
-            <w:tcW w:w="2827" w:type="dxa"/>
-            <w:gridSpan w:val="5"/>
-            <w:vMerge w:val="restart"/>
-          </w:tcPr>
-          <w:p>
-            <w:pPr>
-              <w:pStyle w:val="TableParagraph"/>
-              <w:spacing w:before="26"/>
-              <w:rPr>
-                <w:sz w:val="21"/>
-              </w:rPr>
-            </w:pPr>
-          </w:p>
-          <w:p>
-            <w:pPr>
-              <w:pStyle w:val="TableParagraph"/>
-              <w:spacing w:before="0"/>
-              <w:ind w:left="932"/>
-              <w:rPr>
-                <w:rFonts w:ascii="Arial Narrow" w:hAnsi="Arial Narrow"/>
-                <w:i/>
-                <w:sz w:val="21"/>
-              </w:rPr>
-            </w:pPr>
-            <w:r>
-              <w:rPr>
-                <w:rFonts w:ascii="Arial Narrow" w:hAnsi="Arial Narrow"/>
-                <w:i/>
-                <w:w w:val="90"/>
-                <w:sz w:val="21"/>
-              </w:rPr>
-              <w:t>СПб</w:t>
-            </w:r>
-            <w:r>
-              <w:rPr>
-                <w:rFonts w:ascii="Arial Narrow" w:hAnsi="Arial Narrow"/>
-                <w:i/>
-                <w:spacing w:val="18"/>
-                <w:sz w:val="21"/>
-              </w:rPr>
-              <w:t xml:space="preserve"> </w:t>
-            </w:r>
-            <w:r>
-              <w:rPr>
-                <w:rFonts w:ascii="Arial Narrow" w:hAnsi="Arial Narrow"/>
-                <w:i/>
-                <w:spacing w:val="-2"/>
-                <w:sz w:val="21"/>
-              </w:rPr>
-              <w:t>ГБПОУ</w:t>
-            </w:r>
-          </w:p>
-        </w:tc>
-      </w:tr>
-      <w:tr>
-        <w:trPr>
-          <w:trHeight w:hRule="exact" w:val="285"/>
-        </w:trPr>
-        <w:tc>
-          <w:tcPr>
-            <w:tcW w:w="283" w:type="dxa"/>
-            <w:vMerge/>
-            <w:tcBorders>
-              <w:top w:val="nil"/>
-            </w:tcBorders>
-            <w:textDirection w:val="btLr"/>
-          </w:tcPr>
-          <w:p>
-            <w:pPr>
-              <w:rPr>
-                <w:sz w:val="2"/>
-                <w:szCs w:val="2"/>
-              </w:rPr>
-            </w:pPr>
-          </w:p>
-        </w:tc>
-        <w:tc>
-          <w:tcPr>
-            <w:tcW w:w="396" w:type="dxa"/>
-            <w:vMerge/>
-            <w:tcBorders>
-              <w:top w:val="nil"/>
-            </w:tcBorders>
-          </w:tcPr>
-          <w:p>
-            <w:pPr>
-              <w:rPr>
-                <w:sz w:val="2"/>
-                <w:szCs w:val="2"/>
-              </w:rPr>
-            </w:pPr>
-          </w:p>
-        </w:tc>
-        <w:tc>
-          <w:tcPr>
-            <w:tcW w:w="964" w:type="dxa"/>
-            <w:gridSpan w:val="2"/>
-            <w:tcBorders>
-              <w:top w:val="single" w:sz="6" w:space="0" w:color="000000"/>
-              <w:bottom w:val="single" w:sz="6" w:space="0" w:color="000000"/>
-            </w:tcBorders>
-          </w:tcPr>
-          <w:p>
-            <w:pPr>
-              <w:pStyle w:val="TableParagraph"/>
-              <w:spacing w:before="7"/>
-              <w:ind w:left="63"/>
-              <w:rPr>
-                <w:rFonts w:ascii="Arial Narrow" w:hAnsi="Arial Narrow"/>
-                <w:i/>
-                <w:sz w:val="21"/>
-              </w:rPr>
-            </w:pPr>
-            <w:r>
-              <w:rPr>
-                <w:rFonts w:ascii="Arial Narrow" w:hAnsi="Arial Narrow"/>
-                <w:i/>
-                <w:sz w:val="21"/>
-              </w:rPr>
-              <w:t>Н.</w:t>
-            </w:r>
-            <w:r>
-              <w:rPr>
-                <w:rFonts w:ascii="Arial Narrow" w:hAnsi="Arial Narrow"/>
-                <w:i/>
-                <w:spacing w:val="7"/>
-                <w:sz w:val="21"/>
-              </w:rPr>
-              <w:t xml:space="preserve"> </w:t>
-            </w:r>
-            <w:r>
-              <w:rPr>
-                <w:rFonts w:ascii="Arial Narrow" w:hAnsi="Arial Narrow"/>
-                <w:i/>
-                <w:spacing w:val="-2"/>
-                <w:sz w:val="21"/>
-              </w:rPr>
-              <w:t>контр.</w:t>
-            </w:r>
-          </w:p>
-        </w:tc>
-        <w:tc>
-          <w:tcPr>
-            <w:tcW w:w="1303" w:type="dxa"/>
-            <w:gridSpan w:val="2"/>
-            <w:tcBorders>
-              <w:top w:val="single" w:sz="6" w:space="0" w:color="000000"/>
-              <w:bottom w:val="single" w:sz="6" w:space="0" w:color="000000"/>
-            </w:tcBorders>
-          </w:tcPr>
-          <w:p>
-            <w:pPr>
-              <w:pStyle w:val="TableParagraph"/>
-              <w:spacing w:before="7"/>
-              <w:ind w:left="63"/>
-              <w:rPr>
-                <w:rFonts w:ascii="Arial Narrow" w:hAnsi="Arial Narrow"/>
-                <w:i/>
-                <w:sz w:val="21"/>
-              </w:rPr>
-            </w:pPr>
-            <w:r>
-              <w:rPr>
-                <w:rFonts w:ascii="Arial Narrow" w:hAnsi="Arial Narrow"/>
-                <w:i/>
-                <w:sz w:val="21"/>
-              </w:rPr>
-              <w:t>Парадина</w:t>
-            </w:r>
-            <w:r>
-              <w:rPr>
-                <w:rFonts w:ascii="Arial Narrow" w:hAnsi="Arial Narrow"/>
-                <w:i/>
-                <w:spacing w:val="15"/>
-                <w:sz w:val="21"/>
-              </w:rPr>
-              <w:t xml:space="preserve"> </w:t>
-            </w:r>
-            <w:r>
-              <w:rPr>
-                <w:rFonts w:ascii="Arial Narrow" w:hAnsi="Arial Narrow"/>
-                <w:i/>
-                <w:spacing w:val="-5"/>
-                <w:sz w:val="21"/>
-              </w:rPr>
-              <w:t>Г.А</w:t>
-            </w:r>
-          </w:p>
-        </w:tc>
-        <w:tc>
-          <w:tcPr>
-            <w:tcW w:w="852" w:type="dxa"/>
-            <w:tcBorders>
-              <w:top w:val="single" w:sz="6" w:space="0" w:color="000000"/>
-              <w:bottom w:val="single" w:sz="6" w:space="0" w:color="000000"/>
-            </w:tcBorders>
-          </w:tcPr>
-          <w:p>
-            <w:pPr>
-              <w:pStyle w:val="TableParagraph"/>
-              <w:spacing w:before="0"/>
-              <w:rPr>
-                <w:sz w:val="20"/>
-              </w:rPr>
-            </w:pPr>
-          </w:p>
-        </w:tc>
-        <w:tc>
-          <w:tcPr>
-            <w:tcW w:w="566" w:type="dxa"/>
-            <w:tcBorders>
-              <w:top w:val="single" w:sz="6" w:space="0" w:color="000000"/>
-              <w:bottom w:val="single" w:sz="6" w:space="0" w:color="000000"/>
-            </w:tcBorders>
-          </w:tcPr>
-          <w:p>
-            <w:pPr>
-              <w:pStyle w:val="TableParagraph"/>
-              <w:spacing w:before="0"/>
-              <w:rPr>
-                <w:sz w:val="20"/>
-              </w:rPr>
-            </w:pPr>
-          </w:p>
-        </w:tc>
-        <w:tc>
-          <w:tcPr>
-            <w:tcW w:w="3968" w:type="dxa"/>
-            <w:gridSpan w:val="4"/>
-            <w:vMerge/>
-            <w:tcBorders>
-              <w:top w:val="nil"/>
-            </w:tcBorders>
-          </w:tcPr>
-          <w:p>
-            <w:pPr>
-              <w:rPr>
-                <w:sz w:val="2"/>
-                <w:szCs w:val="2"/>
-              </w:rPr>
-            </w:pPr>
-          </w:p>
-        </w:tc>
-        <w:tc>
-          <w:tcPr>
-            <w:tcW w:w="2827" w:type="dxa"/>
-            <w:gridSpan w:val="5"/>
-            <w:vMerge/>
-            <w:tcBorders>
-              <w:top w:val="nil"/>
-            </w:tcBorders>
-          </w:tcPr>
-          <w:p>
-            <w:pPr>
-              <w:rPr>
-                <w:sz w:val="2"/>
-                <w:szCs w:val="2"/>
-              </w:rPr>
-            </w:pPr>
-          </w:p>
-        </w:tc>
-      </w:tr>
-      <w:tr>
-        <w:trPr>
-          <w:trHeight w:hRule="exact" w:val="281"/>
-        </w:trPr>
-        <w:tc>
-          <w:tcPr>
-            <w:tcW w:w="283" w:type="dxa"/>
-            <w:vMerge/>
-            <w:tcBorders>
-              <w:top w:val="nil"/>
-            </w:tcBorders>
-            <w:textDirection w:val="btLr"/>
-          </w:tcPr>
-          <w:p>
-            <w:pPr>
-              <w:rPr>
-                <w:sz w:val="2"/>
-                <w:szCs w:val="2"/>
-              </w:rPr>
-            </w:pPr>
-          </w:p>
-        </w:tc>
-        <w:tc>
-          <w:tcPr>
-            <w:tcW w:w="396" w:type="dxa"/>
-            <w:vMerge/>
-            <w:tcBorders>
-              <w:top w:val="nil"/>
-            </w:tcBorders>
-          </w:tcPr>
-          <w:p>
-            <w:pPr>
-              <w:rPr>
-                <w:sz w:val="2"/>
-                <w:szCs w:val="2"/>
-              </w:rPr>
-            </w:pPr>
-          </w:p>
-        </w:tc>
-        <w:tc>
-          <w:tcPr>
-            <w:tcW w:w="964" w:type="dxa"/>
-            <w:gridSpan w:val="2"/>
-            <w:tcBorders>
-              <w:top w:val="single" w:sz="6" w:space="0" w:color="000000"/>
-            </w:tcBorders>
-          </w:tcPr>
-          <w:p>
-            <w:pPr>
-              <w:pStyle w:val="TableParagraph"/>
-              <w:spacing w:before="4" w:line="227" w:lineRule="exact"/>
-              <w:ind w:left="63"/>
-              <w:rPr>
-                <w:rFonts w:ascii="Arial Narrow" w:hAnsi="Arial Narrow"/>
-                <w:i/>
-                <w:sz w:val="21"/>
-              </w:rPr>
-            </w:pPr>
-            <w:r>
-              <w:rPr>
-                <w:rFonts w:ascii="Arial Narrow" w:hAnsi="Arial Narrow"/>
-                <w:i/>
-                <w:spacing w:val="-4"/>
-                <w:sz w:val="21"/>
-              </w:rPr>
-              <w:t>Утв.</w:t>
-            </w:r>
-          </w:p>
-        </w:tc>
-        <w:tc>
-          <w:tcPr>
-            <w:tcW w:w="1303" w:type="dxa"/>
-            <w:gridSpan w:val="2"/>
-            <w:tcBorders>
-              <w:top w:val="single" w:sz="6" w:space="0" w:color="000000"/>
-            </w:tcBorders>
-          </w:tcPr>
-          <w:p>
-            <w:pPr>
-              <w:pStyle w:val="TableParagraph"/>
-              <w:spacing w:before="4" w:line="227" w:lineRule="exact"/>
-              <w:ind w:left="63"/>
-              <w:rPr>
-                <w:rFonts w:ascii="Arial Narrow" w:hAnsi="Arial Narrow"/>
-                <w:i/>
-                <w:sz w:val="21"/>
-              </w:rPr>
-            </w:pPr>
-            <w:r>
-              <w:rPr>
-                <w:rFonts w:ascii="Arial Narrow" w:hAnsi="Arial Narrow"/>
-                <w:i/>
-                <w:sz w:val="21"/>
-              </w:rPr>
-              <w:t>Бычков</w:t>
-            </w:r>
-            <w:r>
-              <w:rPr>
-                <w:rFonts w:ascii="Arial Narrow" w:hAnsi="Arial Narrow"/>
-                <w:i/>
-                <w:spacing w:val="31"/>
-                <w:sz w:val="21"/>
-              </w:rPr>
-              <w:t xml:space="preserve"> </w:t>
-            </w:r>
-            <w:r>
-              <w:rPr>
-                <w:rFonts w:ascii="Arial Narrow" w:hAnsi="Arial Narrow"/>
-                <w:i/>
-                <w:spacing w:val="-5"/>
-                <w:sz w:val="21"/>
-              </w:rPr>
-              <w:t>А.Ю</w:t>
-            </w:r>
-          </w:p>
-        </w:tc>
-        <w:tc>
-          <w:tcPr>
-            <w:tcW w:w="852" w:type="dxa"/>
-            <w:tcBorders>
-              <w:top w:val="single" w:sz="6" w:space="0" w:color="000000"/>
-            </w:tcBorders>
-          </w:tcPr>
-          <w:p>
-            <w:pPr>
-              <w:pStyle w:val="TableParagraph"/>
-              <w:spacing w:before="0"/>
-              <w:rPr>
-                <w:sz w:val="18"/>
-              </w:rPr>
-            </w:pPr>
-          </w:p>
-        </w:tc>
-        <w:tc>
-          <w:tcPr>
-            <w:tcW w:w="566" w:type="dxa"/>
-            <w:tcBorders>
-              <w:top w:val="single" w:sz="6" w:space="0" w:color="000000"/>
-            </w:tcBorders>
-          </w:tcPr>
-          <w:p>
-            <w:pPr>
-              <w:pStyle w:val="TableParagraph"/>
-              <w:spacing w:before="0"/>
-              <w:rPr>
-                <w:sz w:val="18"/>
-              </w:rPr>
-            </w:pPr>
-          </w:p>
-        </w:tc>
-        <w:tc>
-          <w:tcPr>
-            <w:tcW w:w="3968" w:type="dxa"/>
-            <w:gridSpan w:val="4"/>
-            <w:vMerge/>
-            <w:tcBorders>
-              <w:top w:val="nil"/>
-            </w:tcBorders>
-          </w:tcPr>
-          <w:p>
-            <w:pPr>
-              <w:rPr>
-                <w:sz w:val="2"/>
-                <w:szCs w:val="2"/>
-              </w:rPr>
-            </w:pPr>
-          </w:p>
-        </w:tc>
-        <w:tc>
-          <w:tcPr>
-            <w:tcW w:w="2827" w:type="dxa"/>
-            <w:gridSpan w:val="5"/>
-            <w:vMerge/>
-            <w:tcBorders>
-              <w:top w:val="nil"/>
-            </w:tcBorders>
-          </w:tcPr>
-          <w:p>
-            <w:pPr>
-              <w:rPr>
-                <w:sz w:val="2"/>
-                <w:szCs w:val="2"/>
-              </w:rPr>
-            </w:pPr>
-          </w:p>
-        </w:tc>
-      </w:tr>
-    </w:tbl>
+      <w:r>
+        <w:rPr>
+          <w:noProof/>
+          <w:sz w:val="17"/>
+          <w:lang w:eastAsia="ru-RU"/>
+        </w:rPr>
+        <w:lastRenderedPageBreak/>
+        <w:drawing>
+          <wp:anchor distT="0" distB="0" distL="0" distR="0" simplePos="0" relativeHeight="251662848" behindDoc="1" locked="0" layoutInCell="1" allowOverlap="1" wp14:anchorId="09B4D8F6" wp14:editId="79F403D2">
+            <wp:simplePos x="0" y="0"/>
+            <wp:positionH relativeFrom="page">
+              <wp:posOffset>287079</wp:posOffset>
+            </wp:positionH>
+            <wp:positionV relativeFrom="page">
+              <wp:posOffset>170121</wp:posOffset>
+            </wp:positionV>
+            <wp:extent cx="7113270" cy="10185991"/>
+            <wp:effectExtent l="0" t="0" r="0" b="6350"/>
+            <wp:wrapNone/>
+            <wp:docPr id="15" name="Image 2"/>
+            <wp:cNvGraphicFramePr>
+              <a:graphicFrameLocks xmlns:a="http://schemas.openxmlformats.org/drawingml/2006/main"/>
+            </wp:cNvGraphicFramePr>
+            <a:graphic xmlns:a="http://schemas.openxmlformats.org/drawingml/2006/main">
+              <a:graphicData uri="http://schemas.openxmlformats.org/drawingml/2006/picture">
+                <pic:pic xmlns:pic="http://schemas.openxmlformats.org/drawingml/2006/picture">
+                  <pic:nvPicPr>
+                    <pic:cNvPr id="2" name="Image 2"/>
+                    <pic:cNvPicPr/>
+                  </pic:nvPicPr>
+                  <pic:blipFill>
+                    <a:blip r:embed="rId26" cstate="print"/>
+                    <a:stretch>
+                      <a:fillRect/>
+                    </a:stretch>
+                  </pic:blipFill>
+                  <pic:spPr>
+                    <a:xfrm>
+                      <a:off x="0" y="0"/>
+                      <a:ext cx="7116102" cy="10190046"/>
+                    </a:xfrm>
+                    <a:prstGeom prst="rect">
+                      <a:avLst/>
+                    </a:prstGeom>
+                  </pic:spPr>
+                </pic:pic>
+              </a:graphicData>
+            </a:graphic>
+            <wp14:sizeRelH relativeFrom="margin">
+              <wp14:pctWidth>0</wp14:pctWidth>
+            </wp14:sizeRelH>
+            <wp14:sizeRelV relativeFrom="margin">
+              <wp14:pctHeight>0</wp14:pctHeight>
+            </wp14:sizeRelV>
+          </wp:anchor>
+        </w:drawing>
+      </w:r>
+    </w:p>
     <w:p>
       <w:pPr>
         <w:rPr>
@@ -36746,18 +27808,19 @@
           <w:szCs w:val="2"/>
         </w:rPr>
         <w:sectPr>
-          <w:footerReference w:type="default" r:id="rId26"/>
+          <w:footerReference w:type="default" r:id="rId27"/>
           <w:pgSz w:w="11910" w:h="16840"/>
           <w:pgMar w:top="220" w:right="141" w:bottom="280" w:left="425" w:header="0" w:footer="0" w:gutter="0"/>
           <w:cols w:space="720"/>
         </w:sectPr>
       </w:pPr>
+      <w:bookmarkStart w:id="31" w:name="_GoBack"/>
+      <w:bookmarkEnd w:id="31"/>
     </w:p>
     <w:p>
       <w:pPr>
         <w:pStyle w:val="1"/>
-        <w:ind w:left="1192" w:right="622"/>
-        <w:jc w:val="center"/>
+        <w:ind w:left="3600" w:right="622"/>
       </w:pPr>
       <w:bookmarkStart w:id="32" w:name="4de9ab333130fc46ca50143115843fb93f7a16a6"/>
       <w:bookmarkStart w:id="33" w:name="_bookmark31"/>
@@ -36820,13 +27883,13 @@
         <mc:AlternateContent>
           <mc:Choice Requires="wpg">
             <w:drawing>
-              <wp:anchor distT="0" distB="0" distL="0" distR="0" simplePos="0" relativeHeight="487591424" behindDoc="1" locked="0" layoutInCell="1" allowOverlap="1">
+              <wp:anchor distT="0" distB="0" distL="0" distR="0" simplePos="0" relativeHeight="251656704" behindDoc="1" locked="0" layoutInCell="1" allowOverlap="1">
                 <wp:simplePos x="0" y="0"/>
                 <wp:positionH relativeFrom="page">
-                  <wp:posOffset>1080820</wp:posOffset>
+                  <wp:posOffset>882599</wp:posOffset>
                 </wp:positionH>
                 <wp:positionV relativeFrom="paragraph">
-                  <wp:posOffset>154195</wp:posOffset>
+                  <wp:posOffset>215191</wp:posOffset>
                 </wp:positionV>
                 <wp:extent cx="5967730" cy="4972050"/>
                 <wp:effectExtent l="0" t="0" r="0" b="0"/>
@@ -36982,7 +28045,7 @@
                           <pic:cNvPicPr/>
                         </pic:nvPicPr>
                         <pic:blipFill>
-                          <a:blip r:embed="rId27" cstate="print"/>
+                          <a:blip r:embed="rId28" cstate="print"/>
                           <a:stretch>
                             <a:fillRect/>
                           </a:stretch>
@@ -37005,7 +28068,7 @@
           </mc:Choice>
           <mc:Fallback>
             <w:pict>
-              <v:group w14:anchorId="41035F35" id="Group 11" o:spid="_x0000_s1026" style="position:absolute;margin-left:85.1pt;margin-top:12.15pt;width:469.9pt;height:391.5pt;z-index:-15725056;mso-wrap-distance-left:0;mso-wrap-distance-right:0;mso-position-horizontal-relative:page" coordsize="59677,49720" o:gfxdata="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">
+              <v:group w14:anchorId="17A83CB7" id="Group 11" o:spid="_x0000_s1026" style="position:absolute;margin-left:69.5pt;margin-top:16.95pt;width:469.9pt;height:391.5pt;z-index:-251659776;mso-wrap-distance-left:0;mso-wrap-distance-right:0;mso-position-horizontal-relative:page" coordsize="59677,49720" o:gfxdata="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">
                 <v:shape id="Graphic 12" o:spid="_x0000_s1027" style="position:absolute;width:59677;height:49676;visibility:visible;mso-wrap-style:square;v-text-anchor:top" coordsize="5967730,4967605" o:gfxdata="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" path="m4571,r,9143em4571,r,9143em9143,4571r5949138,em5962853,r,9143em5962853,r,9143em4571,9143r,4953635em,4967350r9143,em,4967350r9143,em9143,4967350r5949138,em5962853,9143r,4953635em5958281,4967350r9144,em5958281,4967350r9144,e" filled="f" strokecolor="#999" strokeweight=".72pt">
                   <v:stroke dashstyle="3 1"/>
                   <v:path arrowok="t"/>
@@ -37030,7 +28093,7 @@
                   <o:lock v:ext="edit" aspectratio="t"/>
                 </v:shapetype>
                 <v:shape id="Image 13" o:spid="_x0000_s1028" type="#_x0000_t75" style="position:absolute;left:107;top:2786;width:59404;height:43580;visibility:visible;mso-wrap-style:square" o:gfxdata="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">
-                  <v:imagedata r:id="rId28" o:title=""/>
+                  <v:imagedata r:id="rId29" o:title=""/>
                 </v:shape>
                 <w10:wrap type="topAndBottom" anchorx="page"/>
               </v:group>
@@ -37163,7 +28226,7 @@
           <w:sz w:val="26"/>
         </w:rPr>
         <w:sectPr>
-          <w:footerReference w:type="default" r:id="rId29"/>
+          <w:footerReference w:type="default" r:id="rId30"/>
           <w:pgSz w:w="11910" w:h="16840"/>
           <w:pgMar w:top="1040" w:right="141" w:bottom="820" w:left="425" w:header="0" w:footer="591" w:gutter="0"/>
           <w:pgNumType w:start="32"/>
@@ -44639,7 +35702,7 @@
                               <w:spacing w:val="-5"/>
                               <w:sz w:val="24"/>
                             </w:rPr>
-                            <w:t>10</w:t>
+                            <w:t>32</w:t>
                           </w:r>
                           <w:r>
                             <w:rPr>
@@ -44705,7 +35768,7 @@
                         <w:spacing w:val="-5"/>
                         <w:sz w:val="24"/>
                       </w:rPr>
-                      <w:t>10</w:t>
+                      <w:t>32</w:t>
                     </w:r>
                     <w:r>
                       <w:rPr>
@@ -44841,7 +35904,7 @@
                               <w:spacing w:val="-5"/>
                               <w:sz w:val="24"/>
                             </w:rPr>
-                            <w:t>38</w:t>
+                            <w:t>32</w:t>
                           </w:r>
                           <w:r>
                             <w:rPr>
@@ -44907,7 +35970,7 @@
                         <w:spacing w:val="-5"/>
                         <w:sz w:val="24"/>
                       </w:rPr>
-                      <w:t>38</w:t>
+                      <w:t>32</w:t>
                     </w:r>
                     <w:r>
                       <w:rPr>
@@ -44982,7 +36045,7 @@
       <w:lvlText w:val="%1.%2."/>
       <w:lvlJc w:val="left"/>
       <w:pPr>
-        <w:ind w:left="4963" w:hanging="490"/>
+        <w:ind w:left="4317" w:hanging="490"/>
         <w:jc w:val="right"/>
       </w:pPr>
       <w:rPr>
@@ -46268,7 +37331,6 @@
   <w:style w:type="character" w:default="1" w:styleId="a0">
     <w:name w:val="Default Paragraph Font"/>
     <w:uiPriority w:val="1"/>
-    <w:semiHidden/>
     <w:unhideWhenUsed/>
   </w:style>
   <w:style w:type="table" w:default="1" w:styleId="a1">
